--- a/ml-project/data/credit/Diccionario.docx
+++ b/ml-project/data/credit/Diccionario.docx
@@ -5,9 +5,10 @@
     <w:p>
       <w:pPr>
         <w:spacing w:before="100" w:beforeAutospacing="1" w:after="100" w:afterAutospacing="1" w:line="240" w:lineRule="auto"/>
+        <w:jc w:val="center"/>
         <w:outlineLvl w:val="1"/>
         <w:rPr>
-          <w:rFonts w:ascii="Times New Roman" w:eastAsia="Times New Roman" w:hAnsi="Times New Roman" w:cs="Times New Roman"/>
+          <w:rFonts w:ascii="Arial" w:eastAsia="Times New Roman" w:hAnsi="Arial" w:cs="Arial"/>
           <w:b/>
           <w:bCs/>
           <w:kern w:val="0"/>
@@ -19,7 +20,7 @@
       </w:pPr>
       <w:r>
         <w:rPr>
-          <w:rFonts w:ascii="Times New Roman" w:eastAsia="Times New Roman" w:hAnsi="Times New Roman" w:cs="Times New Roman"/>
+          <w:rFonts w:ascii="Arial" w:eastAsia="Times New Roman" w:hAnsi="Arial" w:cs="Arial"/>
           <w:b/>
           <w:bCs/>
           <w:kern w:val="0"/>
@@ -35,16 +36,20 @@
       <w:pPr>
         <w:spacing w:before="100" w:beforeAutospacing="1" w:after="100" w:afterAutospacing="1" w:line="240" w:lineRule="auto"/>
         <w:rPr>
-          <w:rFonts w:ascii="Times New Roman" w:eastAsia="Times New Roman" w:hAnsi="Times New Roman" w:cs="Times New Roman"/>
+          <w:rFonts w:ascii="Arial" w:eastAsia="Times New Roman" w:hAnsi="Arial" w:cs="Arial"/>
           <w:kern w:val="0"/>
+          <w:sz w:val="20"/>
+          <w:szCs w:val="20"/>
           <w:lang w:eastAsia="es-MX"/>
           <w14:ligatures w14:val="none"/>
         </w:rPr>
       </w:pPr>
       <w:r>
         <w:rPr>
-          <w:rFonts w:ascii="Times New Roman" w:eastAsia="Times New Roman" w:hAnsi="Times New Roman" w:cs="Times New Roman"/>
+          <w:rFonts w:ascii="Arial" w:eastAsia="Times New Roman" w:hAnsi="Arial" w:cs="Arial"/>
           <w:kern w:val="0"/>
+          <w:sz w:val="20"/>
+          <w:szCs w:val="20"/>
           <w:lang w:eastAsia="es-MX"/>
           <w14:ligatures w14:val="none"/>
         </w:rPr>
@@ -52,10 +57,12 @@
       </w:r>
       <w:r>
         <w:rPr>
-          <w:rFonts w:ascii="Times New Roman" w:eastAsia="Times New Roman" w:hAnsi="Times New Roman" w:cs="Times New Roman"/>
+          <w:rFonts w:ascii="Arial" w:eastAsia="Times New Roman" w:hAnsi="Arial" w:cs="Arial"/>
           <w:b/>
           <w:bCs/>
           <w:kern w:val="0"/>
+          <w:sz w:val="20"/>
+          <w:szCs w:val="20"/>
           <w:lang w:eastAsia="es-MX"/>
           <w14:ligatures w14:val="none"/>
         </w:rPr>
@@ -63,8 +70,10 @@
       </w:r>
       <w:r>
         <w:rPr>
-          <w:rFonts w:ascii="Times New Roman" w:eastAsia="Times New Roman" w:hAnsi="Times New Roman" w:cs="Times New Roman"/>
+          <w:rFonts w:ascii="Arial" w:eastAsia="Times New Roman" w:hAnsi="Arial" w:cs="Arial"/>
           <w:kern w:val="0"/>
+          <w:sz w:val="20"/>
+          <w:szCs w:val="20"/>
           <w:lang w:eastAsia="es-MX"/>
           <w14:ligatures w14:val="none"/>
         </w:rPr>
@@ -72,8 +81,10 @@
       </w:r>
       <w:r>
         <w:rPr>
-          <w:rFonts w:ascii="Times New Roman" w:eastAsia="Times New Roman" w:hAnsi="Times New Roman" w:cs="Times New Roman"/>
+          <w:rFonts w:ascii="Arial" w:eastAsia="Times New Roman" w:hAnsi="Arial" w:cs="Arial"/>
           <w:kern w:val="0"/>
+          <w:sz w:val="20"/>
+          <w:szCs w:val="20"/>
           <w:lang w:eastAsia="es-MX"/>
           <w14:ligatures w14:val="none"/>
         </w:rPr>
@@ -82,10 +93,12 @@
       </w:r>
       <w:r>
         <w:rPr>
-          <w:rFonts w:ascii="Times New Roman" w:eastAsia="Times New Roman" w:hAnsi="Times New Roman" w:cs="Times New Roman"/>
+          <w:rFonts w:ascii="Arial" w:eastAsia="Times New Roman" w:hAnsi="Arial" w:cs="Arial"/>
           <w:b/>
           <w:bCs/>
           <w:kern w:val="0"/>
+          <w:sz w:val="20"/>
+          <w:szCs w:val="20"/>
           <w:lang w:eastAsia="es-MX"/>
           <w14:ligatures w14:val="none"/>
         </w:rPr>
@@ -93,8 +106,10 @@
       </w:r>
       <w:r>
         <w:rPr>
-          <w:rFonts w:ascii="Times New Roman" w:eastAsia="Times New Roman" w:hAnsi="Times New Roman" w:cs="Times New Roman"/>
+          <w:rFonts w:ascii="Arial" w:eastAsia="Times New Roman" w:hAnsi="Arial" w:cs="Arial"/>
           <w:kern w:val="0"/>
+          <w:sz w:val="20"/>
+          <w:szCs w:val="20"/>
           <w:lang w:eastAsia="es-MX"/>
           <w14:ligatures w14:val="none"/>
         </w:rPr>
@@ -102,10 +117,12 @@
       </w:r>
       <w:r>
         <w:rPr>
-          <w:rFonts w:ascii="Times New Roman" w:eastAsia="Times New Roman" w:hAnsi="Times New Roman" w:cs="Times New Roman"/>
+          <w:rFonts w:ascii="Arial" w:eastAsia="Times New Roman" w:hAnsi="Arial" w:cs="Arial"/>
           <w:b/>
           <w:bCs/>
           <w:kern w:val="0"/>
+          <w:sz w:val="20"/>
+          <w:szCs w:val="20"/>
           <w:lang w:eastAsia="es-MX"/>
           <w14:ligatures w14:val="none"/>
         </w:rPr>
@@ -113,8 +130,10 @@
       </w:r>
       <w:r>
         <w:rPr>
-          <w:rFonts w:ascii="Times New Roman" w:eastAsia="Times New Roman" w:hAnsi="Times New Roman" w:cs="Times New Roman"/>
+          <w:rFonts w:ascii="Arial" w:eastAsia="Times New Roman" w:hAnsi="Arial" w:cs="Arial"/>
           <w:kern w:val="0"/>
+          <w:sz w:val="20"/>
+          <w:szCs w:val="20"/>
           <w:lang w:eastAsia="es-MX"/>
           <w14:ligatures w14:val="none"/>
         </w:rPr>
@@ -125,16 +144,20 @@
       <w:pPr>
         <w:spacing w:before="100" w:beforeAutospacing="1" w:after="100" w:afterAutospacing="1" w:line="240" w:lineRule="auto"/>
         <w:rPr>
-          <w:rFonts w:ascii="Times New Roman" w:eastAsia="Times New Roman" w:hAnsi="Times New Roman" w:cs="Times New Roman"/>
+          <w:rFonts w:ascii="Arial" w:eastAsia="Times New Roman" w:hAnsi="Arial" w:cs="Arial"/>
           <w:kern w:val="0"/>
+          <w:sz w:val="20"/>
+          <w:szCs w:val="20"/>
           <w:lang w:eastAsia="es-MX"/>
           <w14:ligatures w14:val="none"/>
         </w:rPr>
       </w:pPr>
       <w:r>
         <w:rPr>
-          <w:rFonts w:ascii="Times New Roman" w:eastAsia="Times New Roman" w:hAnsi="Times New Roman" w:cs="Times New Roman"/>
+          <w:rFonts w:ascii="Arial" w:eastAsia="Times New Roman" w:hAnsi="Arial" w:cs="Arial"/>
           <w:kern w:val="0"/>
+          <w:sz w:val="20"/>
+          <w:szCs w:val="20"/>
           <w:lang w:eastAsia="es-MX"/>
           <w14:ligatures w14:val="none"/>
         </w:rPr>
@@ -142,10 +165,12 @@
       </w:r>
       <w:r>
         <w:rPr>
-          <w:rFonts w:ascii="Times New Roman" w:eastAsia="Times New Roman" w:hAnsi="Times New Roman" w:cs="Times New Roman"/>
+          <w:rFonts w:ascii="Arial" w:eastAsia="Times New Roman" w:hAnsi="Arial" w:cs="Arial"/>
           <w:b/>
           <w:bCs/>
           <w:kern w:val="0"/>
+          <w:sz w:val="20"/>
+          <w:szCs w:val="20"/>
           <w:lang w:eastAsia="es-MX"/>
           <w14:ligatures w14:val="none"/>
         </w:rPr>
@@ -153,8 +178,10 @@
       </w:r>
       <w:r>
         <w:rPr>
-          <w:rFonts w:ascii="Times New Roman" w:eastAsia="Times New Roman" w:hAnsi="Times New Roman" w:cs="Times New Roman"/>
+          <w:rFonts w:ascii="Arial" w:eastAsia="Times New Roman" w:hAnsi="Arial" w:cs="Arial"/>
           <w:kern w:val="0"/>
+          <w:sz w:val="20"/>
+          <w:szCs w:val="20"/>
           <w:lang w:eastAsia="es-MX"/>
           <w14:ligatures w14:val="none"/>
         </w:rPr>
@@ -169,16 +196,20 @@
         </w:numPr>
         <w:spacing w:before="100" w:beforeAutospacing="1" w:after="100" w:afterAutospacing="1" w:line="240" w:lineRule="auto"/>
         <w:rPr>
-          <w:rFonts w:ascii="Times New Roman" w:eastAsia="Times New Roman" w:hAnsi="Times New Roman" w:cs="Times New Roman"/>
+          <w:rFonts w:ascii="Arial" w:eastAsia="Times New Roman" w:hAnsi="Arial" w:cs="Arial"/>
           <w:kern w:val="0"/>
+          <w:sz w:val="20"/>
+          <w:szCs w:val="20"/>
           <w:lang w:eastAsia="es-MX"/>
           <w14:ligatures w14:val="none"/>
         </w:rPr>
       </w:pPr>
       <w:r>
         <w:rPr>
-          <w:rFonts w:ascii="Times New Roman" w:eastAsia="Times New Roman" w:hAnsi="Times New Roman" w:cs="Times New Roman"/>
+          <w:rFonts w:ascii="Arial" w:eastAsia="Times New Roman" w:hAnsi="Arial" w:cs="Arial"/>
           <w:kern w:val="0"/>
+          <w:sz w:val="20"/>
+          <w:szCs w:val="20"/>
           <w:lang w:eastAsia="es-MX"/>
           <w14:ligatures w14:val="none"/>
         </w:rPr>
@@ -193,16 +224,20 @@
         </w:numPr>
         <w:spacing w:before="100" w:beforeAutospacing="1" w:after="100" w:afterAutospacing="1" w:line="240" w:lineRule="auto"/>
         <w:rPr>
-          <w:rFonts w:ascii="Times New Roman" w:eastAsia="Times New Roman" w:hAnsi="Times New Roman" w:cs="Times New Roman"/>
+          <w:rFonts w:ascii="Arial" w:eastAsia="Times New Roman" w:hAnsi="Arial" w:cs="Arial"/>
           <w:kern w:val="0"/>
+          <w:sz w:val="20"/>
+          <w:szCs w:val="20"/>
           <w:lang w:eastAsia="es-MX"/>
           <w14:ligatures w14:val="none"/>
         </w:rPr>
       </w:pPr>
       <w:r>
         <w:rPr>
-          <w:rFonts w:ascii="Times New Roman" w:eastAsia="Times New Roman" w:hAnsi="Times New Roman" w:cs="Times New Roman"/>
+          <w:rFonts w:ascii="Arial" w:eastAsia="Times New Roman" w:hAnsi="Arial" w:cs="Arial"/>
           <w:kern w:val="0"/>
+          <w:sz w:val="20"/>
+          <w:szCs w:val="20"/>
           <w:lang w:eastAsia="es-MX"/>
           <w14:ligatures w14:val="none"/>
         </w:rPr>
@@ -217,16 +252,20 @@
         </w:numPr>
         <w:spacing w:before="100" w:beforeAutospacing="1" w:after="100" w:afterAutospacing="1" w:line="240" w:lineRule="auto"/>
         <w:rPr>
-          <w:rFonts w:ascii="Times New Roman" w:eastAsia="Times New Roman" w:hAnsi="Times New Roman" w:cs="Times New Roman"/>
+          <w:rFonts w:ascii="Arial" w:eastAsia="Times New Roman" w:hAnsi="Arial" w:cs="Arial"/>
           <w:kern w:val="0"/>
+          <w:sz w:val="20"/>
+          <w:szCs w:val="20"/>
           <w:lang w:eastAsia="es-MX"/>
           <w14:ligatures w14:val="none"/>
         </w:rPr>
       </w:pPr>
       <w:r>
         <w:rPr>
-          <w:rFonts w:ascii="Times New Roman" w:eastAsia="Times New Roman" w:hAnsi="Times New Roman" w:cs="Times New Roman"/>
+          <w:rFonts w:ascii="Arial" w:eastAsia="Times New Roman" w:hAnsi="Arial" w:cs="Arial"/>
           <w:kern w:val="0"/>
+          <w:sz w:val="20"/>
+          <w:szCs w:val="20"/>
           <w:lang w:eastAsia="es-MX"/>
           <w14:ligatures w14:val="none"/>
         </w:rPr>
@@ -241,16 +280,20 @@
         </w:numPr>
         <w:spacing w:before="100" w:beforeAutospacing="1" w:after="100" w:afterAutospacing="1" w:line="240" w:lineRule="auto"/>
         <w:rPr>
-          <w:rFonts w:ascii="Times New Roman" w:eastAsia="Times New Roman" w:hAnsi="Times New Roman" w:cs="Times New Roman"/>
+          <w:rFonts w:ascii="Arial" w:eastAsia="Times New Roman" w:hAnsi="Arial" w:cs="Arial"/>
           <w:kern w:val="0"/>
+          <w:sz w:val="20"/>
+          <w:szCs w:val="20"/>
           <w:lang w:eastAsia="es-MX"/>
           <w14:ligatures w14:val="none"/>
         </w:rPr>
       </w:pPr>
       <w:r>
         <w:rPr>
-          <w:rFonts w:ascii="Times New Roman" w:eastAsia="Times New Roman" w:hAnsi="Times New Roman" w:cs="Times New Roman"/>
+          <w:rFonts w:ascii="Arial" w:eastAsia="Times New Roman" w:hAnsi="Arial" w:cs="Arial"/>
           <w:kern w:val="0"/>
+          <w:sz w:val="20"/>
+          <w:szCs w:val="20"/>
           <w:lang w:eastAsia="es-MX"/>
           <w14:ligatures w14:val="none"/>
         </w:rPr>
@@ -265,16 +308,20 @@
         </w:numPr>
         <w:spacing w:before="100" w:beforeAutospacing="1" w:after="100" w:afterAutospacing="1" w:line="240" w:lineRule="auto"/>
         <w:rPr>
-          <w:rFonts w:ascii="Times New Roman" w:eastAsia="Times New Roman" w:hAnsi="Times New Roman" w:cs="Times New Roman"/>
+          <w:rFonts w:ascii="Arial" w:eastAsia="Times New Roman" w:hAnsi="Arial" w:cs="Arial"/>
           <w:kern w:val="0"/>
+          <w:sz w:val="20"/>
+          <w:szCs w:val="20"/>
           <w:lang w:eastAsia="es-MX"/>
           <w14:ligatures w14:val="none"/>
         </w:rPr>
       </w:pPr>
       <w:r>
         <w:rPr>
-          <w:rFonts w:ascii="Times New Roman" w:eastAsia="Times New Roman" w:hAnsi="Times New Roman" w:cs="Times New Roman"/>
+          <w:rFonts w:ascii="Arial" w:eastAsia="Times New Roman" w:hAnsi="Arial" w:cs="Arial"/>
           <w:kern w:val="0"/>
+          <w:sz w:val="20"/>
+          <w:szCs w:val="20"/>
           <w:lang w:eastAsia="es-MX"/>
           <w14:ligatures w14:val="none"/>
         </w:rPr>
@@ -289,16 +336,20 @@
         </w:numPr>
         <w:spacing w:before="100" w:beforeAutospacing="1" w:after="100" w:afterAutospacing="1" w:line="240" w:lineRule="auto"/>
         <w:rPr>
-          <w:rFonts w:ascii="Times New Roman" w:eastAsia="Times New Roman" w:hAnsi="Times New Roman" w:cs="Times New Roman"/>
+          <w:rFonts w:ascii="Arial" w:eastAsia="Times New Roman" w:hAnsi="Arial" w:cs="Arial"/>
           <w:kern w:val="0"/>
+          <w:sz w:val="20"/>
+          <w:szCs w:val="20"/>
           <w:lang w:eastAsia="es-MX"/>
           <w14:ligatures w14:val="none"/>
         </w:rPr>
       </w:pPr>
       <w:r>
         <w:rPr>
-          <w:rFonts w:ascii="Times New Roman" w:eastAsia="Times New Roman" w:hAnsi="Times New Roman" w:cs="Times New Roman"/>
+          <w:rFonts w:ascii="Arial" w:eastAsia="Times New Roman" w:hAnsi="Arial" w:cs="Arial"/>
           <w:kern w:val="0"/>
+          <w:sz w:val="20"/>
+          <w:szCs w:val="20"/>
           <w:lang w:eastAsia="es-MX"/>
           <w14:ligatures w14:val="none"/>
         </w:rPr>
@@ -309,16 +360,20 @@
       <w:pPr>
         <w:spacing w:before="100" w:beforeAutospacing="1" w:after="100" w:afterAutospacing="1" w:line="240" w:lineRule="auto"/>
         <w:rPr>
-          <w:rFonts w:ascii="Times New Roman" w:eastAsia="Times New Roman" w:hAnsi="Times New Roman" w:cs="Times New Roman"/>
+          <w:rFonts w:ascii="Arial" w:eastAsia="Times New Roman" w:hAnsi="Arial" w:cs="Arial"/>
           <w:kern w:val="0"/>
+          <w:sz w:val="20"/>
+          <w:szCs w:val="20"/>
           <w:lang w:eastAsia="es-MX"/>
           <w14:ligatures w14:val="none"/>
         </w:rPr>
       </w:pPr>
       <w:r>
         <w:rPr>
-          <w:rFonts w:ascii="Times New Roman" w:eastAsia="Times New Roman" w:hAnsi="Times New Roman" w:cs="Times New Roman"/>
+          <w:rFonts w:ascii="Arial" w:eastAsia="Times New Roman" w:hAnsi="Arial" w:cs="Arial"/>
           <w:kern w:val="0"/>
+          <w:sz w:val="20"/>
+          <w:szCs w:val="20"/>
           <w:lang w:eastAsia="es-MX"/>
           <w14:ligatures w14:val="none"/>
         </w:rPr>
@@ -326,10 +381,12 @@
       </w:r>
       <w:r>
         <w:rPr>
-          <w:rFonts w:ascii="Times New Roman" w:eastAsia="Times New Roman" w:hAnsi="Times New Roman" w:cs="Times New Roman"/>
+          <w:rFonts w:ascii="Arial" w:eastAsia="Times New Roman" w:hAnsi="Arial" w:cs="Arial"/>
           <w:b/>
           <w:bCs/>
           <w:kern w:val="0"/>
+          <w:sz w:val="20"/>
+          <w:szCs w:val="20"/>
           <w:lang w:eastAsia="es-MX"/>
           <w14:ligatures w14:val="none"/>
         </w:rPr>
@@ -337,8 +394,10 @@
       </w:r>
       <w:r>
         <w:rPr>
-          <w:rFonts w:ascii="Times New Roman" w:eastAsia="Times New Roman" w:hAnsi="Times New Roman" w:cs="Times New Roman"/>
+          <w:rFonts w:ascii="Arial" w:eastAsia="Times New Roman" w:hAnsi="Arial" w:cs="Arial"/>
           <w:kern w:val="0"/>
+          <w:sz w:val="20"/>
+          <w:szCs w:val="20"/>
           <w:lang w:eastAsia="es-MX"/>
           <w14:ligatures w14:val="none"/>
         </w:rPr>
@@ -346,10 +405,12 @@
       </w:r>
       <w:r>
         <w:rPr>
-          <w:rFonts w:ascii="Times New Roman" w:eastAsia="Times New Roman" w:hAnsi="Times New Roman" w:cs="Times New Roman"/>
+          <w:rFonts w:ascii="Arial" w:eastAsia="Times New Roman" w:hAnsi="Arial" w:cs="Arial"/>
           <w:b/>
           <w:bCs/>
           <w:kern w:val="0"/>
+          <w:sz w:val="20"/>
+          <w:szCs w:val="20"/>
           <w:lang w:eastAsia="es-MX"/>
           <w14:ligatures w14:val="none"/>
         </w:rPr>
@@ -357,8 +418,10 @@
       </w:r>
       <w:r>
         <w:rPr>
-          <w:rFonts w:ascii="Times New Roman" w:eastAsia="Times New Roman" w:hAnsi="Times New Roman" w:cs="Times New Roman"/>
+          <w:rFonts w:ascii="Arial" w:eastAsia="Times New Roman" w:hAnsi="Arial" w:cs="Arial"/>
           <w:kern w:val="0"/>
+          <w:sz w:val="20"/>
+          <w:szCs w:val="20"/>
           <w:lang w:eastAsia="es-MX"/>
           <w14:ligatures w14:val="none"/>
         </w:rPr>
@@ -369,51 +432,1377 @@
       <w:pPr>
         <w:spacing w:after="0" w:line="240" w:lineRule="auto"/>
         <w:rPr>
-          <w:rFonts w:ascii="Times New Roman" w:eastAsia="Times New Roman" w:hAnsi="Times New Roman" w:cs="Times New Roman"/>
+          <w:rFonts w:ascii="Arial" w:eastAsia="Times New Roman" w:hAnsi="Arial" w:cs="Arial"/>
           <w:kern w:val="0"/>
+          <w:sz w:val="20"/>
+          <w:szCs w:val="20"/>
           <w:lang w:eastAsia="es-MX"/>
           <w14:ligatures w14:val="none"/>
         </w:rPr>
       </w:pPr>
       <w:r>
         <w:rPr>
-          <w:rFonts w:ascii="Times New Roman" w:eastAsia="Times New Roman" w:hAnsi="Times New Roman" w:cs="Times New Roman"/>
           <w:noProof/>
-          <w:kern w:val="0"/>
-          <w:lang w:eastAsia="es-MX"/>
-        </w:rPr>
-        <w:pict w14:anchorId="551EB2C6">
-          <v:rect id="_x0000_i1027" alt="" style="width:441.9pt;height:.05pt;mso-width-percent:0;mso-height-percent:0;mso-width-percent:0;mso-height-percent:0" o:hralign="center" o:hrstd="t" o:hr="t" fillcolor="#a0a0a0" stroked="f"/>
+        </w:rPr>
+      </w:r>
+      <w:r>
+        <w:pict w14:anchorId="4F9C6066">
+          <v:rect id="Horizontal Line 1" o:spid="_x0000_s1026" style="width:441.9pt;height:.05pt;visibility:visible;mso-wrap-style:square;mso-left-percent:-10001;mso-top-percent:-10001;mso-position-horizontal:absolute;mso-position-horizontal-relative:char;mso-position-vertical:absolute;mso-position-vertical-relative:line;mso-left-percent:-10001;mso-top-percent:-10001;v-text-anchor:top" o:gfxdata="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" filled="f">
+            <o:lock v:ext="edit" rotation="t" aspectratio="t" verticies="t" text="t" shapetype="t"/>
+            <w10:anchorlock/>
+          </v:rect>
         </w:pict>
       </w:r>
     </w:p>
     <w:p>
       <w:pPr>
-        <w:spacing w:before="100" w:beforeAutospacing="1" w:after="100" w:afterAutospacing="1" w:line="240" w:lineRule="auto"/>
-        <w:outlineLvl w:val="0"/>
-        <w:rPr>
-          <w:rFonts w:ascii="Times New Roman" w:eastAsia="Times New Roman" w:hAnsi="Times New Roman" w:cs="Times New Roman"/>
+        <w:spacing w:after="0" w:line="240" w:lineRule="auto"/>
+        <w:rPr>
+          <w:rFonts w:ascii="Arial" w:eastAsia="Times New Roman" w:hAnsi="Arial" w:cs="Arial"/>
           <w:b/>
           <w:bCs/>
-          <w:kern w:val="36"/>
-          <w:sz w:val="48"/>
-          <w:szCs w:val="48"/>
+          <w:kern w:val="0"/>
+          <w:sz w:val="20"/>
+          <w:szCs w:val="20"/>
           <w:lang w:eastAsia="es-MX"/>
           <w14:ligatures w14:val="none"/>
         </w:rPr>
       </w:pPr>
       <w:r>
         <w:rPr>
-          <w:rFonts w:ascii="Times New Roman" w:eastAsia="Times New Roman" w:hAnsi="Times New Roman" w:cs="Times New Roman"/>
+          <w:rFonts w:ascii="Arial" w:hAnsi="Arial" w:cs="Arial"/>
           <w:b/>
           <w:bCs/>
-          <w:kern w:val="36"/>
-          <w:sz w:val="48"/>
-          <w:szCs w:val="48"/>
+          <w:sz w:val="20"/>
+          <w:szCs w:val="20"/>
+        </w:rPr>
+        <w:t>VARIABLES DE IDENTIFICACION Y DEMOGRAFICAS</w:t>
+      </w:r>
+    </w:p>
+    <w:tbl>
+      <w:tblPr>
+        <w:tblW w:w="8913" w:type="dxa"/>
+        <w:tblCellSpacing w:w="15" w:type="dxa"/>
+        <w:tblCellMar>
+          <w:left w:w="0" w:type="dxa"/>
+          <w:right w:w="0" w:type="dxa"/>
+        </w:tblCellMar>
+        <w:tblLook w:val="04A0" w:firstRow="1" w:lastRow="0" w:firstColumn="1" w:lastColumn="0" w:noHBand="0" w:noVBand="1"/>
+      </w:tblPr>
+      <w:tblGrid>
+        <w:gridCol w:w="1633"/>
+        <w:gridCol w:w="5626"/>
+        <w:gridCol w:w="1654"/>
+      </w:tblGrid>
+      <w:tr>
+        <w:trPr>
+          <w:trHeight w:val="202"/>
+          <w:tblHeader/>
+          <w:tblCellSpacing w:w="15" w:type="dxa"/>
+        </w:trPr>
+        <w:tc>
+          <w:tcPr>
+            <w:tcW w:w="0" w:type="auto"/>
+            <w:tcBorders>
+              <w:top w:val="single" w:sz="6" w:space="0" w:color="auto"/>
+              <w:left w:val="single" w:sz="6" w:space="0" w:color="auto"/>
+              <w:bottom w:val="single" w:sz="6" w:space="0" w:color="auto"/>
+              <w:right w:val="single" w:sz="6" w:space="0" w:color="auto"/>
+            </w:tcBorders>
+            <w:tcMar>
+              <w:top w:w="240" w:type="dxa"/>
+              <w:left w:w="0" w:type="dxa"/>
+              <w:bottom w:w="240" w:type="dxa"/>
+              <w:right w:w="180" w:type="dxa"/>
+            </w:tcMar>
+            <w:vAlign w:val="center"/>
+            <w:hideMark/>
+          </w:tcPr>
+          <w:p>
+            <w:pPr>
+              <w:spacing w:after="0" w:line="240" w:lineRule="auto"/>
+              <w:rPr>
+                <w:rFonts w:ascii="Arial" w:eastAsia="Times New Roman" w:hAnsi="Arial" w:cs="Arial"/>
+                <w:color w:val="1F1F1F"/>
+                <w:kern w:val="0"/>
+                <w:sz w:val="20"/>
+                <w:szCs w:val="20"/>
+                <w:lang w:eastAsia="es-MX"/>
+                <w14:ligatures w14:val="none"/>
+              </w:rPr>
+            </w:pPr>
+            <w:r>
+              <w:rPr>
+                <w:rFonts w:ascii="Arial" w:eastAsia="Times New Roman" w:hAnsi="Arial" w:cs="Arial"/>
+                <w:b/>
+                <w:bCs/>
+                <w:color w:val="1F1F1F"/>
+                <w:kern w:val="0"/>
+                <w:sz w:val="20"/>
+                <w:szCs w:val="20"/>
+                <w:bdr w:val="none" w:sz="0" w:space="0" w:color="auto" w:frame="1"/>
+                <w:lang w:eastAsia="es-MX"/>
+                <w14:ligatures w14:val="none"/>
+              </w:rPr>
+              <w:t>Variable</w:t>
+            </w:r>
+          </w:p>
+        </w:tc>
+        <w:tc>
+          <w:tcPr>
+            <w:tcW w:w="0" w:type="auto"/>
+            <w:tcBorders>
+              <w:top w:val="single" w:sz="6" w:space="0" w:color="auto"/>
+              <w:left w:val="single" w:sz="6" w:space="0" w:color="auto"/>
+              <w:bottom w:val="single" w:sz="6" w:space="0" w:color="auto"/>
+              <w:right w:val="single" w:sz="6" w:space="0" w:color="auto"/>
+            </w:tcBorders>
+            <w:tcMar>
+              <w:top w:w="240" w:type="dxa"/>
+              <w:left w:w="0" w:type="dxa"/>
+              <w:bottom w:w="240" w:type="dxa"/>
+              <w:right w:w="180" w:type="dxa"/>
+            </w:tcMar>
+            <w:vAlign w:val="center"/>
+            <w:hideMark/>
+          </w:tcPr>
+          <w:p>
+            <w:pPr>
+              <w:spacing w:after="0" w:line="240" w:lineRule="auto"/>
+              <w:rPr>
+                <w:rFonts w:ascii="Arial" w:eastAsia="Times New Roman" w:hAnsi="Arial" w:cs="Arial"/>
+                <w:color w:val="1F1F1F"/>
+                <w:kern w:val="0"/>
+                <w:sz w:val="20"/>
+                <w:szCs w:val="20"/>
+                <w:lang w:eastAsia="es-MX"/>
+                <w14:ligatures w14:val="none"/>
+              </w:rPr>
+            </w:pPr>
+            <w:r>
+              <w:rPr>
+                <w:rFonts w:ascii="Arial" w:eastAsia="Times New Roman" w:hAnsi="Arial" w:cs="Arial"/>
+                <w:b/>
+                <w:bCs/>
+                <w:color w:val="1F1F1F"/>
+                <w:kern w:val="0"/>
+                <w:sz w:val="20"/>
+                <w:szCs w:val="20"/>
+                <w:bdr w:val="none" w:sz="0" w:space="0" w:color="auto" w:frame="1"/>
+                <w:lang w:eastAsia="es-MX"/>
+                <w14:ligatures w14:val="none"/>
+              </w:rPr>
+              <w:t>Descripción</w:t>
+            </w:r>
+          </w:p>
+        </w:tc>
+        <w:tc>
+          <w:tcPr>
+            <w:tcW w:w="0" w:type="auto"/>
+            <w:tcBorders>
+              <w:top w:val="single" w:sz="6" w:space="0" w:color="auto"/>
+              <w:left w:val="single" w:sz="6" w:space="0" w:color="auto"/>
+              <w:bottom w:val="single" w:sz="6" w:space="0" w:color="auto"/>
+              <w:right w:val="single" w:sz="6" w:space="0" w:color="auto"/>
+            </w:tcBorders>
+            <w:tcMar>
+              <w:top w:w="240" w:type="dxa"/>
+              <w:left w:w="0" w:type="dxa"/>
+              <w:bottom w:w="240" w:type="dxa"/>
+              <w:right w:w="0" w:type="dxa"/>
+            </w:tcMar>
+            <w:vAlign w:val="center"/>
+            <w:hideMark/>
+          </w:tcPr>
+          <w:p>
+            <w:pPr>
+              <w:spacing w:after="0" w:line="240" w:lineRule="auto"/>
+              <w:rPr>
+                <w:rFonts w:ascii="Arial" w:eastAsia="Times New Roman" w:hAnsi="Arial" w:cs="Arial"/>
+                <w:color w:val="1F1F1F"/>
+                <w:kern w:val="0"/>
+                <w:sz w:val="20"/>
+                <w:szCs w:val="20"/>
+                <w:lang w:eastAsia="es-MX"/>
+                <w14:ligatures w14:val="none"/>
+              </w:rPr>
+            </w:pPr>
+            <w:r>
+              <w:rPr>
+                <w:rFonts w:ascii="Arial" w:eastAsia="Times New Roman" w:hAnsi="Arial" w:cs="Arial"/>
+                <w:b/>
+                <w:bCs/>
+                <w:color w:val="1F1F1F"/>
+                <w:kern w:val="0"/>
+                <w:sz w:val="20"/>
+                <w:szCs w:val="20"/>
+                <w:bdr w:val="none" w:sz="0" w:space="0" w:color="auto" w:frame="1"/>
+                <w:lang w:eastAsia="es-MX"/>
+                <w14:ligatures w14:val="none"/>
+              </w:rPr>
+              <w:t>Tipo de Dato</w:t>
+            </w:r>
+          </w:p>
+        </w:tc>
+      </w:tr>
+      <w:tr>
+        <w:trPr>
+          <w:trHeight w:val="421"/>
+          <w:tblCellSpacing w:w="15" w:type="dxa"/>
+        </w:trPr>
+        <w:tc>
+          <w:tcPr>
+            <w:tcW w:w="0" w:type="auto"/>
+            <w:tcBorders>
+              <w:top w:val="single" w:sz="6" w:space="0" w:color="auto"/>
+              <w:left w:val="single" w:sz="6" w:space="0" w:color="auto"/>
+              <w:bottom w:val="single" w:sz="6" w:space="0" w:color="auto"/>
+              <w:right w:val="single" w:sz="6" w:space="0" w:color="auto"/>
+            </w:tcBorders>
+            <w:tcMar>
+              <w:top w:w="240" w:type="dxa"/>
+              <w:left w:w="0" w:type="dxa"/>
+              <w:bottom w:w="240" w:type="dxa"/>
+              <w:right w:w="180" w:type="dxa"/>
+            </w:tcMar>
+            <w:vAlign w:val="center"/>
+            <w:hideMark/>
+          </w:tcPr>
+          <w:p>
+            <w:pPr>
+              <w:spacing w:after="0" w:line="240" w:lineRule="auto"/>
+              <w:rPr>
+                <w:rFonts w:ascii="Arial" w:eastAsia="Times New Roman" w:hAnsi="Arial" w:cs="Arial"/>
+                <w:color w:val="1F1F1F"/>
+                <w:kern w:val="0"/>
+                <w:sz w:val="20"/>
+                <w:szCs w:val="20"/>
+                <w:lang w:eastAsia="es-MX"/>
+                <w14:ligatures w14:val="none"/>
+              </w:rPr>
+            </w:pPr>
+            <w:r>
+              <w:rPr>
+                <w:rFonts w:ascii="Arial" w:eastAsia="Times New Roman" w:hAnsi="Arial" w:cs="Arial"/>
+                <w:b/>
+                <w:bCs/>
+                <w:color w:val="1F1F1F"/>
+                <w:kern w:val="0"/>
+                <w:sz w:val="20"/>
+                <w:szCs w:val="20"/>
+                <w:bdr w:val="none" w:sz="0" w:space="0" w:color="auto" w:frame="1"/>
+                <w:lang w:eastAsia="es-MX"/>
+                <w14:ligatures w14:val="none"/>
+              </w:rPr>
+              <w:t>ID</w:t>
+            </w:r>
+          </w:p>
+        </w:tc>
+        <w:tc>
+          <w:tcPr>
+            <w:tcW w:w="0" w:type="auto"/>
+            <w:tcBorders>
+              <w:top w:val="single" w:sz="6" w:space="0" w:color="auto"/>
+              <w:left w:val="single" w:sz="6" w:space="0" w:color="auto"/>
+              <w:bottom w:val="single" w:sz="6" w:space="0" w:color="auto"/>
+              <w:right w:val="single" w:sz="6" w:space="0" w:color="auto"/>
+            </w:tcBorders>
+            <w:tcMar>
+              <w:top w:w="240" w:type="dxa"/>
+              <w:left w:w="0" w:type="dxa"/>
+              <w:bottom w:w="240" w:type="dxa"/>
+              <w:right w:w="180" w:type="dxa"/>
+            </w:tcMar>
+            <w:vAlign w:val="center"/>
+            <w:hideMark/>
+          </w:tcPr>
+          <w:p>
+            <w:pPr>
+              <w:spacing w:after="0" w:line="240" w:lineRule="auto"/>
+              <w:rPr>
+                <w:rFonts w:ascii="Arial" w:eastAsia="Times New Roman" w:hAnsi="Arial" w:cs="Arial"/>
+                <w:color w:val="1F1F1F"/>
+                <w:kern w:val="0"/>
+                <w:sz w:val="20"/>
+                <w:szCs w:val="20"/>
+                <w:lang w:eastAsia="es-MX"/>
+                <w14:ligatures w14:val="none"/>
+              </w:rPr>
+            </w:pPr>
+            <w:r>
+              <w:rPr>
+                <w:rFonts w:ascii="Arial" w:eastAsia="Times New Roman" w:hAnsi="Arial" w:cs="Arial"/>
+                <w:color w:val="1F1F1F"/>
+                <w:kern w:val="0"/>
+                <w:sz w:val="20"/>
+                <w:szCs w:val="20"/>
+                <w:bdr w:val="none" w:sz="0" w:space="0" w:color="auto" w:frame="1"/>
+                <w:lang w:eastAsia="es-MX"/>
+                <w14:ligatures w14:val="none"/>
+              </w:rPr>
+              <w:t xml:space="preserve">Numero de </w:t>
+            </w:r>
+            <w:r>
+              <w:rPr>
+                <w:rFonts w:ascii="Arial" w:eastAsia="Times New Roman" w:hAnsi="Arial" w:cs="Arial"/>
+                <w:color w:val="1F1F1F"/>
+                <w:kern w:val="0"/>
+                <w:sz w:val="20"/>
+                <w:szCs w:val="20"/>
+                <w:bdr w:val="none" w:sz="0" w:space="0" w:color="auto" w:frame="1"/>
+                <w:lang w:eastAsia="es-MX"/>
+                <w14:ligatures w14:val="none"/>
+              </w:rPr>
+              <w:t>identificación</w:t>
+            </w:r>
+            <w:r>
+              <w:rPr>
+                <w:rFonts w:ascii="Arial" w:eastAsia="Times New Roman" w:hAnsi="Arial" w:cs="Arial"/>
+                <w:color w:val="1F1F1F"/>
+                <w:kern w:val="0"/>
+                <w:sz w:val="20"/>
+                <w:szCs w:val="20"/>
+                <w:bdr w:val="none" w:sz="0" w:space="0" w:color="auto" w:frame="1"/>
+                <w:lang w:eastAsia="es-MX"/>
+                <w14:ligatures w14:val="none"/>
+              </w:rPr>
+              <w:t xml:space="preserve"> </w:t>
+            </w:r>
+            <w:r>
+              <w:rPr>
+                <w:rFonts w:ascii="Arial" w:eastAsia="Times New Roman" w:hAnsi="Arial" w:cs="Arial"/>
+                <w:color w:val="1F1F1F"/>
+                <w:kern w:val="0"/>
+                <w:sz w:val="20"/>
+                <w:szCs w:val="20"/>
+                <w:bdr w:val="none" w:sz="0" w:space="0" w:color="auto" w:frame="1"/>
+                <w:lang w:eastAsia="es-MX"/>
+                <w14:ligatures w14:val="none"/>
+              </w:rPr>
+              <w:t>único</w:t>
+            </w:r>
+            <w:r>
+              <w:rPr>
+                <w:rFonts w:ascii="Arial" w:eastAsia="Times New Roman" w:hAnsi="Arial" w:cs="Arial"/>
+                <w:color w:val="1F1F1F"/>
+                <w:kern w:val="0"/>
+                <w:sz w:val="20"/>
+                <w:szCs w:val="20"/>
+                <w:bdr w:val="none" w:sz="0" w:space="0" w:color="auto" w:frame="1"/>
+                <w:lang w:eastAsia="es-MX"/>
+                <w14:ligatures w14:val="none"/>
+              </w:rPr>
+              <w:t xml:space="preserve"> para cada cliente en el registro.</w:t>
+            </w:r>
+          </w:p>
+        </w:tc>
+        <w:tc>
+          <w:tcPr>
+            <w:tcW w:w="0" w:type="auto"/>
+            <w:tcBorders>
+              <w:top w:val="single" w:sz="6" w:space="0" w:color="auto"/>
+              <w:left w:val="single" w:sz="6" w:space="0" w:color="auto"/>
+              <w:bottom w:val="single" w:sz="6" w:space="0" w:color="auto"/>
+              <w:right w:val="single" w:sz="6" w:space="0" w:color="auto"/>
+            </w:tcBorders>
+            <w:tcMar>
+              <w:top w:w="240" w:type="dxa"/>
+              <w:left w:w="0" w:type="dxa"/>
+              <w:bottom w:w="240" w:type="dxa"/>
+              <w:right w:w="0" w:type="dxa"/>
+            </w:tcMar>
+            <w:vAlign w:val="center"/>
+            <w:hideMark/>
+          </w:tcPr>
+          <w:p>
+            <w:pPr>
+              <w:spacing w:after="0" w:line="240" w:lineRule="auto"/>
+              <w:rPr>
+                <w:rFonts w:ascii="Arial" w:eastAsia="Times New Roman" w:hAnsi="Arial" w:cs="Arial"/>
+                <w:color w:val="1F1F1F"/>
+                <w:kern w:val="0"/>
+                <w:sz w:val="20"/>
+                <w:szCs w:val="20"/>
+                <w:lang w:eastAsia="es-MX"/>
+                <w14:ligatures w14:val="none"/>
+              </w:rPr>
+            </w:pPr>
+            <w:r>
+              <w:rPr>
+                <w:rFonts w:ascii="Arial" w:eastAsia="Times New Roman" w:hAnsi="Arial" w:cs="Arial"/>
+                <w:color w:val="1F1F1F"/>
+                <w:kern w:val="0"/>
+                <w:sz w:val="20"/>
+                <w:szCs w:val="20"/>
+                <w:bdr w:val="none" w:sz="0" w:space="0" w:color="auto" w:frame="1"/>
+                <w:lang w:eastAsia="es-MX"/>
+                <w14:ligatures w14:val="none"/>
+              </w:rPr>
+              <w:t>Numérico</w:t>
+            </w:r>
+            <w:r>
+              <w:rPr>
+                <w:rFonts w:ascii="Arial" w:eastAsia="Times New Roman" w:hAnsi="Arial" w:cs="Arial"/>
+                <w:color w:val="1F1F1F"/>
+                <w:kern w:val="0"/>
+                <w:sz w:val="20"/>
+                <w:szCs w:val="20"/>
+                <w:bdr w:val="none" w:sz="0" w:space="0" w:color="auto" w:frame="1"/>
+                <w:lang w:eastAsia="es-MX"/>
+                <w14:ligatures w14:val="none"/>
+              </w:rPr>
+              <w:t xml:space="preserve"> (Entero)</w:t>
+            </w:r>
+          </w:p>
+        </w:tc>
+      </w:tr>
+      <w:tr>
+        <w:trPr>
+          <w:trHeight w:val="421"/>
+          <w:tblCellSpacing w:w="15" w:type="dxa"/>
+        </w:trPr>
+        <w:tc>
+          <w:tcPr>
+            <w:tcW w:w="0" w:type="auto"/>
+            <w:tcBorders>
+              <w:top w:val="single" w:sz="6" w:space="0" w:color="auto"/>
+              <w:left w:val="single" w:sz="6" w:space="0" w:color="auto"/>
+              <w:bottom w:val="single" w:sz="6" w:space="0" w:color="auto"/>
+              <w:right w:val="single" w:sz="6" w:space="0" w:color="auto"/>
+            </w:tcBorders>
+            <w:tcMar>
+              <w:top w:w="240" w:type="dxa"/>
+              <w:left w:w="0" w:type="dxa"/>
+              <w:bottom w:w="240" w:type="dxa"/>
+              <w:right w:w="180" w:type="dxa"/>
+            </w:tcMar>
+            <w:vAlign w:val="center"/>
+            <w:hideMark/>
+          </w:tcPr>
+          <w:p>
+            <w:pPr>
+              <w:spacing w:after="0" w:line="240" w:lineRule="auto"/>
+              <w:rPr>
+                <w:rFonts w:ascii="Arial" w:eastAsia="Times New Roman" w:hAnsi="Arial" w:cs="Arial"/>
+                <w:color w:val="1F1F1F"/>
+                <w:kern w:val="0"/>
+                <w:sz w:val="20"/>
+                <w:szCs w:val="20"/>
+                <w:lang w:eastAsia="es-MX"/>
+                <w14:ligatures w14:val="none"/>
+              </w:rPr>
+            </w:pPr>
+            <w:r>
+              <w:rPr>
+                <w:rFonts w:ascii="Arial" w:eastAsia="Times New Roman" w:hAnsi="Arial" w:cs="Arial"/>
+                <w:b/>
+                <w:bCs/>
+                <w:color w:val="1F1F1F"/>
+                <w:kern w:val="0"/>
+                <w:sz w:val="20"/>
+                <w:szCs w:val="20"/>
+                <w:bdr w:val="none" w:sz="0" w:space="0" w:color="auto" w:frame="1"/>
+                <w:lang w:eastAsia="es-MX"/>
+                <w14:ligatures w14:val="none"/>
+              </w:rPr>
+              <w:t>Genero</w:t>
+            </w:r>
+          </w:p>
+        </w:tc>
+        <w:tc>
+          <w:tcPr>
+            <w:tcW w:w="0" w:type="auto"/>
+            <w:tcBorders>
+              <w:top w:val="single" w:sz="6" w:space="0" w:color="auto"/>
+              <w:left w:val="single" w:sz="6" w:space="0" w:color="auto"/>
+              <w:bottom w:val="single" w:sz="6" w:space="0" w:color="auto"/>
+              <w:right w:val="single" w:sz="6" w:space="0" w:color="auto"/>
+            </w:tcBorders>
+            <w:tcMar>
+              <w:top w:w="240" w:type="dxa"/>
+              <w:left w:w="0" w:type="dxa"/>
+              <w:bottom w:w="240" w:type="dxa"/>
+              <w:right w:w="180" w:type="dxa"/>
+            </w:tcMar>
+            <w:vAlign w:val="center"/>
+            <w:hideMark/>
+          </w:tcPr>
+          <w:p>
+            <w:pPr>
+              <w:spacing w:after="0" w:line="240" w:lineRule="auto"/>
+              <w:rPr>
+                <w:rFonts w:ascii="Arial" w:eastAsia="Times New Roman" w:hAnsi="Arial" w:cs="Arial"/>
+                <w:color w:val="1F1F1F"/>
+                <w:kern w:val="0"/>
+                <w:sz w:val="20"/>
+                <w:szCs w:val="20"/>
+                <w:lang w:eastAsia="es-MX"/>
+                <w14:ligatures w14:val="none"/>
+              </w:rPr>
+            </w:pPr>
+            <w:r>
+              <w:rPr>
+                <w:rFonts w:ascii="Arial" w:eastAsia="Times New Roman" w:hAnsi="Arial" w:cs="Arial"/>
+                <w:color w:val="1F1F1F"/>
+                <w:kern w:val="0"/>
+                <w:sz w:val="20"/>
+                <w:szCs w:val="20"/>
+                <w:bdr w:val="none" w:sz="0" w:space="0" w:color="auto" w:frame="1"/>
+                <w:lang w:eastAsia="es-MX"/>
+                <w14:ligatures w14:val="none"/>
+              </w:rPr>
+              <w:t>Genero del solicitante (0 para Femenino, 1 para Masculino).</w:t>
+            </w:r>
+          </w:p>
+        </w:tc>
+        <w:tc>
+          <w:tcPr>
+            <w:tcW w:w="0" w:type="auto"/>
+            <w:tcBorders>
+              <w:top w:val="single" w:sz="6" w:space="0" w:color="auto"/>
+              <w:left w:val="single" w:sz="6" w:space="0" w:color="auto"/>
+              <w:bottom w:val="single" w:sz="6" w:space="0" w:color="auto"/>
+              <w:right w:val="single" w:sz="6" w:space="0" w:color="auto"/>
+            </w:tcBorders>
+            <w:tcMar>
+              <w:top w:w="240" w:type="dxa"/>
+              <w:left w:w="0" w:type="dxa"/>
+              <w:bottom w:w="240" w:type="dxa"/>
+              <w:right w:w="0" w:type="dxa"/>
+            </w:tcMar>
+            <w:vAlign w:val="center"/>
+            <w:hideMark/>
+          </w:tcPr>
+          <w:p>
+            <w:pPr>
+              <w:spacing w:after="0" w:line="240" w:lineRule="auto"/>
+              <w:rPr>
+                <w:rFonts w:ascii="Arial" w:eastAsia="Times New Roman" w:hAnsi="Arial" w:cs="Arial"/>
+                <w:color w:val="1F1F1F"/>
+                <w:kern w:val="0"/>
+                <w:sz w:val="20"/>
+                <w:szCs w:val="20"/>
+                <w:lang w:eastAsia="es-MX"/>
+                <w14:ligatures w14:val="none"/>
+              </w:rPr>
+            </w:pPr>
+            <w:r>
+              <w:rPr>
+                <w:rFonts w:ascii="Arial" w:eastAsia="Times New Roman" w:hAnsi="Arial" w:cs="Arial"/>
+                <w:color w:val="1F1F1F"/>
+                <w:kern w:val="0"/>
+                <w:sz w:val="20"/>
+                <w:szCs w:val="20"/>
+                <w:bdr w:val="none" w:sz="0" w:space="0" w:color="auto" w:frame="1"/>
+                <w:lang w:eastAsia="es-MX"/>
+                <w14:ligatures w14:val="none"/>
+              </w:rPr>
+              <w:t>Binario</w:t>
+            </w:r>
+          </w:p>
+        </w:tc>
+      </w:tr>
+      <w:tr>
+        <w:trPr>
+          <w:trHeight w:val="421"/>
+          <w:tblCellSpacing w:w="15" w:type="dxa"/>
+        </w:trPr>
+        <w:tc>
+          <w:tcPr>
+            <w:tcW w:w="0" w:type="auto"/>
+            <w:tcBorders>
+              <w:top w:val="single" w:sz="6" w:space="0" w:color="auto"/>
+              <w:left w:val="single" w:sz="6" w:space="0" w:color="auto"/>
+              <w:bottom w:val="single" w:sz="6" w:space="0" w:color="auto"/>
+              <w:right w:val="single" w:sz="6" w:space="0" w:color="auto"/>
+            </w:tcBorders>
+            <w:tcMar>
+              <w:top w:w="240" w:type="dxa"/>
+              <w:left w:w="0" w:type="dxa"/>
+              <w:bottom w:w="240" w:type="dxa"/>
+              <w:right w:w="180" w:type="dxa"/>
+            </w:tcMar>
+            <w:vAlign w:val="center"/>
+            <w:hideMark/>
+          </w:tcPr>
+          <w:p>
+            <w:pPr>
+              <w:spacing w:after="0" w:line="240" w:lineRule="auto"/>
+              <w:rPr>
+                <w:rFonts w:ascii="Arial" w:eastAsia="Times New Roman" w:hAnsi="Arial" w:cs="Arial"/>
+                <w:color w:val="1F1F1F"/>
+                <w:kern w:val="0"/>
+                <w:sz w:val="20"/>
+                <w:szCs w:val="20"/>
+                <w:lang w:eastAsia="es-MX"/>
+                <w14:ligatures w14:val="none"/>
+              </w:rPr>
+            </w:pPr>
+            <w:r>
+              <w:rPr>
+                <w:rFonts w:ascii="Arial" w:eastAsia="Times New Roman" w:hAnsi="Arial" w:cs="Arial"/>
+                <w:b/>
+                <w:bCs/>
+                <w:color w:val="1F1F1F"/>
+                <w:kern w:val="0"/>
+                <w:sz w:val="20"/>
+                <w:szCs w:val="20"/>
+                <w:bdr w:val="none" w:sz="0" w:space="0" w:color="auto" w:frame="1"/>
+                <w:lang w:eastAsia="es-MX"/>
+                <w14:ligatures w14:val="none"/>
+              </w:rPr>
+              <w:t>Edad</w:t>
+            </w:r>
+          </w:p>
+        </w:tc>
+        <w:tc>
+          <w:tcPr>
+            <w:tcW w:w="0" w:type="auto"/>
+            <w:tcBorders>
+              <w:top w:val="single" w:sz="6" w:space="0" w:color="auto"/>
+              <w:left w:val="single" w:sz="6" w:space="0" w:color="auto"/>
+              <w:bottom w:val="single" w:sz="6" w:space="0" w:color="auto"/>
+              <w:right w:val="single" w:sz="6" w:space="0" w:color="auto"/>
+            </w:tcBorders>
+            <w:tcMar>
+              <w:top w:w="240" w:type="dxa"/>
+              <w:left w:w="0" w:type="dxa"/>
+              <w:bottom w:w="240" w:type="dxa"/>
+              <w:right w:w="180" w:type="dxa"/>
+            </w:tcMar>
+            <w:vAlign w:val="center"/>
+            <w:hideMark/>
+          </w:tcPr>
+          <w:p>
+            <w:pPr>
+              <w:spacing w:after="0" w:line="240" w:lineRule="auto"/>
+              <w:rPr>
+                <w:rFonts w:ascii="Arial" w:eastAsia="Times New Roman" w:hAnsi="Arial" w:cs="Arial"/>
+                <w:color w:val="1F1F1F"/>
+                <w:kern w:val="0"/>
+                <w:sz w:val="20"/>
+                <w:szCs w:val="20"/>
+                <w:lang w:eastAsia="es-MX"/>
+                <w14:ligatures w14:val="none"/>
+              </w:rPr>
+            </w:pPr>
+            <w:r>
+              <w:rPr>
+                <w:rFonts w:ascii="Arial" w:eastAsia="Times New Roman" w:hAnsi="Arial" w:cs="Arial"/>
+                <w:color w:val="1F1F1F"/>
+                <w:kern w:val="0"/>
+                <w:sz w:val="20"/>
+                <w:szCs w:val="20"/>
+                <w:bdr w:val="none" w:sz="0" w:space="0" w:color="auto" w:frame="1"/>
+                <w:lang w:eastAsia="es-MX"/>
+                <w14:ligatures w14:val="none"/>
+              </w:rPr>
+              <w:t>Edad del cliente calculada en años al momento de la solicitud.</w:t>
+            </w:r>
+          </w:p>
+        </w:tc>
+        <w:tc>
+          <w:tcPr>
+            <w:tcW w:w="0" w:type="auto"/>
+            <w:tcBorders>
+              <w:top w:val="single" w:sz="6" w:space="0" w:color="auto"/>
+              <w:left w:val="single" w:sz="6" w:space="0" w:color="auto"/>
+              <w:bottom w:val="single" w:sz="6" w:space="0" w:color="auto"/>
+              <w:right w:val="single" w:sz="6" w:space="0" w:color="auto"/>
+            </w:tcBorders>
+            <w:tcMar>
+              <w:top w:w="240" w:type="dxa"/>
+              <w:left w:w="0" w:type="dxa"/>
+              <w:bottom w:w="240" w:type="dxa"/>
+              <w:right w:w="0" w:type="dxa"/>
+            </w:tcMar>
+            <w:vAlign w:val="center"/>
+            <w:hideMark/>
+          </w:tcPr>
+          <w:p>
+            <w:pPr>
+              <w:spacing w:after="0" w:line="240" w:lineRule="auto"/>
+              <w:rPr>
+                <w:rFonts w:ascii="Arial" w:eastAsia="Times New Roman" w:hAnsi="Arial" w:cs="Arial"/>
+                <w:color w:val="1F1F1F"/>
+                <w:kern w:val="0"/>
+                <w:sz w:val="20"/>
+                <w:szCs w:val="20"/>
+                <w:lang w:eastAsia="es-MX"/>
+                <w14:ligatures w14:val="none"/>
+              </w:rPr>
+            </w:pPr>
+            <w:r>
+              <w:rPr>
+                <w:rFonts w:ascii="Arial" w:eastAsia="Times New Roman" w:hAnsi="Arial" w:cs="Arial"/>
+                <w:color w:val="1F1F1F"/>
+                <w:kern w:val="0"/>
+                <w:sz w:val="20"/>
+                <w:szCs w:val="20"/>
+                <w:bdr w:val="none" w:sz="0" w:space="0" w:color="auto" w:frame="1"/>
+                <w:lang w:eastAsia="es-MX"/>
+                <w14:ligatures w14:val="none"/>
+              </w:rPr>
+              <w:t>Numérico</w:t>
+            </w:r>
+            <w:r>
+              <w:rPr>
+                <w:rFonts w:ascii="Arial" w:eastAsia="Times New Roman" w:hAnsi="Arial" w:cs="Arial"/>
+                <w:color w:val="1F1F1F"/>
+                <w:kern w:val="0"/>
+                <w:sz w:val="20"/>
+                <w:szCs w:val="20"/>
+                <w:bdr w:val="none" w:sz="0" w:space="0" w:color="auto" w:frame="1"/>
+                <w:lang w:eastAsia="es-MX"/>
+                <w14:ligatures w14:val="none"/>
+              </w:rPr>
+              <w:t xml:space="preserve"> (Decimal)</w:t>
+            </w:r>
+          </w:p>
+        </w:tc>
+      </w:tr>
+      <w:tr>
+        <w:trPr>
+          <w:trHeight w:val="421"/>
+          <w:tblCellSpacing w:w="15" w:type="dxa"/>
+        </w:trPr>
+        <w:tc>
+          <w:tcPr>
+            <w:tcW w:w="0" w:type="auto"/>
+            <w:tcBorders>
+              <w:top w:val="single" w:sz="6" w:space="0" w:color="auto"/>
+              <w:left w:val="single" w:sz="6" w:space="0" w:color="auto"/>
+              <w:bottom w:val="single" w:sz="6" w:space="0" w:color="auto"/>
+              <w:right w:val="single" w:sz="6" w:space="0" w:color="auto"/>
+            </w:tcBorders>
+            <w:tcMar>
+              <w:top w:w="240" w:type="dxa"/>
+              <w:left w:w="0" w:type="dxa"/>
+              <w:bottom w:w="240" w:type="dxa"/>
+              <w:right w:w="180" w:type="dxa"/>
+            </w:tcMar>
+            <w:vAlign w:val="center"/>
+            <w:hideMark/>
+          </w:tcPr>
+          <w:p>
+            <w:pPr>
+              <w:spacing w:after="0" w:line="240" w:lineRule="auto"/>
+              <w:rPr>
+                <w:rFonts w:ascii="Arial" w:eastAsia="Times New Roman" w:hAnsi="Arial" w:cs="Arial"/>
+                <w:color w:val="1F1F1F"/>
+                <w:kern w:val="0"/>
+                <w:sz w:val="20"/>
+                <w:szCs w:val="20"/>
+                <w:lang w:eastAsia="es-MX"/>
+                <w14:ligatures w14:val="none"/>
+              </w:rPr>
+            </w:pPr>
+            <w:r>
+              <w:rPr>
+                <w:rFonts w:ascii="Arial" w:eastAsia="Times New Roman" w:hAnsi="Arial" w:cs="Arial"/>
+                <w:b/>
+                <w:bCs/>
+                <w:color w:val="1F1F1F"/>
+                <w:kern w:val="0"/>
+                <w:sz w:val="20"/>
+                <w:szCs w:val="20"/>
+                <w:bdr w:val="none" w:sz="0" w:space="0" w:color="auto" w:frame="1"/>
+                <w:lang w:eastAsia="es-MX"/>
+                <w14:ligatures w14:val="none"/>
+              </w:rPr>
+              <w:t>Estado_civil</w:t>
+            </w:r>
+          </w:p>
+        </w:tc>
+        <w:tc>
+          <w:tcPr>
+            <w:tcW w:w="0" w:type="auto"/>
+            <w:tcBorders>
+              <w:top w:val="single" w:sz="6" w:space="0" w:color="auto"/>
+              <w:left w:val="single" w:sz="6" w:space="0" w:color="auto"/>
+              <w:bottom w:val="single" w:sz="6" w:space="0" w:color="auto"/>
+              <w:right w:val="single" w:sz="6" w:space="0" w:color="auto"/>
+            </w:tcBorders>
+            <w:tcMar>
+              <w:top w:w="240" w:type="dxa"/>
+              <w:left w:w="0" w:type="dxa"/>
+              <w:bottom w:w="240" w:type="dxa"/>
+              <w:right w:w="180" w:type="dxa"/>
+            </w:tcMar>
+            <w:vAlign w:val="center"/>
+            <w:hideMark/>
+          </w:tcPr>
+          <w:p>
+            <w:pPr>
+              <w:spacing w:after="0" w:line="240" w:lineRule="auto"/>
+              <w:rPr>
+                <w:rFonts w:ascii="Arial" w:eastAsia="Times New Roman" w:hAnsi="Arial" w:cs="Arial"/>
+                <w:color w:val="1F1F1F"/>
+                <w:kern w:val="0"/>
+                <w:sz w:val="20"/>
+                <w:szCs w:val="20"/>
+                <w:lang w:eastAsia="es-MX"/>
+                <w14:ligatures w14:val="none"/>
+              </w:rPr>
+            </w:pPr>
+            <w:r>
+              <w:rPr>
+                <w:rFonts w:ascii="Arial" w:eastAsia="Times New Roman" w:hAnsi="Arial" w:cs="Arial"/>
+                <w:color w:val="1F1F1F"/>
+                <w:kern w:val="0"/>
+                <w:sz w:val="20"/>
+                <w:szCs w:val="20"/>
+                <w:bdr w:val="none" w:sz="0" w:space="0" w:color="auto" w:frame="1"/>
+                <w:lang w:eastAsia="es-MX"/>
+                <w14:ligatures w14:val="none"/>
+              </w:rPr>
+              <w:t xml:space="preserve">Estado social del cliente (Casado, Soltero, </w:t>
+            </w:r>
+            <w:r>
+              <w:rPr>
+                <w:rFonts w:ascii="Arial" w:eastAsia="Times New Roman" w:hAnsi="Arial" w:cs="Arial"/>
+                <w:color w:val="1F1F1F"/>
+                <w:kern w:val="0"/>
+                <w:sz w:val="20"/>
+                <w:szCs w:val="20"/>
+                <w:bdr w:val="none" w:sz="0" w:space="0" w:color="auto" w:frame="1"/>
+                <w:lang w:eastAsia="es-MX"/>
+                <w14:ligatures w14:val="none"/>
+              </w:rPr>
+              <w:t>Unión</w:t>
+            </w:r>
+            <w:r>
+              <w:rPr>
+                <w:rFonts w:ascii="Arial" w:eastAsia="Times New Roman" w:hAnsi="Arial" w:cs="Arial"/>
+                <w:color w:val="1F1F1F"/>
+                <w:kern w:val="0"/>
+                <w:sz w:val="20"/>
+                <w:szCs w:val="20"/>
+                <w:bdr w:val="none" w:sz="0" w:space="0" w:color="auto" w:frame="1"/>
+                <w:lang w:eastAsia="es-MX"/>
+                <w14:ligatures w14:val="none"/>
+              </w:rPr>
+              <w:t xml:space="preserve"> civil, Separado, Viudo).</w:t>
+            </w:r>
+          </w:p>
+        </w:tc>
+        <w:tc>
+          <w:tcPr>
+            <w:tcW w:w="0" w:type="auto"/>
+            <w:tcBorders>
+              <w:top w:val="single" w:sz="6" w:space="0" w:color="auto"/>
+              <w:left w:val="single" w:sz="6" w:space="0" w:color="auto"/>
+              <w:bottom w:val="single" w:sz="6" w:space="0" w:color="auto"/>
+              <w:right w:val="single" w:sz="6" w:space="0" w:color="auto"/>
+            </w:tcBorders>
+            <w:tcMar>
+              <w:top w:w="240" w:type="dxa"/>
+              <w:left w:w="0" w:type="dxa"/>
+              <w:bottom w:w="240" w:type="dxa"/>
+              <w:right w:w="0" w:type="dxa"/>
+            </w:tcMar>
+            <w:vAlign w:val="center"/>
+            <w:hideMark/>
+          </w:tcPr>
+          <w:p>
+            <w:pPr>
+              <w:spacing w:after="0" w:line="240" w:lineRule="auto"/>
+              <w:rPr>
+                <w:rFonts w:ascii="Arial" w:eastAsia="Times New Roman" w:hAnsi="Arial" w:cs="Arial"/>
+                <w:color w:val="1F1F1F"/>
+                <w:kern w:val="0"/>
+                <w:sz w:val="20"/>
+                <w:szCs w:val="20"/>
+                <w:lang w:eastAsia="es-MX"/>
+                <w14:ligatures w14:val="none"/>
+              </w:rPr>
+            </w:pPr>
+            <w:r>
+              <w:rPr>
+                <w:rFonts w:ascii="Arial" w:eastAsia="Times New Roman" w:hAnsi="Arial" w:cs="Arial"/>
+                <w:color w:val="1F1F1F"/>
+                <w:kern w:val="0"/>
+                <w:sz w:val="20"/>
+                <w:szCs w:val="20"/>
+                <w:bdr w:val="none" w:sz="0" w:space="0" w:color="auto" w:frame="1"/>
+                <w:lang w:eastAsia="es-MX"/>
+                <w14:ligatures w14:val="none"/>
+              </w:rPr>
+              <w:t>Categórico</w:t>
+            </w:r>
+          </w:p>
+        </w:tc>
+      </w:tr>
+      <w:tr>
+        <w:trPr>
+          <w:trHeight w:val="404"/>
+          <w:tblCellSpacing w:w="15" w:type="dxa"/>
+        </w:trPr>
+        <w:tc>
+          <w:tcPr>
+            <w:tcW w:w="0" w:type="auto"/>
+            <w:tcBorders>
+              <w:top w:val="single" w:sz="6" w:space="0" w:color="auto"/>
+              <w:left w:val="single" w:sz="6" w:space="0" w:color="auto"/>
+              <w:bottom w:val="single" w:sz="6" w:space="0" w:color="auto"/>
+              <w:right w:val="single" w:sz="6" w:space="0" w:color="auto"/>
+            </w:tcBorders>
+            <w:tcMar>
+              <w:top w:w="240" w:type="dxa"/>
+              <w:left w:w="0" w:type="dxa"/>
+              <w:bottom w:w="240" w:type="dxa"/>
+              <w:right w:w="180" w:type="dxa"/>
+            </w:tcMar>
+            <w:vAlign w:val="center"/>
+            <w:hideMark/>
+          </w:tcPr>
+          <w:p>
+            <w:pPr>
+              <w:spacing w:after="0" w:line="240" w:lineRule="auto"/>
+              <w:rPr>
+                <w:rFonts w:ascii="Arial" w:eastAsia="Times New Roman" w:hAnsi="Arial" w:cs="Arial"/>
+                <w:color w:val="1F1F1F"/>
+                <w:kern w:val="0"/>
+                <w:sz w:val="20"/>
+                <w:szCs w:val="20"/>
+                <w:lang w:eastAsia="es-MX"/>
+                <w14:ligatures w14:val="none"/>
+              </w:rPr>
+            </w:pPr>
+            <w:r>
+              <w:rPr>
+                <w:rFonts w:ascii="Arial" w:eastAsia="Times New Roman" w:hAnsi="Arial" w:cs="Arial"/>
+                <w:b/>
+                <w:bCs/>
+                <w:color w:val="1F1F1F"/>
+                <w:kern w:val="0"/>
+                <w:sz w:val="20"/>
+                <w:szCs w:val="20"/>
+                <w:bdr w:val="none" w:sz="0" w:space="0" w:color="auto" w:frame="1"/>
+                <w:lang w:eastAsia="es-MX"/>
+                <w14:ligatures w14:val="none"/>
+              </w:rPr>
+              <w:t>Num_familiares</w:t>
+            </w:r>
+          </w:p>
+        </w:tc>
+        <w:tc>
+          <w:tcPr>
+            <w:tcW w:w="0" w:type="auto"/>
+            <w:tcBorders>
+              <w:top w:val="single" w:sz="6" w:space="0" w:color="auto"/>
+              <w:left w:val="single" w:sz="6" w:space="0" w:color="auto"/>
+              <w:bottom w:val="single" w:sz="6" w:space="0" w:color="auto"/>
+              <w:right w:val="single" w:sz="6" w:space="0" w:color="auto"/>
+            </w:tcBorders>
+            <w:tcMar>
+              <w:top w:w="240" w:type="dxa"/>
+              <w:left w:w="0" w:type="dxa"/>
+              <w:bottom w:w="240" w:type="dxa"/>
+              <w:right w:w="180" w:type="dxa"/>
+            </w:tcMar>
+            <w:vAlign w:val="center"/>
+            <w:hideMark/>
+          </w:tcPr>
+          <w:p>
+            <w:pPr>
+              <w:spacing w:after="0" w:line="240" w:lineRule="auto"/>
+              <w:rPr>
+                <w:rFonts w:ascii="Arial" w:eastAsia="Times New Roman" w:hAnsi="Arial" w:cs="Arial"/>
+                <w:color w:val="1F1F1F"/>
+                <w:kern w:val="0"/>
+                <w:sz w:val="20"/>
+                <w:szCs w:val="20"/>
+                <w:lang w:eastAsia="es-MX"/>
+                <w14:ligatures w14:val="none"/>
+              </w:rPr>
+            </w:pPr>
+            <w:r>
+              <w:rPr>
+                <w:rFonts w:ascii="Arial" w:eastAsia="Times New Roman" w:hAnsi="Arial" w:cs="Arial"/>
+                <w:color w:val="1F1F1F"/>
+                <w:kern w:val="0"/>
+                <w:sz w:val="20"/>
+                <w:szCs w:val="20"/>
+                <w:bdr w:val="none" w:sz="0" w:space="0" w:color="auto" w:frame="1"/>
+                <w:lang w:eastAsia="es-MX"/>
+                <w14:ligatures w14:val="none"/>
+              </w:rPr>
+              <w:t>Número</w:t>
+            </w:r>
+            <w:r>
+              <w:rPr>
+                <w:rFonts w:ascii="Arial" w:eastAsia="Times New Roman" w:hAnsi="Arial" w:cs="Arial"/>
+                <w:color w:val="1F1F1F"/>
+                <w:kern w:val="0"/>
+                <w:sz w:val="20"/>
+                <w:szCs w:val="20"/>
+                <w:bdr w:val="none" w:sz="0" w:space="0" w:color="auto" w:frame="1"/>
+                <w:lang w:eastAsia="es-MX"/>
+                <w14:ligatures w14:val="none"/>
+              </w:rPr>
+              <w:t xml:space="preserve"> total de personas que conforman el </w:t>
+            </w:r>
+            <w:r>
+              <w:rPr>
+                <w:rFonts w:ascii="Arial" w:eastAsia="Times New Roman" w:hAnsi="Arial" w:cs="Arial"/>
+                <w:color w:val="1F1F1F"/>
+                <w:kern w:val="0"/>
+                <w:sz w:val="20"/>
+                <w:szCs w:val="20"/>
+                <w:bdr w:val="none" w:sz="0" w:space="0" w:color="auto" w:frame="1"/>
+                <w:lang w:eastAsia="es-MX"/>
+                <w14:ligatures w14:val="none"/>
+              </w:rPr>
+              <w:t>núcleo</w:t>
+            </w:r>
+            <w:r>
+              <w:rPr>
+                <w:rFonts w:ascii="Arial" w:eastAsia="Times New Roman" w:hAnsi="Arial" w:cs="Arial"/>
+                <w:color w:val="1F1F1F"/>
+                <w:kern w:val="0"/>
+                <w:sz w:val="20"/>
+                <w:szCs w:val="20"/>
+                <w:bdr w:val="none" w:sz="0" w:space="0" w:color="auto" w:frame="1"/>
+                <w:lang w:eastAsia="es-MX"/>
+                <w14:ligatures w14:val="none"/>
+              </w:rPr>
+              <w:t xml:space="preserve"> familiar.</w:t>
+            </w:r>
+          </w:p>
+        </w:tc>
+        <w:tc>
+          <w:tcPr>
+            <w:tcW w:w="0" w:type="auto"/>
+            <w:tcBorders>
+              <w:top w:val="single" w:sz="6" w:space="0" w:color="auto"/>
+              <w:left w:val="single" w:sz="6" w:space="0" w:color="auto"/>
+              <w:bottom w:val="single" w:sz="6" w:space="0" w:color="auto"/>
+              <w:right w:val="single" w:sz="6" w:space="0" w:color="auto"/>
+            </w:tcBorders>
+            <w:tcMar>
+              <w:top w:w="240" w:type="dxa"/>
+              <w:left w:w="0" w:type="dxa"/>
+              <w:bottom w:w="240" w:type="dxa"/>
+              <w:right w:w="0" w:type="dxa"/>
+            </w:tcMar>
+            <w:vAlign w:val="center"/>
+            <w:hideMark/>
+          </w:tcPr>
+          <w:p>
+            <w:pPr>
+              <w:spacing w:after="0" w:line="240" w:lineRule="auto"/>
+              <w:rPr>
+                <w:rFonts w:ascii="Arial" w:eastAsia="Times New Roman" w:hAnsi="Arial" w:cs="Arial"/>
+                <w:color w:val="1F1F1F"/>
+                <w:kern w:val="0"/>
+                <w:sz w:val="20"/>
+                <w:szCs w:val="20"/>
+                <w:lang w:eastAsia="es-MX"/>
+                <w14:ligatures w14:val="none"/>
+              </w:rPr>
+            </w:pPr>
+            <w:r>
+              <w:rPr>
+                <w:rFonts w:ascii="Arial" w:eastAsia="Times New Roman" w:hAnsi="Arial" w:cs="Arial"/>
+                <w:color w:val="1F1F1F"/>
+                <w:kern w:val="0"/>
+                <w:sz w:val="20"/>
+                <w:szCs w:val="20"/>
+                <w:bdr w:val="none" w:sz="0" w:space="0" w:color="auto" w:frame="1"/>
+                <w:lang w:eastAsia="es-MX"/>
+                <w14:ligatures w14:val="none"/>
+              </w:rPr>
+              <w:t>Numérico</w:t>
+            </w:r>
+            <w:r>
+              <w:rPr>
+                <w:rFonts w:ascii="Arial" w:eastAsia="Times New Roman" w:hAnsi="Arial" w:cs="Arial"/>
+                <w:color w:val="1F1F1F"/>
+                <w:kern w:val="0"/>
+                <w:sz w:val="20"/>
+                <w:szCs w:val="20"/>
+                <w:bdr w:val="none" w:sz="0" w:space="0" w:color="auto" w:frame="1"/>
+                <w:lang w:eastAsia="es-MX"/>
+                <w14:ligatures w14:val="none"/>
+              </w:rPr>
+              <w:t xml:space="preserve"> (Entero)</w:t>
+            </w:r>
+          </w:p>
+        </w:tc>
+      </w:tr>
+      <w:tr>
+        <w:trPr>
+          <w:trHeight w:val="421"/>
+          <w:tblCellSpacing w:w="15" w:type="dxa"/>
+        </w:trPr>
+        <w:tc>
+          <w:tcPr>
+            <w:tcW w:w="0" w:type="auto"/>
+            <w:tcBorders>
+              <w:top w:val="single" w:sz="6" w:space="0" w:color="auto"/>
+              <w:left w:val="single" w:sz="6" w:space="0" w:color="auto"/>
+              <w:bottom w:val="single" w:sz="6" w:space="0" w:color="auto"/>
+              <w:right w:val="single" w:sz="6" w:space="0" w:color="auto"/>
+            </w:tcBorders>
+            <w:tcMar>
+              <w:top w:w="240" w:type="dxa"/>
+              <w:left w:w="0" w:type="dxa"/>
+              <w:bottom w:w="240" w:type="dxa"/>
+              <w:right w:w="180" w:type="dxa"/>
+            </w:tcMar>
+            <w:vAlign w:val="center"/>
+            <w:hideMark/>
+          </w:tcPr>
+          <w:p>
+            <w:pPr>
+              <w:spacing w:after="0" w:line="240" w:lineRule="auto"/>
+              <w:rPr>
+                <w:rFonts w:ascii="Arial" w:eastAsia="Times New Roman" w:hAnsi="Arial" w:cs="Arial"/>
+                <w:color w:val="1F1F1F"/>
+                <w:kern w:val="0"/>
+                <w:sz w:val="20"/>
+                <w:szCs w:val="20"/>
+                <w:lang w:eastAsia="es-MX"/>
+                <w14:ligatures w14:val="none"/>
+              </w:rPr>
+            </w:pPr>
+            <w:r>
+              <w:rPr>
+                <w:rFonts w:ascii="Arial" w:eastAsia="Times New Roman" w:hAnsi="Arial" w:cs="Arial"/>
+                <w:b/>
+                <w:bCs/>
+                <w:color w:val="1F1F1F"/>
+                <w:kern w:val="0"/>
+                <w:sz w:val="20"/>
+                <w:szCs w:val="20"/>
+                <w:bdr w:val="none" w:sz="0" w:space="0" w:color="auto" w:frame="1"/>
+                <w:lang w:eastAsia="es-MX"/>
+                <w14:ligatures w14:val="none"/>
+              </w:rPr>
+              <w:t>Num_hijos</w:t>
+            </w:r>
+          </w:p>
+        </w:tc>
+        <w:tc>
+          <w:tcPr>
+            <w:tcW w:w="0" w:type="auto"/>
+            <w:tcBorders>
+              <w:top w:val="single" w:sz="6" w:space="0" w:color="auto"/>
+              <w:left w:val="single" w:sz="6" w:space="0" w:color="auto"/>
+              <w:bottom w:val="single" w:sz="6" w:space="0" w:color="auto"/>
+              <w:right w:val="single" w:sz="6" w:space="0" w:color="auto"/>
+            </w:tcBorders>
+            <w:tcMar>
+              <w:top w:w="240" w:type="dxa"/>
+              <w:left w:w="0" w:type="dxa"/>
+              <w:bottom w:w="240" w:type="dxa"/>
+              <w:right w:w="180" w:type="dxa"/>
+            </w:tcMar>
+            <w:vAlign w:val="center"/>
+            <w:hideMark/>
+          </w:tcPr>
+          <w:p>
+            <w:pPr>
+              <w:spacing w:after="0" w:line="240" w:lineRule="auto"/>
+              <w:rPr>
+                <w:rFonts w:ascii="Arial" w:eastAsia="Times New Roman" w:hAnsi="Arial" w:cs="Arial"/>
+                <w:color w:val="1F1F1F"/>
+                <w:kern w:val="0"/>
+                <w:sz w:val="20"/>
+                <w:szCs w:val="20"/>
+                <w:lang w:eastAsia="es-MX"/>
+                <w14:ligatures w14:val="none"/>
+              </w:rPr>
+            </w:pPr>
+            <w:r>
+              <w:rPr>
+                <w:rFonts w:ascii="Arial" w:eastAsia="Times New Roman" w:hAnsi="Arial" w:cs="Arial"/>
+                <w:color w:val="1F1F1F"/>
+                <w:kern w:val="0"/>
+                <w:sz w:val="20"/>
+                <w:szCs w:val="20"/>
+                <w:bdr w:val="none" w:sz="0" w:space="0" w:color="auto" w:frame="1"/>
+                <w:lang w:eastAsia="es-MX"/>
+                <w14:ligatures w14:val="none"/>
+              </w:rPr>
+              <w:t>Cantidad de hijos dependientes que tiene el solicitante.</w:t>
+            </w:r>
+          </w:p>
+        </w:tc>
+        <w:tc>
+          <w:tcPr>
+            <w:tcW w:w="0" w:type="auto"/>
+            <w:tcBorders>
+              <w:top w:val="single" w:sz="6" w:space="0" w:color="auto"/>
+              <w:left w:val="single" w:sz="6" w:space="0" w:color="auto"/>
+              <w:bottom w:val="single" w:sz="6" w:space="0" w:color="auto"/>
+              <w:right w:val="single" w:sz="6" w:space="0" w:color="auto"/>
+            </w:tcBorders>
+            <w:tcMar>
+              <w:top w:w="240" w:type="dxa"/>
+              <w:left w:w="0" w:type="dxa"/>
+              <w:bottom w:w="240" w:type="dxa"/>
+              <w:right w:w="0" w:type="dxa"/>
+            </w:tcMar>
+            <w:vAlign w:val="center"/>
+            <w:hideMark/>
+          </w:tcPr>
+          <w:p>
+            <w:pPr>
+              <w:spacing w:after="0" w:line="240" w:lineRule="auto"/>
+              <w:rPr>
+                <w:rFonts w:ascii="Arial" w:eastAsia="Times New Roman" w:hAnsi="Arial" w:cs="Arial"/>
+                <w:color w:val="1F1F1F"/>
+                <w:kern w:val="0"/>
+                <w:sz w:val="20"/>
+                <w:szCs w:val="20"/>
+                <w:lang w:eastAsia="es-MX"/>
+                <w14:ligatures w14:val="none"/>
+              </w:rPr>
+            </w:pPr>
+            <w:r>
+              <w:rPr>
+                <w:rFonts w:ascii="Arial" w:eastAsia="Times New Roman" w:hAnsi="Arial" w:cs="Arial"/>
+                <w:color w:val="1F1F1F"/>
+                <w:kern w:val="0"/>
+                <w:sz w:val="20"/>
+                <w:szCs w:val="20"/>
+                <w:bdr w:val="none" w:sz="0" w:space="0" w:color="auto" w:frame="1"/>
+                <w:lang w:eastAsia="es-MX"/>
+                <w14:ligatures w14:val="none"/>
+              </w:rPr>
+              <w:t>Numérico</w:t>
+            </w:r>
+            <w:r>
+              <w:rPr>
+                <w:rFonts w:ascii="Arial" w:eastAsia="Times New Roman" w:hAnsi="Arial" w:cs="Arial"/>
+                <w:color w:val="1F1F1F"/>
+                <w:kern w:val="0"/>
+                <w:sz w:val="20"/>
+                <w:szCs w:val="20"/>
+                <w:bdr w:val="none" w:sz="0" w:space="0" w:color="auto" w:frame="1"/>
+                <w:lang w:eastAsia="es-MX"/>
+                <w14:ligatures w14:val="none"/>
+              </w:rPr>
+              <w:t xml:space="preserve"> (Entero)</w:t>
+            </w:r>
+          </w:p>
+        </w:tc>
+      </w:tr>
+    </w:tbl>
+    <w:p>
+      <w:pPr>
+        <w:spacing w:after="0" w:line="240" w:lineRule="auto"/>
+        <w:rPr>
+          <w:rFonts w:ascii="Arial" w:eastAsia="Times New Roman" w:hAnsi="Arial" w:cs="Arial"/>
+          <w:kern w:val="0"/>
+          <w:sz w:val="20"/>
+          <w:szCs w:val="20"/>
           <w:lang w:eastAsia="es-MX"/>
           <w14:ligatures w14:val="none"/>
         </w:rPr>
-        <w:t>Diccionario de Variables</w:t>
+      </w:pPr>
+    </w:p>
+    <w:p>
+      <w:pPr>
+        <w:spacing w:after="0" w:line="240" w:lineRule="auto"/>
+        <w:rPr>
+          <w:rFonts w:ascii="Arial" w:eastAsia="Times New Roman" w:hAnsi="Arial" w:cs="Arial"/>
+          <w:kern w:val="0"/>
+          <w:sz w:val="20"/>
+          <w:szCs w:val="20"/>
+          <w:lang w:eastAsia="es-MX"/>
+          <w14:ligatures w14:val="none"/>
+        </w:rPr>
+      </w:pPr>
+    </w:p>
+    <w:p>
+      <w:pPr>
+        <w:spacing w:after="0" w:line="240" w:lineRule="auto"/>
+        <w:rPr>
+          <w:rFonts w:ascii="Arial" w:eastAsia="Times New Roman" w:hAnsi="Arial" w:cs="Arial"/>
+          <w:kern w:val="0"/>
+          <w:sz w:val="20"/>
+          <w:szCs w:val="20"/>
+          <w:lang w:eastAsia="es-MX"/>
+          <w14:ligatures w14:val="none"/>
+        </w:rPr>
+      </w:pPr>
+    </w:p>
+    <w:p>
+      <w:pPr>
+        <w:spacing w:after="0" w:line="240" w:lineRule="auto"/>
+        <w:rPr>
+          <w:rFonts w:ascii="Arial" w:eastAsia="Times New Roman" w:hAnsi="Arial" w:cs="Arial"/>
+          <w:kern w:val="0"/>
+          <w:sz w:val="20"/>
+          <w:szCs w:val="20"/>
+          <w:lang w:eastAsia="es-MX"/>
+          <w14:ligatures w14:val="none"/>
+        </w:rPr>
+      </w:pPr>
+    </w:p>
+    <w:p>
+      <w:pPr>
+        <w:spacing w:after="0" w:line="240" w:lineRule="auto"/>
+        <w:rPr>
+          <w:rFonts w:ascii="Arial" w:eastAsia="Times New Roman" w:hAnsi="Arial" w:cs="Arial"/>
+          <w:kern w:val="0"/>
+          <w:sz w:val="20"/>
+          <w:szCs w:val="20"/>
+          <w:lang w:eastAsia="es-MX"/>
+          <w14:ligatures w14:val="none"/>
+        </w:rPr>
+      </w:pPr>
+    </w:p>
+    <w:p>
+      <w:pPr>
+        <w:spacing w:after="0" w:line="240" w:lineRule="auto"/>
+        <w:rPr>
+          <w:rFonts w:ascii="Arial" w:eastAsia="Times New Roman" w:hAnsi="Arial" w:cs="Arial"/>
+          <w:kern w:val="0"/>
+          <w:sz w:val="20"/>
+          <w:szCs w:val="20"/>
+          <w:lang w:eastAsia="es-MX"/>
+          <w14:ligatures w14:val="none"/>
+        </w:rPr>
+      </w:pPr>
+      <w:r>
+        <w:rPr>
+          <w:rFonts w:ascii="Arial" w:eastAsia="Times New Roman" w:hAnsi="Arial" w:cs="Arial"/>
+          <w:noProof/>
+          <w:kern w:val="0"/>
+          <w:sz w:val="20"/>
+          <w:szCs w:val="20"/>
+          <w:lang w:eastAsia="es-MX"/>
+        </w:rPr>
+        <w:lastRenderedPageBreak/>
+        <w:pict w14:anchorId="2AF59B0B">
+          <v:rect id="_x0000_i1028" alt="" style="width:441.9pt;height:.05pt;mso-width-percent:0;mso-height-percent:0;mso-width-percent:0;mso-height-percent:0" o:hralign="center" o:hrstd="t" o:hr="t" fillcolor="#a0a0a0" stroked="f"/>
+        </w:pict>
+      </w:r>
+    </w:p>
+    <w:p>
+      <w:pPr>
+        <w:spacing w:after="0" w:line="240" w:lineRule="auto"/>
+        <w:rPr>
+          <w:rFonts w:ascii="Arial" w:hAnsi="Arial" w:cs="Arial"/>
+          <w:b/>
+          <w:bCs/>
+          <w:sz w:val="20"/>
+          <w:szCs w:val="20"/>
+        </w:rPr>
+      </w:pPr>
+      <w:r>
+        <w:rPr>
+          <w:rFonts w:ascii="Arial" w:hAnsi="Arial" w:cs="Arial"/>
+          <w:b/>
+          <w:bCs/>
+          <w:sz w:val="20"/>
+          <w:szCs w:val="20"/>
+        </w:rPr>
+        <w:t>VARIABLES SOCIOECONOMICAS</w:t>
       </w:r>
     </w:p>
     <w:tbl>
@@ -421,17 +1810,15 @@
         <w:tblW w:w="0" w:type="auto"/>
         <w:tblCellSpacing w:w="15" w:type="dxa"/>
         <w:tblCellMar>
-          <w:top w:w="15" w:type="dxa"/>
-          <w:left w:w="15" w:type="dxa"/>
-          <w:bottom w:w="15" w:type="dxa"/>
-          <w:right w:w="15" w:type="dxa"/>
+          <w:left w:w="0" w:type="dxa"/>
+          <w:right w:w="0" w:type="dxa"/>
         </w:tblCellMar>
         <w:tblLook w:val="04A0" w:firstRow="1" w:lastRow="0" w:firstColumn="1" w:lastColumn="0" w:noHBand="0" w:noVBand="1"/>
       </w:tblPr>
       <w:tblGrid>
-        <w:gridCol w:w="1822"/>
-        <w:gridCol w:w="1100"/>
-        <w:gridCol w:w="5916"/>
+        <w:gridCol w:w="1856"/>
+        <w:gridCol w:w="5414"/>
+        <w:gridCol w:w="1552"/>
       </w:tblGrid>
       <w:tr>
         <w:trPr>
@@ -441,28 +1828,44 @@
         <w:tc>
           <w:tcPr>
             <w:tcW w:w="0" w:type="auto"/>
+            <w:tcBorders>
+              <w:top w:val="single" w:sz="6" w:space="0" w:color="auto"/>
+              <w:left w:val="single" w:sz="6" w:space="0" w:color="auto"/>
+              <w:bottom w:val="single" w:sz="6" w:space="0" w:color="auto"/>
+              <w:right w:val="single" w:sz="6" w:space="0" w:color="auto"/>
+            </w:tcBorders>
+            <w:tcMar>
+              <w:top w:w="240" w:type="dxa"/>
+              <w:left w:w="0" w:type="dxa"/>
+              <w:bottom w:w="240" w:type="dxa"/>
+              <w:right w:w="180" w:type="dxa"/>
+            </w:tcMar>
             <w:vAlign w:val="center"/>
             <w:hideMark/>
           </w:tcPr>
           <w:p>
             <w:pPr>
               <w:spacing w:after="0" w:line="240" w:lineRule="auto"/>
-              <w:jc w:val="center"/>
-              <w:rPr>
-                <w:rFonts w:ascii="Times New Roman" w:eastAsia="Times New Roman" w:hAnsi="Times New Roman" w:cs="Times New Roman"/>
+              <w:rPr>
+                <w:rFonts w:ascii="Arial" w:eastAsia="Times New Roman" w:hAnsi="Arial" w:cs="Arial"/>
+                <w:color w:val="1F1F1F"/>
+                <w:kern w:val="0"/>
+                <w:sz w:val="20"/>
+                <w:szCs w:val="20"/>
+                <w:lang w:eastAsia="es-MX"/>
+                <w14:ligatures w14:val="none"/>
+              </w:rPr>
+            </w:pPr>
+            <w:r>
+              <w:rPr>
+                <w:rFonts w:ascii="Arial" w:eastAsia="Times New Roman" w:hAnsi="Arial" w:cs="Arial"/>
                 <w:b/>
                 <w:bCs/>
-                <w:kern w:val="0"/>
-                <w:lang w:eastAsia="es-MX"/>
-                <w14:ligatures w14:val="none"/>
-              </w:rPr>
-            </w:pPr>
-            <w:r>
-              <w:rPr>
-                <w:rFonts w:ascii="Times New Roman" w:eastAsia="Times New Roman" w:hAnsi="Times New Roman" w:cs="Times New Roman"/>
-                <w:b/>
-                <w:bCs/>
-                <w:kern w:val="0"/>
+                <w:color w:val="1F1F1F"/>
+                <w:kern w:val="0"/>
+                <w:sz w:val="20"/>
+                <w:szCs w:val="20"/>
+                <w:bdr w:val="none" w:sz="0" w:space="0" w:color="auto" w:frame="1"/>
                 <w:lang w:eastAsia="es-MX"/>
                 <w14:ligatures w14:val="none"/>
               </w:rPr>
@@ -473,64 +1876,96 @@
         <w:tc>
           <w:tcPr>
             <w:tcW w:w="0" w:type="auto"/>
+            <w:tcBorders>
+              <w:top w:val="single" w:sz="6" w:space="0" w:color="auto"/>
+              <w:left w:val="single" w:sz="6" w:space="0" w:color="auto"/>
+              <w:bottom w:val="single" w:sz="6" w:space="0" w:color="auto"/>
+              <w:right w:val="single" w:sz="6" w:space="0" w:color="auto"/>
+            </w:tcBorders>
+            <w:tcMar>
+              <w:top w:w="240" w:type="dxa"/>
+              <w:left w:w="0" w:type="dxa"/>
+              <w:bottom w:w="240" w:type="dxa"/>
+              <w:right w:w="180" w:type="dxa"/>
+            </w:tcMar>
             <w:vAlign w:val="center"/>
             <w:hideMark/>
           </w:tcPr>
           <w:p>
             <w:pPr>
               <w:spacing w:after="0" w:line="240" w:lineRule="auto"/>
-              <w:jc w:val="center"/>
-              <w:rPr>
-                <w:rFonts w:ascii="Times New Roman" w:eastAsia="Times New Roman" w:hAnsi="Times New Roman" w:cs="Times New Roman"/>
+              <w:rPr>
+                <w:rFonts w:ascii="Arial" w:eastAsia="Times New Roman" w:hAnsi="Arial" w:cs="Arial"/>
+                <w:color w:val="1F1F1F"/>
+                <w:kern w:val="0"/>
+                <w:sz w:val="20"/>
+                <w:szCs w:val="20"/>
+                <w:lang w:eastAsia="es-MX"/>
+                <w14:ligatures w14:val="none"/>
+              </w:rPr>
+            </w:pPr>
+            <w:r>
+              <w:rPr>
+                <w:rFonts w:ascii="Arial" w:eastAsia="Times New Roman" w:hAnsi="Arial" w:cs="Arial"/>
                 <w:b/>
                 <w:bCs/>
-                <w:kern w:val="0"/>
-                <w:lang w:eastAsia="es-MX"/>
-                <w14:ligatures w14:val="none"/>
-              </w:rPr>
-            </w:pPr>
-            <w:r>
-              <w:rPr>
-                <w:rFonts w:ascii="Times New Roman" w:eastAsia="Times New Roman" w:hAnsi="Times New Roman" w:cs="Times New Roman"/>
-                <w:b/>
-                <w:bCs/>
-                <w:kern w:val="0"/>
-                <w:lang w:eastAsia="es-MX"/>
-                <w14:ligatures w14:val="none"/>
-              </w:rPr>
-              <w:t>Tipo</w:t>
+                <w:color w:val="1F1F1F"/>
+                <w:kern w:val="0"/>
+                <w:sz w:val="20"/>
+                <w:szCs w:val="20"/>
+                <w:bdr w:val="none" w:sz="0" w:space="0" w:color="auto" w:frame="1"/>
+                <w:lang w:eastAsia="es-MX"/>
+                <w14:ligatures w14:val="none"/>
+              </w:rPr>
+              <w:t>Descripción</w:t>
             </w:r>
           </w:p>
         </w:tc>
         <w:tc>
           <w:tcPr>
             <w:tcW w:w="0" w:type="auto"/>
+            <w:tcBorders>
+              <w:top w:val="single" w:sz="6" w:space="0" w:color="auto"/>
+              <w:left w:val="single" w:sz="6" w:space="0" w:color="auto"/>
+              <w:bottom w:val="single" w:sz="6" w:space="0" w:color="auto"/>
+              <w:right w:val="single" w:sz="6" w:space="0" w:color="auto"/>
+            </w:tcBorders>
+            <w:tcMar>
+              <w:top w:w="240" w:type="dxa"/>
+              <w:left w:w="0" w:type="dxa"/>
+              <w:bottom w:w="240" w:type="dxa"/>
+              <w:right w:w="0" w:type="dxa"/>
+            </w:tcMar>
             <w:vAlign w:val="center"/>
             <w:hideMark/>
           </w:tcPr>
           <w:p>
             <w:pPr>
               <w:spacing w:after="0" w:line="240" w:lineRule="auto"/>
-              <w:jc w:val="center"/>
-              <w:rPr>
-                <w:rFonts w:ascii="Times New Roman" w:eastAsia="Times New Roman" w:hAnsi="Times New Roman" w:cs="Times New Roman"/>
+              <w:rPr>
+                <w:rFonts w:ascii="Arial" w:eastAsia="Times New Roman" w:hAnsi="Arial" w:cs="Arial"/>
+                <w:color w:val="1F1F1F"/>
+                <w:kern w:val="0"/>
+                <w:sz w:val="20"/>
+                <w:szCs w:val="20"/>
+                <w:lang w:eastAsia="es-MX"/>
+                <w14:ligatures w14:val="none"/>
+              </w:rPr>
+            </w:pPr>
+            <w:r>
+              <w:rPr>
+                <w:rFonts w:ascii="Arial" w:eastAsia="Times New Roman" w:hAnsi="Arial" w:cs="Arial"/>
                 <w:b/>
                 <w:bCs/>
-                <w:kern w:val="0"/>
-                <w:lang w:eastAsia="es-MX"/>
-                <w14:ligatures w14:val="none"/>
-              </w:rPr>
-            </w:pPr>
-            <w:r>
-              <w:rPr>
-                <w:rFonts w:ascii="Times New Roman" w:eastAsia="Times New Roman" w:hAnsi="Times New Roman" w:cs="Times New Roman"/>
-                <w:b/>
-                <w:bCs/>
-                <w:kern w:val="0"/>
-                <w:lang w:eastAsia="es-MX"/>
-                <w14:ligatures w14:val="none"/>
-              </w:rPr>
-              <w:t>Descripción</w:t>
+                <w:color w:val="1F1F1F"/>
+                <w:kern w:val="0"/>
+                <w:sz w:val="20"/>
+                <w:szCs w:val="20"/>
+                <w:bdr w:val="none" w:sz="0" w:space="0" w:color="auto" w:frame="1"/>
+                <w:lang w:eastAsia="es-MX"/>
+                <w14:ligatures w14:val="none"/>
+              </w:rPr>
+              <w:t>Tipo de Dato</w:t>
             </w:r>
           </w:p>
         </w:tc>
@@ -542,6 +1977,18 @@
         <w:tc>
           <w:tcPr>
             <w:tcW w:w="0" w:type="auto"/>
+            <w:tcBorders>
+              <w:top w:val="single" w:sz="6" w:space="0" w:color="auto"/>
+              <w:left w:val="single" w:sz="6" w:space="0" w:color="auto"/>
+              <w:bottom w:val="single" w:sz="6" w:space="0" w:color="auto"/>
+              <w:right w:val="single" w:sz="6" w:space="0" w:color="auto"/>
+            </w:tcBorders>
+            <w:tcMar>
+              <w:top w:w="240" w:type="dxa"/>
+              <w:left w:w="0" w:type="dxa"/>
+              <w:bottom w:w="240" w:type="dxa"/>
+              <w:right w:w="180" w:type="dxa"/>
+            </w:tcMar>
             <w:vAlign w:val="center"/>
             <w:hideMark/>
           </w:tcPr>
@@ -549,28 +1996,47 @@
             <w:pPr>
               <w:spacing w:after="0" w:line="240" w:lineRule="auto"/>
               <w:rPr>
-                <w:rFonts w:ascii="Times New Roman" w:eastAsia="Times New Roman" w:hAnsi="Times New Roman" w:cs="Times New Roman"/>
-                <w:kern w:val="0"/>
+                <w:rFonts w:ascii="Arial" w:eastAsia="Times New Roman" w:hAnsi="Arial" w:cs="Arial"/>
+                <w:color w:val="1F1F1F"/>
+                <w:kern w:val="0"/>
+                <w:sz w:val="20"/>
+                <w:szCs w:val="20"/>
                 <w:lang w:eastAsia="es-MX"/>
                 <w14:ligatures w14:val="none"/>
               </w:rPr>
             </w:pPr>
             <w:r>
               <w:rPr>
-                <w:rFonts w:ascii="Times New Roman" w:eastAsia="Times New Roman" w:hAnsi="Times New Roman" w:cs="Times New Roman"/>
+                <w:rFonts w:ascii="Arial" w:eastAsia="Times New Roman" w:hAnsi="Arial" w:cs="Arial"/>
                 <w:b/>
                 <w:bCs/>
-                <w:kern w:val="0"/>
-                <w:lang w:eastAsia="es-MX"/>
-                <w14:ligatures w14:val="none"/>
-              </w:rPr>
-              <w:t>ID</w:t>
+                <w:color w:val="1F1F1F"/>
+                <w:kern w:val="0"/>
+                <w:sz w:val="20"/>
+                <w:szCs w:val="20"/>
+                <w:bdr w:val="none" w:sz="0" w:space="0" w:color="auto" w:frame="1"/>
+                <w:lang w:eastAsia="es-MX"/>
+                <w14:ligatures w14:val="none"/>
+              </w:rPr>
+              <w:t>Ingresos_totales</w:t>
             </w:r>
           </w:p>
         </w:tc>
         <w:tc>
           <w:tcPr>
             <w:tcW w:w="0" w:type="auto"/>
+            <w:tcBorders>
+              <w:top w:val="single" w:sz="6" w:space="0" w:color="auto"/>
+              <w:left w:val="single" w:sz="6" w:space="0" w:color="auto"/>
+              <w:bottom w:val="single" w:sz="6" w:space="0" w:color="auto"/>
+              <w:right w:val="single" w:sz="6" w:space="0" w:color="auto"/>
+            </w:tcBorders>
+            <w:tcMar>
+              <w:top w:w="240" w:type="dxa"/>
+              <w:left w:w="0" w:type="dxa"/>
+              <w:bottom w:w="240" w:type="dxa"/>
+              <w:right w:w="180" w:type="dxa"/>
+            </w:tcMar>
             <w:vAlign w:val="center"/>
             <w:hideMark/>
           </w:tcPr>
@@ -578,26 +2044,45 @@
             <w:pPr>
               <w:spacing w:after="0" w:line="240" w:lineRule="auto"/>
               <w:rPr>
-                <w:rFonts w:ascii="Times New Roman" w:eastAsia="Times New Roman" w:hAnsi="Times New Roman" w:cs="Times New Roman"/>
-                <w:kern w:val="0"/>
+                <w:rFonts w:ascii="Arial" w:eastAsia="Times New Roman" w:hAnsi="Arial" w:cs="Arial"/>
+                <w:color w:val="1F1F1F"/>
+                <w:kern w:val="0"/>
+                <w:sz w:val="20"/>
+                <w:szCs w:val="20"/>
                 <w:lang w:eastAsia="es-MX"/>
                 <w14:ligatures w14:val="none"/>
               </w:rPr>
             </w:pPr>
             <w:r>
               <w:rPr>
-                <w:rFonts w:ascii="Times New Roman" w:eastAsia="Times New Roman" w:hAnsi="Times New Roman" w:cs="Times New Roman"/>
-                <w:kern w:val="0"/>
-                <w:lang w:eastAsia="es-MX"/>
-                <w14:ligatures w14:val="none"/>
-              </w:rPr>
-              <w:t>Entero</w:t>
+                <w:rFonts w:ascii="Arial" w:eastAsia="Times New Roman" w:hAnsi="Arial" w:cs="Arial"/>
+                <w:color w:val="1F1F1F"/>
+                <w:kern w:val="0"/>
+                <w:sz w:val="20"/>
+                <w:szCs w:val="20"/>
+                <w:bdr w:val="none" w:sz="0" w:space="0" w:color="auto" w:frame="1"/>
+                <w:lang w:eastAsia="es-MX"/>
+                <w14:ligatures w14:val="none"/>
+              </w:rPr>
+              <w:t>Monto total de ingresos anuales del solicitante.</w:t>
             </w:r>
           </w:p>
         </w:tc>
         <w:tc>
           <w:tcPr>
             <w:tcW w:w="0" w:type="auto"/>
+            <w:tcBorders>
+              <w:top w:val="single" w:sz="6" w:space="0" w:color="auto"/>
+              <w:left w:val="single" w:sz="6" w:space="0" w:color="auto"/>
+              <w:bottom w:val="single" w:sz="6" w:space="0" w:color="auto"/>
+              <w:right w:val="single" w:sz="6" w:space="0" w:color="auto"/>
+            </w:tcBorders>
+            <w:tcMar>
+              <w:top w:w="240" w:type="dxa"/>
+              <w:left w:w="0" w:type="dxa"/>
+              <w:bottom w:w="240" w:type="dxa"/>
+              <w:right w:w="0" w:type="dxa"/>
+            </w:tcMar>
             <w:vAlign w:val="center"/>
             <w:hideMark/>
           </w:tcPr>
@@ -605,20 +2090,40 @@
             <w:pPr>
               <w:spacing w:after="0" w:line="240" w:lineRule="auto"/>
               <w:rPr>
-                <w:rFonts w:ascii="Times New Roman" w:eastAsia="Times New Roman" w:hAnsi="Times New Roman" w:cs="Times New Roman"/>
-                <w:kern w:val="0"/>
+                <w:rFonts w:ascii="Arial" w:eastAsia="Times New Roman" w:hAnsi="Arial" w:cs="Arial"/>
+                <w:color w:val="1F1F1F"/>
+                <w:kern w:val="0"/>
+                <w:sz w:val="20"/>
+                <w:szCs w:val="20"/>
                 <w:lang w:eastAsia="es-MX"/>
                 <w14:ligatures w14:val="none"/>
               </w:rPr>
             </w:pPr>
             <w:r>
               <w:rPr>
-                <w:rFonts w:ascii="Times New Roman" w:eastAsia="Times New Roman" w:hAnsi="Times New Roman" w:cs="Times New Roman"/>
-                <w:kern w:val="0"/>
-                <w:lang w:eastAsia="es-MX"/>
-                <w14:ligatures w14:val="none"/>
-              </w:rPr>
-              <w:t>Identificador único del individuo.</w:t>
+                <w:rFonts w:ascii="Arial" w:eastAsia="Times New Roman" w:hAnsi="Arial" w:cs="Arial"/>
+                <w:color w:val="1F1F1F"/>
+                <w:kern w:val="0"/>
+                <w:sz w:val="20"/>
+                <w:szCs w:val="20"/>
+                <w:bdr w:val="none" w:sz="0" w:space="0" w:color="auto" w:frame="1"/>
+                <w:lang w:eastAsia="es-MX"/>
+                <w14:ligatures w14:val="none"/>
+              </w:rPr>
+              <w:t>Numérico</w:t>
+            </w:r>
+            <w:r>
+              <w:rPr>
+                <w:rFonts w:ascii="Arial" w:eastAsia="Times New Roman" w:hAnsi="Arial" w:cs="Arial"/>
+                <w:color w:val="1F1F1F"/>
+                <w:kern w:val="0"/>
+                <w:sz w:val="20"/>
+                <w:szCs w:val="20"/>
+                <w:bdr w:val="none" w:sz="0" w:space="0" w:color="auto" w:frame="1"/>
+                <w:lang w:eastAsia="es-MX"/>
+                <w14:ligatures w14:val="none"/>
+              </w:rPr>
+              <w:t xml:space="preserve"> (Decimal)</w:t>
             </w:r>
           </w:p>
         </w:tc>
@@ -630,6 +2135,18 @@
         <w:tc>
           <w:tcPr>
             <w:tcW w:w="0" w:type="auto"/>
+            <w:tcBorders>
+              <w:top w:val="single" w:sz="6" w:space="0" w:color="auto"/>
+              <w:left w:val="single" w:sz="6" w:space="0" w:color="auto"/>
+              <w:bottom w:val="single" w:sz="6" w:space="0" w:color="auto"/>
+              <w:right w:val="single" w:sz="6" w:space="0" w:color="auto"/>
+            </w:tcBorders>
+            <w:tcMar>
+              <w:top w:w="240" w:type="dxa"/>
+              <w:left w:w="0" w:type="dxa"/>
+              <w:bottom w:w="240" w:type="dxa"/>
+              <w:right w:w="180" w:type="dxa"/>
+            </w:tcMar>
             <w:vAlign w:val="center"/>
             <w:hideMark/>
           </w:tcPr>
@@ -637,28 +2154,47 @@
             <w:pPr>
               <w:spacing w:after="0" w:line="240" w:lineRule="auto"/>
               <w:rPr>
-                <w:rFonts w:ascii="Times New Roman" w:eastAsia="Times New Roman" w:hAnsi="Times New Roman" w:cs="Times New Roman"/>
-                <w:kern w:val="0"/>
+                <w:rFonts w:ascii="Arial" w:eastAsia="Times New Roman" w:hAnsi="Arial" w:cs="Arial"/>
+                <w:color w:val="1F1F1F"/>
+                <w:kern w:val="0"/>
+                <w:sz w:val="20"/>
+                <w:szCs w:val="20"/>
                 <w:lang w:eastAsia="es-MX"/>
                 <w14:ligatures w14:val="none"/>
               </w:rPr>
             </w:pPr>
             <w:r>
               <w:rPr>
-                <w:rFonts w:ascii="Times New Roman" w:eastAsia="Times New Roman" w:hAnsi="Times New Roman" w:cs="Times New Roman"/>
+                <w:rFonts w:ascii="Arial" w:eastAsia="Times New Roman" w:hAnsi="Arial" w:cs="Arial"/>
                 <w:b/>
                 <w:bCs/>
-                <w:kern w:val="0"/>
-                <w:lang w:eastAsia="es-MX"/>
-                <w14:ligatures w14:val="none"/>
-              </w:rPr>
-              <w:t>Gender</w:t>
+                <w:color w:val="1F1F1F"/>
+                <w:kern w:val="0"/>
+                <w:sz w:val="20"/>
+                <w:szCs w:val="20"/>
+                <w:bdr w:val="none" w:sz="0" w:space="0" w:color="auto" w:frame="1"/>
+                <w:lang w:eastAsia="es-MX"/>
+                <w14:ligatures w14:val="none"/>
+              </w:rPr>
+              <w:t>Tipo_ingresos</w:t>
             </w:r>
           </w:p>
         </w:tc>
         <w:tc>
           <w:tcPr>
             <w:tcW w:w="0" w:type="auto"/>
+            <w:tcBorders>
+              <w:top w:val="single" w:sz="6" w:space="0" w:color="auto"/>
+              <w:left w:val="single" w:sz="6" w:space="0" w:color="auto"/>
+              <w:bottom w:val="single" w:sz="6" w:space="0" w:color="auto"/>
+              <w:right w:val="single" w:sz="6" w:space="0" w:color="auto"/>
+            </w:tcBorders>
+            <w:tcMar>
+              <w:top w:w="240" w:type="dxa"/>
+              <w:left w:w="0" w:type="dxa"/>
+              <w:bottom w:w="240" w:type="dxa"/>
+              <w:right w:w="180" w:type="dxa"/>
+            </w:tcMar>
             <w:vAlign w:val="center"/>
             <w:hideMark/>
           </w:tcPr>
@@ -666,26 +2202,58 @@
             <w:pPr>
               <w:spacing w:after="0" w:line="240" w:lineRule="auto"/>
               <w:rPr>
-                <w:rFonts w:ascii="Times New Roman" w:eastAsia="Times New Roman" w:hAnsi="Times New Roman" w:cs="Times New Roman"/>
-                <w:kern w:val="0"/>
+                <w:rFonts w:ascii="Arial" w:eastAsia="Times New Roman" w:hAnsi="Arial" w:cs="Arial"/>
+                <w:color w:val="1F1F1F"/>
+                <w:kern w:val="0"/>
+                <w:sz w:val="20"/>
+                <w:szCs w:val="20"/>
                 <w:lang w:eastAsia="es-MX"/>
                 <w14:ligatures w14:val="none"/>
               </w:rPr>
             </w:pPr>
             <w:r>
               <w:rPr>
-                <w:rFonts w:ascii="Times New Roman" w:eastAsia="Times New Roman" w:hAnsi="Times New Roman" w:cs="Times New Roman"/>
-                <w:kern w:val="0"/>
-                <w:lang w:eastAsia="es-MX"/>
-                <w14:ligatures w14:val="none"/>
-              </w:rPr>
-              <w:t>Binaria</w:t>
+                <w:rFonts w:ascii="Arial" w:eastAsia="Times New Roman" w:hAnsi="Arial" w:cs="Arial"/>
+                <w:color w:val="1F1F1F"/>
+                <w:kern w:val="0"/>
+                <w:sz w:val="20"/>
+                <w:szCs w:val="20"/>
+                <w:bdr w:val="none" w:sz="0" w:space="0" w:color="auto" w:frame="1"/>
+                <w:lang w:eastAsia="es-MX"/>
+                <w14:ligatures w14:val="none"/>
+              </w:rPr>
+              <w:t>Categoría</w:t>
+            </w:r>
+            <w:r>
+              <w:rPr>
+                <w:rFonts w:ascii="Arial" w:eastAsia="Times New Roman" w:hAnsi="Arial" w:cs="Arial"/>
+                <w:color w:val="1F1F1F"/>
+                <w:kern w:val="0"/>
+                <w:sz w:val="20"/>
+                <w:szCs w:val="20"/>
+                <w:bdr w:val="none" w:sz="0" w:space="0" w:color="auto" w:frame="1"/>
+                <w:lang w:eastAsia="es-MX"/>
+                <w14:ligatures w14:val="none"/>
+              </w:rPr>
+              <w:t xml:space="preserve"> de la fuente de ingresos (Trabajando, Pensionado, Servidor publico, etc.).</w:t>
             </w:r>
           </w:p>
         </w:tc>
         <w:tc>
           <w:tcPr>
             <w:tcW w:w="0" w:type="auto"/>
+            <w:tcBorders>
+              <w:top w:val="single" w:sz="6" w:space="0" w:color="auto"/>
+              <w:left w:val="single" w:sz="6" w:space="0" w:color="auto"/>
+              <w:bottom w:val="single" w:sz="6" w:space="0" w:color="auto"/>
+              <w:right w:val="single" w:sz="6" w:space="0" w:color="auto"/>
+            </w:tcBorders>
+            <w:tcMar>
+              <w:top w:w="240" w:type="dxa"/>
+              <w:left w:w="0" w:type="dxa"/>
+              <w:bottom w:w="240" w:type="dxa"/>
+              <w:right w:w="0" w:type="dxa"/>
+            </w:tcMar>
             <w:vAlign w:val="center"/>
             <w:hideMark/>
           </w:tcPr>
@@ -693,20 +2261,27 @@
             <w:pPr>
               <w:spacing w:after="0" w:line="240" w:lineRule="auto"/>
               <w:rPr>
-                <w:rFonts w:ascii="Times New Roman" w:eastAsia="Times New Roman" w:hAnsi="Times New Roman" w:cs="Times New Roman"/>
-                <w:kern w:val="0"/>
+                <w:rFonts w:ascii="Arial" w:eastAsia="Times New Roman" w:hAnsi="Arial" w:cs="Arial"/>
+                <w:color w:val="1F1F1F"/>
+                <w:kern w:val="0"/>
+                <w:sz w:val="20"/>
+                <w:szCs w:val="20"/>
                 <w:lang w:eastAsia="es-MX"/>
                 <w14:ligatures w14:val="none"/>
               </w:rPr>
             </w:pPr>
             <w:r>
               <w:rPr>
-                <w:rFonts w:ascii="Times New Roman" w:eastAsia="Times New Roman" w:hAnsi="Times New Roman" w:cs="Times New Roman"/>
-                <w:kern w:val="0"/>
-                <w:lang w:eastAsia="es-MX"/>
-                <w14:ligatures w14:val="none"/>
-              </w:rPr>
-              <w:t>Género del individuo. 1 = Hombre, 0 = Mujer.</w:t>
+                <w:rFonts w:ascii="Arial" w:eastAsia="Times New Roman" w:hAnsi="Arial" w:cs="Arial"/>
+                <w:color w:val="1F1F1F"/>
+                <w:kern w:val="0"/>
+                <w:sz w:val="20"/>
+                <w:szCs w:val="20"/>
+                <w:bdr w:val="none" w:sz="0" w:space="0" w:color="auto" w:frame="1"/>
+                <w:lang w:eastAsia="es-MX"/>
+                <w14:ligatures w14:val="none"/>
+              </w:rPr>
+              <w:t>Categórico</w:t>
             </w:r>
           </w:p>
         </w:tc>
@@ -718,6 +2293,18 @@
         <w:tc>
           <w:tcPr>
             <w:tcW w:w="0" w:type="auto"/>
+            <w:tcBorders>
+              <w:top w:val="single" w:sz="6" w:space="0" w:color="auto"/>
+              <w:left w:val="single" w:sz="6" w:space="0" w:color="auto"/>
+              <w:bottom w:val="single" w:sz="6" w:space="0" w:color="auto"/>
+              <w:right w:val="single" w:sz="6" w:space="0" w:color="auto"/>
+            </w:tcBorders>
+            <w:tcMar>
+              <w:top w:w="240" w:type="dxa"/>
+              <w:left w:w="0" w:type="dxa"/>
+              <w:bottom w:w="240" w:type="dxa"/>
+              <w:right w:w="180" w:type="dxa"/>
+            </w:tcMar>
             <w:vAlign w:val="center"/>
             <w:hideMark/>
           </w:tcPr>
@@ -725,28 +2312,47 @@
             <w:pPr>
               <w:spacing w:after="0" w:line="240" w:lineRule="auto"/>
               <w:rPr>
-                <w:rFonts w:ascii="Times New Roman" w:eastAsia="Times New Roman" w:hAnsi="Times New Roman" w:cs="Times New Roman"/>
-                <w:kern w:val="0"/>
+                <w:rFonts w:ascii="Arial" w:eastAsia="Times New Roman" w:hAnsi="Arial" w:cs="Arial"/>
+                <w:color w:val="1F1F1F"/>
+                <w:kern w:val="0"/>
+                <w:sz w:val="20"/>
+                <w:szCs w:val="20"/>
                 <w:lang w:eastAsia="es-MX"/>
                 <w14:ligatures w14:val="none"/>
               </w:rPr>
             </w:pPr>
             <w:r>
               <w:rPr>
-                <w:rFonts w:ascii="Times New Roman" w:eastAsia="Times New Roman" w:hAnsi="Times New Roman" w:cs="Times New Roman"/>
+                <w:rFonts w:ascii="Arial" w:eastAsia="Times New Roman" w:hAnsi="Arial" w:cs="Arial"/>
                 <w:b/>
                 <w:bCs/>
-                <w:kern w:val="0"/>
-                <w:lang w:eastAsia="es-MX"/>
-                <w14:ligatures w14:val="none"/>
-              </w:rPr>
-              <w:t>Own_car</w:t>
+                <w:color w:val="1F1F1F"/>
+                <w:kern w:val="0"/>
+                <w:sz w:val="20"/>
+                <w:szCs w:val="20"/>
+                <w:bdr w:val="none" w:sz="0" w:space="0" w:color="auto" w:frame="1"/>
+                <w:lang w:eastAsia="es-MX"/>
+                <w14:ligatures w14:val="none"/>
+              </w:rPr>
+              <w:t>Nivel_educativo</w:t>
             </w:r>
           </w:p>
         </w:tc>
         <w:tc>
           <w:tcPr>
             <w:tcW w:w="0" w:type="auto"/>
+            <w:tcBorders>
+              <w:top w:val="single" w:sz="6" w:space="0" w:color="auto"/>
+              <w:left w:val="single" w:sz="6" w:space="0" w:color="auto"/>
+              <w:bottom w:val="single" w:sz="6" w:space="0" w:color="auto"/>
+              <w:right w:val="single" w:sz="6" w:space="0" w:color="auto"/>
+            </w:tcBorders>
+            <w:tcMar>
+              <w:top w:w="240" w:type="dxa"/>
+              <w:left w:w="0" w:type="dxa"/>
+              <w:bottom w:w="240" w:type="dxa"/>
+              <w:right w:w="180" w:type="dxa"/>
+            </w:tcMar>
             <w:vAlign w:val="center"/>
             <w:hideMark/>
           </w:tcPr>
@@ -754,26 +2360,58 @@
             <w:pPr>
               <w:spacing w:after="0" w:line="240" w:lineRule="auto"/>
               <w:rPr>
-                <w:rFonts w:ascii="Times New Roman" w:eastAsia="Times New Roman" w:hAnsi="Times New Roman" w:cs="Times New Roman"/>
-                <w:kern w:val="0"/>
+                <w:rFonts w:ascii="Arial" w:eastAsia="Times New Roman" w:hAnsi="Arial" w:cs="Arial"/>
+                <w:color w:val="1F1F1F"/>
+                <w:kern w:val="0"/>
+                <w:sz w:val="20"/>
+                <w:szCs w:val="20"/>
                 <w:lang w:eastAsia="es-MX"/>
                 <w14:ligatures w14:val="none"/>
               </w:rPr>
             </w:pPr>
             <w:r>
               <w:rPr>
-                <w:rFonts w:ascii="Times New Roman" w:eastAsia="Times New Roman" w:hAnsi="Times New Roman" w:cs="Times New Roman"/>
-                <w:kern w:val="0"/>
-                <w:lang w:eastAsia="es-MX"/>
-                <w14:ligatures w14:val="none"/>
-              </w:rPr>
-              <w:t>Binaria</w:t>
+                <w:rFonts w:ascii="Arial" w:eastAsia="Times New Roman" w:hAnsi="Arial" w:cs="Arial"/>
+                <w:color w:val="1F1F1F"/>
+                <w:kern w:val="0"/>
+                <w:sz w:val="20"/>
+                <w:szCs w:val="20"/>
+                <w:bdr w:val="none" w:sz="0" w:space="0" w:color="auto" w:frame="1"/>
+                <w:lang w:eastAsia="es-MX"/>
+                <w14:ligatures w14:val="none"/>
+              </w:rPr>
+              <w:t>Máximo</w:t>
+            </w:r>
+            <w:r>
+              <w:rPr>
+                <w:rFonts w:ascii="Arial" w:eastAsia="Times New Roman" w:hAnsi="Arial" w:cs="Arial"/>
+                <w:color w:val="1F1F1F"/>
+                <w:kern w:val="0"/>
+                <w:sz w:val="20"/>
+                <w:szCs w:val="20"/>
+                <w:bdr w:val="none" w:sz="0" w:space="0" w:color="auto" w:frame="1"/>
+                <w:lang w:eastAsia="es-MX"/>
+                <w14:ligatures w14:val="none"/>
+              </w:rPr>
+              <w:t xml:space="preserve"> nivel de estudios alcanzado por el cliente.</w:t>
             </w:r>
           </w:p>
         </w:tc>
         <w:tc>
           <w:tcPr>
             <w:tcW w:w="0" w:type="auto"/>
+            <w:tcBorders>
+              <w:top w:val="single" w:sz="6" w:space="0" w:color="auto"/>
+              <w:left w:val="single" w:sz="6" w:space="0" w:color="auto"/>
+              <w:bottom w:val="single" w:sz="6" w:space="0" w:color="auto"/>
+              <w:right w:val="single" w:sz="6" w:space="0" w:color="auto"/>
+            </w:tcBorders>
+            <w:tcMar>
+              <w:top w:w="240" w:type="dxa"/>
+              <w:left w:w="0" w:type="dxa"/>
+              <w:bottom w:w="240" w:type="dxa"/>
+              <w:right w:w="0" w:type="dxa"/>
+            </w:tcMar>
             <w:vAlign w:val="center"/>
             <w:hideMark/>
           </w:tcPr>
@@ -781,20 +2419,27 @@
             <w:pPr>
               <w:spacing w:after="0" w:line="240" w:lineRule="auto"/>
               <w:rPr>
-                <w:rFonts w:ascii="Times New Roman" w:eastAsia="Times New Roman" w:hAnsi="Times New Roman" w:cs="Times New Roman"/>
-                <w:kern w:val="0"/>
+                <w:rFonts w:ascii="Arial" w:eastAsia="Times New Roman" w:hAnsi="Arial" w:cs="Arial"/>
+                <w:color w:val="1F1F1F"/>
+                <w:kern w:val="0"/>
+                <w:sz w:val="20"/>
+                <w:szCs w:val="20"/>
                 <w:lang w:eastAsia="es-MX"/>
                 <w14:ligatures w14:val="none"/>
               </w:rPr>
             </w:pPr>
             <w:r>
               <w:rPr>
-                <w:rFonts w:ascii="Times New Roman" w:eastAsia="Times New Roman" w:hAnsi="Times New Roman" w:cs="Times New Roman"/>
-                <w:kern w:val="0"/>
-                <w:lang w:eastAsia="es-MX"/>
-                <w14:ligatures w14:val="none"/>
-              </w:rPr>
-              <w:t>Indica si la persona posee automóvil. 1 = Sí, 0 = No.</w:t>
+                <w:rFonts w:ascii="Arial" w:eastAsia="Times New Roman" w:hAnsi="Arial" w:cs="Arial"/>
+                <w:color w:val="1F1F1F"/>
+                <w:kern w:val="0"/>
+                <w:sz w:val="20"/>
+                <w:szCs w:val="20"/>
+                <w:bdr w:val="none" w:sz="0" w:space="0" w:color="auto" w:frame="1"/>
+                <w:lang w:eastAsia="es-MX"/>
+                <w14:ligatures w14:val="none"/>
+              </w:rPr>
+              <w:t>Categórico</w:t>
             </w:r>
           </w:p>
         </w:tc>
@@ -806,6 +2451,18 @@
         <w:tc>
           <w:tcPr>
             <w:tcW w:w="0" w:type="auto"/>
+            <w:tcBorders>
+              <w:top w:val="single" w:sz="6" w:space="0" w:color="auto"/>
+              <w:left w:val="single" w:sz="6" w:space="0" w:color="auto"/>
+              <w:bottom w:val="single" w:sz="6" w:space="0" w:color="auto"/>
+              <w:right w:val="single" w:sz="6" w:space="0" w:color="auto"/>
+            </w:tcBorders>
+            <w:tcMar>
+              <w:top w:w="240" w:type="dxa"/>
+              <w:left w:w="0" w:type="dxa"/>
+              <w:bottom w:w="240" w:type="dxa"/>
+              <w:right w:w="180" w:type="dxa"/>
+            </w:tcMar>
             <w:vAlign w:val="center"/>
             <w:hideMark/>
           </w:tcPr>
@@ -813,28 +2470,47 @@
             <w:pPr>
               <w:spacing w:after="0" w:line="240" w:lineRule="auto"/>
               <w:rPr>
-                <w:rFonts w:ascii="Times New Roman" w:eastAsia="Times New Roman" w:hAnsi="Times New Roman" w:cs="Times New Roman"/>
-                <w:kern w:val="0"/>
+                <w:rFonts w:ascii="Arial" w:eastAsia="Times New Roman" w:hAnsi="Arial" w:cs="Arial"/>
+                <w:color w:val="1F1F1F"/>
+                <w:kern w:val="0"/>
+                <w:sz w:val="20"/>
+                <w:szCs w:val="20"/>
                 <w:lang w:eastAsia="es-MX"/>
                 <w14:ligatures w14:val="none"/>
               </w:rPr>
             </w:pPr>
             <w:r>
               <w:rPr>
-                <w:rFonts w:ascii="Times New Roman" w:eastAsia="Times New Roman" w:hAnsi="Times New Roman" w:cs="Times New Roman"/>
+                <w:rFonts w:ascii="Arial" w:eastAsia="Times New Roman" w:hAnsi="Arial" w:cs="Arial"/>
                 <w:b/>
                 <w:bCs/>
-                <w:kern w:val="0"/>
-                <w:lang w:eastAsia="es-MX"/>
-                <w14:ligatures w14:val="none"/>
-              </w:rPr>
-              <w:t>Own_property</w:t>
+                <w:color w:val="1F1F1F"/>
+                <w:kern w:val="0"/>
+                <w:sz w:val="20"/>
+                <w:szCs w:val="20"/>
+                <w:bdr w:val="none" w:sz="0" w:space="0" w:color="auto" w:frame="1"/>
+                <w:lang w:eastAsia="es-MX"/>
+                <w14:ligatures w14:val="none"/>
+              </w:rPr>
+              <w:t>Tipo_vivienda</w:t>
             </w:r>
           </w:p>
         </w:tc>
         <w:tc>
           <w:tcPr>
             <w:tcW w:w="0" w:type="auto"/>
+            <w:tcBorders>
+              <w:top w:val="single" w:sz="6" w:space="0" w:color="auto"/>
+              <w:left w:val="single" w:sz="6" w:space="0" w:color="auto"/>
+              <w:bottom w:val="single" w:sz="6" w:space="0" w:color="auto"/>
+              <w:right w:val="single" w:sz="6" w:space="0" w:color="auto"/>
+            </w:tcBorders>
+            <w:tcMar>
+              <w:top w:w="240" w:type="dxa"/>
+              <w:left w:w="0" w:type="dxa"/>
+              <w:bottom w:w="240" w:type="dxa"/>
+              <w:right w:w="180" w:type="dxa"/>
+            </w:tcMar>
             <w:vAlign w:val="center"/>
             <w:hideMark/>
           </w:tcPr>
@@ -842,26 +2518,58 @@
             <w:pPr>
               <w:spacing w:after="0" w:line="240" w:lineRule="auto"/>
               <w:rPr>
-                <w:rFonts w:ascii="Times New Roman" w:eastAsia="Times New Roman" w:hAnsi="Times New Roman" w:cs="Times New Roman"/>
-                <w:kern w:val="0"/>
+                <w:rFonts w:ascii="Arial" w:eastAsia="Times New Roman" w:hAnsi="Arial" w:cs="Arial"/>
+                <w:color w:val="1F1F1F"/>
+                <w:kern w:val="0"/>
+                <w:sz w:val="20"/>
+                <w:szCs w:val="20"/>
                 <w:lang w:eastAsia="es-MX"/>
                 <w14:ligatures w14:val="none"/>
               </w:rPr>
             </w:pPr>
             <w:r>
               <w:rPr>
-                <w:rFonts w:ascii="Times New Roman" w:eastAsia="Times New Roman" w:hAnsi="Times New Roman" w:cs="Times New Roman"/>
-                <w:kern w:val="0"/>
-                <w:lang w:eastAsia="es-MX"/>
-                <w14:ligatures w14:val="none"/>
-              </w:rPr>
-              <w:t>Binaria</w:t>
+                <w:rFonts w:ascii="Arial" w:eastAsia="Times New Roman" w:hAnsi="Arial" w:cs="Arial"/>
+                <w:color w:val="1F1F1F"/>
+                <w:kern w:val="0"/>
+                <w:sz w:val="20"/>
+                <w:szCs w:val="20"/>
+                <w:bdr w:val="none" w:sz="0" w:space="0" w:color="auto" w:frame="1"/>
+                <w:lang w:eastAsia="es-MX"/>
+                <w14:ligatures w14:val="none"/>
+              </w:rPr>
+              <w:t>Situación</w:t>
+            </w:r>
+            <w:r>
+              <w:rPr>
+                <w:rFonts w:ascii="Arial" w:eastAsia="Times New Roman" w:hAnsi="Arial" w:cs="Arial"/>
+                <w:color w:val="1F1F1F"/>
+                <w:kern w:val="0"/>
+                <w:sz w:val="20"/>
+                <w:szCs w:val="20"/>
+                <w:bdr w:val="none" w:sz="0" w:space="0" w:color="auto" w:frame="1"/>
+                <w:lang w:eastAsia="es-MX"/>
+                <w14:ligatures w14:val="none"/>
+              </w:rPr>
+              <w:t xml:space="preserve"> habitacional actual (Casa propia, Renta, Con los padres, etc.).</w:t>
             </w:r>
           </w:p>
         </w:tc>
         <w:tc>
           <w:tcPr>
             <w:tcW w:w="0" w:type="auto"/>
+            <w:tcBorders>
+              <w:top w:val="single" w:sz="6" w:space="0" w:color="auto"/>
+              <w:left w:val="single" w:sz="6" w:space="0" w:color="auto"/>
+              <w:bottom w:val="single" w:sz="6" w:space="0" w:color="auto"/>
+              <w:right w:val="single" w:sz="6" w:space="0" w:color="auto"/>
+            </w:tcBorders>
+            <w:tcMar>
+              <w:top w:w="240" w:type="dxa"/>
+              <w:left w:w="0" w:type="dxa"/>
+              <w:bottom w:w="240" w:type="dxa"/>
+              <w:right w:w="0" w:type="dxa"/>
+            </w:tcMar>
             <w:vAlign w:val="center"/>
             <w:hideMark/>
           </w:tcPr>
@@ -869,20 +2577,27 @@
             <w:pPr>
               <w:spacing w:after="0" w:line="240" w:lineRule="auto"/>
               <w:rPr>
-                <w:rFonts w:ascii="Times New Roman" w:eastAsia="Times New Roman" w:hAnsi="Times New Roman" w:cs="Times New Roman"/>
-                <w:kern w:val="0"/>
+                <w:rFonts w:ascii="Arial" w:eastAsia="Times New Roman" w:hAnsi="Arial" w:cs="Arial"/>
+                <w:color w:val="1F1F1F"/>
+                <w:kern w:val="0"/>
+                <w:sz w:val="20"/>
+                <w:szCs w:val="20"/>
                 <w:lang w:eastAsia="es-MX"/>
                 <w14:ligatures w14:val="none"/>
               </w:rPr>
             </w:pPr>
             <w:r>
               <w:rPr>
-                <w:rFonts w:ascii="Times New Roman" w:eastAsia="Times New Roman" w:hAnsi="Times New Roman" w:cs="Times New Roman"/>
-                <w:kern w:val="0"/>
-                <w:lang w:eastAsia="es-MX"/>
-                <w14:ligatures w14:val="none"/>
-              </w:rPr>
-              <w:t>Indica si la persona posee propiedad o vivienda.</w:t>
+                <w:rFonts w:ascii="Arial" w:eastAsia="Times New Roman" w:hAnsi="Arial" w:cs="Arial"/>
+                <w:color w:val="1F1F1F"/>
+                <w:kern w:val="0"/>
+                <w:sz w:val="20"/>
+                <w:szCs w:val="20"/>
+                <w:bdr w:val="none" w:sz="0" w:space="0" w:color="auto" w:frame="1"/>
+                <w:lang w:eastAsia="es-MX"/>
+                <w14:ligatures w14:val="none"/>
+              </w:rPr>
+              <w:t>Categórico</w:t>
             </w:r>
           </w:p>
         </w:tc>
@@ -894,6 +2609,18 @@
         <w:tc>
           <w:tcPr>
             <w:tcW w:w="0" w:type="auto"/>
+            <w:tcBorders>
+              <w:top w:val="single" w:sz="6" w:space="0" w:color="auto"/>
+              <w:left w:val="single" w:sz="6" w:space="0" w:color="auto"/>
+              <w:bottom w:val="single" w:sz="6" w:space="0" w:color="auto"/>
+              <w:right w:val="single" w:sz="6" w:space="0" w:color="auto"/>
+            </w:tcBorders>
+            <w:tcMar>
+              <w:top w:w="240" w:type="dxa"/>
+              <w:left w:w="0" w:type="dxa"/>
+              <w:bottom w:w="240" w:type="dxa"/>
+              <w:right w:w="180" w:type="dxa"/>
+            </w:tcMar>
             <w:vAlign w:val="center"/>
             <w:hideMark/>
           </w:tcPr>
@@ -901,28 +2628,47 @@
             <w:pPr>
               <w:spacing w:after="0" w:line="240" w:lineRule="auto"/>
               <w:rPr>
-                <w:rFonts w:ascii="Times New Roman" w:eastAsia="Times New Roman" w:hAnsi="Times New Roman" w:cs="Times New Roman"/>
-                <w:kern w:val="0"/>
+                <w:rFonts w:ascii="Arial" w:eastAsia="Times New Roman" w:hAnsi="Arial" w:cs="Arial"/>
+                <w:color w:val="1F1F1F"/>
+                <w:kern w:val="0"/>
+                <w:sz w:val="20"/>
+                <w:szCs w:val="20"/>
                 <w:lang w:eastAsia="es-MX"/>
                 <w14:ligatures w14:val="none"/>
               </w:rPr>
             </w:pPr>
             <w:r>
               <w:rPr>
-                <w:rFonts w:ascii="Times New Roman" w:eastAsia="Times New Roman" w:hAnsi="Times New Roman" w:cs="Times New Roman"/>
+                <w:rFonts w:ascii="Arial" w:eastAsia="Times New Roman" w:hAnsi="Arial" w:cs="Arial"/>
                 <w:b/>
                 <w:bCs/>
-                <w:kern w:val="0"/>
-                <w:lang w:eastAsia="es-MX"/>
-                <w14:ligatures w14:val="none"/>
-              </w:rPr>
-              <w:t>Work_phone</w:t>
+                <w:color w:val="1F1F1F"/>
+                <w:kern w:val="0"/>
+                <w:sz w:val="20"/>
+                <w:szCs w:val="20"/>
+                <w:bdr w:val="none" w:sz="0" w:space="0" w:color="auto" w:frame="1"/>
+                <w:lang w:eastAsia="es-MX"/>
+                <w14:ligatures w14:val="none"/>
+              </w:rPr>
+              <w:t>Tipo_ocupacion</w:t>
             </w:r>
           </w:p>
         </w:tc>
         <w:tc>
           <w:tcPr>
             <w:tcW w:w="0" w:type="auto"/>
+            <w:tcBorders>
+              <w:top w:val="single" w:sz="6" w:space="0" w:color="auto"/>
+              <w:left w:val="single" w:sz="6" w:space="0" w:color="auto"/>
+              <w:bottom w:val="single" w:sz="6" w:space="0" w:color="auto"/>
+              <w:right w:val="single" w:sz="6" w:space="0" w:color="auto"/>
+            </w:tcBorders>
+            <w:tcMar>
+              <w:top w:w="240" w:type="dxa"/>
+              <w:left w:w="0" w:type="dxa"/>
+              <w:bottom w:w="240" w:type="dxa"/>
+              <w:right w:w="180" w:type="dxa"/>
+            </w:tcMar>
             <w:vAlign w:val="center"/>
             <w:hideMark/>
           </w:tcPr>
@@ -930,26 +2676,58 @@
             <w:pPr>
               <w:spacing w:after="0" w:line="240" w:lineRule="auto"/>
               <w:rPr>
-                <w:rFonts w:ascii="Times New Roman" w:eastAsia="Times New Roman" w:hAnsi="Times New Roman" w:cs="Times New Roman"/>
-                <w:kern w:val="0"/>
+                <w:rFonts w:ascii="Arial" w:eastAsia="Times New Roman" w:hAnsi="Arial" w:cs="Arial"/>
+                <w:color w:val="1F1F1F"/>
+                <w:kern w:val="0"/>
+                <w:sz w:val="20"/>
+                <w:szCs w:val="20"/>
                 <w:lang w:eastAsia="es-MX"/>
                 <w14:ligatures w14:val="none"/>
               </w:rPr>
             </w:pPr>
             <w:r>
               <w:rPr>
-                <w:rFonts w:ascii="Times New Roman" w:eastAsia="Times New Roman" w:hAnsi="Times New Roman" w:cs="Times New Roman"/>
-                <w:kern w:val="0"/>
-                <w:lang w:eastAsia="es-MX"/>
-                <w14:ligatures w14:val="none"/>
-              </w:rPr>
-              <w:t>Binaria</w:t>
+                <w:rFonts w:ascii="Arial" w:eastAsia="Times New Roman" w:hAnsi="Arial" w:cs="Arial"/>
+                <w:color w:val="1F1F1F"/>
+                <w:kern w:val="0"/>
+                <w:sz w:val="20"/>
+                <w:szCs w:val="20"/>
+                <w:bdr w:val="none" w:sz="0" w:space="0" w:color="auto" w:frame="1"/>
+                <w:lang w:eastAsia="es-MX"/>
+                <w14:ligatures w14:val="none"/>
+              </w:rPr>
+              <w:t>Área</w:t>
+            </w:r>
+            <w:r>
+              <w:rPr>
+                <w:rFonts w:ascii="Arial" w:eastAsia="Times New Roman" w:hAnsi="Arial" w:cs="Arial"/>
+                <w:color w:val="1F1F1F"/>
+                <w:kern w:val="0"/>
+                <w:sz w:val="20"/>
+                <w:szCs w:val="20"/>
+                <w:bdr w:val="none" w:sz="0" w:space="0" w:color="auto" w:frame="1"/>
+                <w:lang w:eastAsia="es-MX"/>
+                <w14:ligatures w14:val="none"/>
+              </w:rPr>
+              <w:t xml:space="preserve"> laboral o puesto que desempeña el solicitante.</w:t>
             </w:r>
           </w:p>
         </w:tc>
         <w:tc>
           <w:tcPr>
             <w:tcW w:w="0" w:type="auto"/>
+            <w:tcBorders>
+              <w:top w:val="single" w:sz="6" w:space="0" w:color="auto"/>
+              <w:left w:val="single" w:sz="6" w:space="0" w:color="auto"/>
+              <w:bottom w:val="single" w:sz="6" w:space="0" w:color="auto"/>
+              <w:right w:val="single" w:sz="6" w:space="0" w:color="auto"/>
+            </w:tcBorders>
+            <w:tcMar>
+              <w:top w:w="240" w:type="dxa"/>
+              <w:left w:w="0" w:type="dxa"/>
+              <w:bottom w:w="240" w:type="dxa"/>
+              <w:right w:w="0" w:type="dxa"/>
+            </w:tcMar>
             <w:vAlign w:val="center"/>
             <w:hideMark/>
           </w:tcPr>
@@ -957,20 +2735,27 @@
             <w:pPr>
               <w:spacing w:after="0" w:line="240" w:lineRule="auto"/>
               <w:rPr>
-                <w:rFonts w:ascii="Times New Roman" w:eastAsia="Times New Roman" w:hAnsi="Times New Roman" w:cs="Times New Roman"/>
-                <w:kern w:val="0"/>
+                <w:rFonts w:ascii="Arial" w:eastAsia="Times New Roman" w:hAnsi="Arial" w:cs="Arial"/>
+                <w:color w:val="1F1F1F"/>
+                <w:kern w:val="0"/>
+                <w:sz w:val="20"/>
+                <w:szCs w:val="20"/>
                 <w:lang w:eastAsia="es-MX"/>
                 <w14:ligatures w14:val="none"/>
               </w:rPr>
             </w:pPr>
             <w:r>
               <w:rPr>
-                <w:rFonts w:ascii="Times New Roman" w:eastAsia="Times New Roman" w:hAnsi="Times New Roman" w:cs="Times New Roman"/>
-                <w:kern w:val="0"/>
-                <w:lang w:eastAsia="es-MX"/>
-                <w14:ligatures w14:val="none"/>
-              </w:rPr>
-              <w:t>Indica si el individuo tiene teléfono laboral.</w:t>
+                <w:rFonts w:ascii="Arial" w:eastAsia="Times New Roman" w:hAnsi="Arial" w:cs="Arial"/>
+                <w:color w:val="1F1F1F"/>
+                <w:kern w:val="0"/>
+                <w:sz w:val="20"/>
+                <w:szCs w:val="20"/>
+                <w:bdr w:val="none" w:sz="0" w:space="0" w:color="auto" w:frame="1"/>
+                <w:lang w:eastAsia="es-MX"/>
+                <w14:ligatures w14:val="none"/>
+              </w:rPr>
+              <w:t>Categórico</w:t>
             </w:r>
           </w:p>
         </w:tc>
@@ -982,6 +2767,18 @@
         <w:tc>
           <w:tcPr>
             <w:tcW w:w="0" w:type="auto"/>
+            <w:tcBorders>
+              <w:top w:val="single" w:sz="6" w:space="0" w:color="auto"/>
+              <w:left w:val="single" w:sz="6" w:space="0" w:color="auto"/>
+              <w:bottom w:val="single" w:sz="6" w:space="0" w:color="auto"/>
+              <w:right w:val="single" w:sz="6" w:space="0" w:color="auto"/>
+            </w:tcBorders>
+            <w:tcMar>
+              <w:top w:w="240" w:type="dxa"/>
+              <w:left w:w="0" w:type="dxa"/>
+              <w:bottom w:w="240" w:type="dxa"/>
+              <w:right w:w="180" w:type="dxa"/>
+            </w:tcMar>
             <w:vAlign w:val="center"/>
             <w:hideMark/>
           </w:tcPr>
@@ -989,28 +2786,47 @@
             <w:pPr>
               <w:spacing w:after="0" w:line="240" w:lineRule="auto"/>
               <w:rPr>
-                <w:rFonts w:ascii="Times New Roman" w:eastAsia="Times New Roman" w:hAnsi="Times New Roman" w:cs="Times New Roman"/>
-                <w:kern w:val="0"/>
+                <w:rFonts w:ascii="Arial" w:eastAsia="Times New Roman" w:hAnsi="Arial" w:cs="Arial"/>
+                <w:color w:val="1F1F1F"/>
+                <w:kern w:val="0"/>
+                <w:sz w:val="20"/>
+                <w:szCs w:val="20"/>
                 <w:lang w:eastAsia="es-MX"/>
                 <w14:ligatures w14:val="none"/>
               </w:rPr>
             </w:pPr>
             <w:r>
               <w:rPr>
-                <w:rFonts w:ascii="Times New Roman" w:eastAsia="Times New Roman" w:hAnsi="Times New Roman" w:cs="Times New Roman"/>
+                <w:rFonts w:ascii="Arial" w:eastAsia="Times New Roman" w:hAnsi="Arial" w:cs="Arial"/>
                 <w:b/>
                 <w:bCs/>
-                <w:kern w:val="0"/>
-                <w:lang w:eastAsia="es-MX"/>
-                <w14:ligatures w14:val="none"/>
-              </w:rPr>
-              <w:t>Phone</w:t>
+                <w:color w:val="1F1F1F"/>
+                <w:kern w:val="0"/>
+                <w:sz w:val="20"/>
+                <w:szCs w:val="20"/>
+                <w:bdr w:val="none" w:sz="0" w:space="0" w:color="auto" w:frame="1"/>
+                <w:lang w:eastAsia="es-MX"/>
+                <w14:ligatures w14:val="none"/>
+              </w:rPr>
+              <w:t>Anios_empleado</w:t>
             </w:r>
           </w:p>
         </w:tc>
         <w:tc>
           <w:tcPr>
             <w:tcW w:w="0" w:type="auto"/>
+            <w:tcBorders>
+              <w:top w:val="single" w:sz="6" w:space="0" w:color="auto"/>
+              <w:left w:val="single" w:sz="6" w:space="0" w:color="auto"/>
+              <w:bottom w:val="single" w:sz="6" w:space="0" w:color="auto"/>
+              <w:right w:val="single" w:sz="6" w:space="0" w:color="auto"/>
+            </w:tcBorders>
+            <w:tcMar>
+              <w:top w:w="240" w:type="dxa"/>
+              <w:left w:w="0" w:type="dxa"/>
+              <w:bottom w:w="240" w:type="dxa"/>
+              <w:right w:w="180" w:type="dxa"/>
+            </w:tcMar>
             <w:vAlign w:val="center"/>
             <w:hideMark/>
           </w:tcPr>
@@ -1018,26 +2834,45 @@
             <w:pPr>
               <w:spacing w:after="0" w:line="240" w:lineRule="auto"/>
               <w:rPr>
-                <w:rFonts w:ascii="Times New Roman" w:eastAsia="Times New Roman" w:hAnsi="Times New Roman" w:cs="Times New Roman"/>
-                <w:kern w:val="0"/>
+                <w:rFonts w:ascii="Arial" w:eastAsia="Times New Roman" w:hAnsi="Arial" w:cs="Arial"/>
+                <w:color w:val="1F1F1F"/>
+                <w:kern w:val="0"/>
+                <w:sz w:val="20"/>
+                <w:szCs w:val="20"/>
                 <w:lang w:eastAsia="es-MX"/>
                 <w14:ligatures w14:val="none"/>
               </w:rPr>
             </w:pPr>
             <w:r>
               <w:rPr>
-                <w:rFonts w:ascii="Times New Roman" w:eastAsia="Times New Roman" w:hAnsi="Times New Roman" w:cs="Times New Roman"/>
-                <w:kern w:val="0"/>
-                <w:lang w:eastAsia="es-MX"/>
-                <w14:ligatures w14:val="none"/>
-              </w:rPr>
-              <w:t>Binaria</w:t>
+                <w:rFonts w:ascii="Arial" w:eastAsia="Times New Roman" w:hAnsi="Arial" w:cs="Arial"/>
+                <w:color w:val="1F1F1F"/>
+                <w:kern w:val="0"/>
+                <w:sz w:val="20"/>
+                <w:szCs w:val="20"/>
+                <w:bdr w:val="none" w:sz="0" w:space="0" w:color="auto" w:frame="1"/>
+                <w:lang w:eastAsia="es-MX"/>
+                <w14:ligatures w14:val="none"/>
+              </w:rPr>
+              <w:t>Tiempo que el cliente lleva trabajando en su empleo actual (en años).</w:t>
             </w:r>
           </w:p>
         </w:tc>
         <w:tc>
           <w:tcPr>
             <w:tcW w:w="0" w:type="auto"/>
+            <w:tcBorders>
+              <w:top w:val="single" w:sz="6" w:space="0" w:color="auto"/>
+              <w:left w:val="single" w:sz="6" w:space="0" w:color="auto"/>
+              <w:bottom w:val="single" w:sz="6" w:space="0" w:color="auto"/>
+              <w:right w:val="single" w:sz="6" w:space="0" w:color="auto"/>
+            </w:tcBorders>
+            <w:tcMar>
+              <w:top w:w="240" w:type="dxa"/>
+              <w:left w:w="0" w:type="dxa"/>
+              <w:bottom w:w="240" w:type="dxa"/>
+              <w:right w:w="0" w:type="dxa"/>
+            </w:tcMar>
             <w:vAlign w:val="center"/>
             <w:hideMark/>
           </w:tcPr>
@@ -1045,20 +2880,40 @@
             <w:pPr>
               <w:spacing w:after="0" w:line="240" w:lineRule="auto"/>
               <w:rPr>
-                <w:rFonts w:ascii="Times New Roman" w:eastAsia="Times New Roman" w:hAnsi="Times New Roman" w:cs="Times New Roman"/>
-                <w:kern w:val="0"/>
+                <w:rFonts w:ascii="Arial" w:eastAsia="Times New Roman" w:hAnsi="Arial" w:cs="Arial"/>
+                <w:color w:val="1F1F1F"/>
+                <w:kern w:val="0"/>
+                <w:sz w:val="20"/>
+                <w:szCs w:val="20"/>
                 <w:lang w:eastAsia="es-MX"/>
                 <w14:ligatures w14:val="none"/>
               </w:rPr>
             </w:pPr>
             <w:r>
               <w:rPr>
-                <w:rFonts w:ascii="Times New Roman" w:eastAsia="Times New Roman" w:hAnsi="Times New Roman" w:cs="Times New Roman"/>
-                <w:kern w:val="0"/>
-                <w:lang w:eastAsia="es-MX"/>
-                <w14:ligatures w14:val="none"/>
-              </w:rPr>
-              <w:t>Indica si posee teléfono personal.</w:t>
+                <w:rFonts w:ascii="Arial" w:eastAsia="Times New Roman" w:hAnsi="Arial" w:cs="Arial"/>
+                <w:color w:val="1F1F1F"/>
+                <w:kern w:val="0"/>
+                <w:sz w:val="20"/>
+                <w:szCs w:val="20"/>
+                <w:bdr w:val="none" w:sz="0" w:space="0" w:color="auto" w:frame="1"/>
+                <w:lang w:eastAsia="es-MX"/>
+                <w14:ligatures w14:val="none"/>
+              </w:rPr>
+              <w:t>Numérico</w:t>
+            </w:r>
+            <w:r>
+              <w:rPr>
+                <w:rFonts w:ascii="Arial" w:eastAsia="Times New Roman" w:hAnsi="Arial" w:cs="Arial"/>
+                <w:color w:val="1F1F1F"/>
+                <w:kern w:val="0"/>
+                <w:sz w:val="20"/>
+                <w:szCs w:val="20"/>
+                <w:bdr w:val="none" w:sz="0" w:space="0" w:color="auto" w:frame="1"/>
+                <w:lang w:eastAsia="es-MX"/>
+                <w14:ligatures w14:val="none"/>
+              </w:rPr>
+              <w:t xml:space="preserve"> (Decimal)</w:t>
             </w:r>
           </w:p>
         </w:tc>
@@ -1070,6 +2925,18 @@
         <w:tc>
           <w:tcPr>
             <w:tcW w:w="0" w:type="auto"/>
+            <w:tcBorders>
+              <w:top w:val="single" w:sz="6" w:space="0" w:color="auto"/>
+              <w:left w:val="single" w:sz="6" w:space="0" w:color="auto"/>
+              <w:bottom w:val="single" w:sz="6" w:space="0" w:color="auto"/>
+              <w:right w:val="single" w:sz="6" w:space="0" w:color="auto"/>
+            </w:tcBorders>
+            <w:tcMar>
+              <w:top w:w="240" w:type="dxa"/>
+              <w:left w:w="0" w:type="dxa"/>
+              <w:bottom w:w="240" w:type="dxa"/>
+              <w:right w:w="180" w:type="dxa"/>
+            </w:tcMar>
             <w:vAlign w:val="center"/>
             <w:hideMark/>
           </w:tcPr>
@@ -1077,28 +2944,47 @@
             <w:pPr>
               <w:spacing w:after="0" w:line="240" w:lineRule="auto"/>
               <w:rPr>
-                <w:rFonts w:ascii="Times New Roman" w:eastAsia="Times New Roman" w:hAnsi="Times New Roman" w:cs="Times New Roman"/>
-                <w:kern w:val="0"/>
+                <w:rFonts w:ascii="Arial" w:eastAsia="Times New Roman" w:hAnsi="Arial" w:cs="Arial"/>
+                <w:color w:val="1F1F1F"/>
+                <w:kern w:val="0"/>
+                <w:sz w:val="20"/>
+                <w:szCs w:val="20"/>
                 <w:lang w:eastAsia="es-MX"/>
                 <w14:ligatures w14:val="none"/>
               </w:rPr>
             </w:pPr>
             <w:r>
               <w:rPr>
-                <w:rFonts w:ascii="Times New Roman" w:eastAsia="Times New Roman" w:hAnsi="Times New Roman" w:cs="Times New Roman"/>
+                <w:rFonts w:ascii="Arial" w:eastAsia="Times New Roman" w:hAnsi="Arial" w:cs="Arial"/>
                 <w:b/>
                 <w:bCs/>
-                <w:kern w:val="0"/>
-                <w:lang w:eastAsia="es-MX"/>
-                <w14:ligatures w14:val="none"/>
-              </w:rPr>
-              <w:t>Email</w:t>
+                <w:color w:val="1F1F1F"/>
+                <w:kern w:val="0"/>
+                <w:sz w:val="20"/>
+                <w:szCs w:val="20"/>
+                <w:bdr w:val="none" w:sz="0" w:space="0" w:color="auto" w:frame="1"/>
+                <w:lang w:eastAsia="es-MX"/>
+                <w14:ligatures w14:val="none"/>
+              </w:rPr>
+              <w:t>Desempleado</w:t>
             </w:r>
           </w:p>
         </w:tc>
         <w:tc>
           <w:tcPr>
             <w:tcW w:w="0" w:type="auto"/>
+            <w:tcBorders>
+              <w:top w:val="single" w:sz="6" w:space="0" w:color="auto"/>
+              <w:left w:val="single" w:sz="6" w:space="0" w:color="auto"/>
+              <w:bottom w:val="single" w:sz="6" w:space="0" w:color="auto"/>
+              <w:right w:val="single" w:sz="6" w:space="0" w:color="auto"/>
+            </w:tcBorders>
+            <w:tcMar>
+              <w:top w:w="240" w:type="dxa"/>
+              <w:left w:w="0" w:type="dxa"/>
+              <w:bottom w:w="240" w:type="dxa"/>
+              <w:right w:w="180" w:type="dxa"/>
+            </w:tcMar>
             <w:vAlign w:val="center"/>
             <w:hideMark/>
           </w:tcPr>
@@ -1106,26 +2992,45 @@
             <w:pPr>
               <w:spacing w:after="0" w:line="240" w:lineRule="auto"/>
               <w:rPr>
-                <w:rFonts w:ascii="Times New Roman" w:eastAsia="Times New Roman" w:hAnsi="Times New Roman" w:cs="Times New Roman"/>
-                <w:kern w:val="0"/>
+                <w:rFonts w:ascii="Arial" w:eastAsia="Times New Roman" w:hAnsi="Arial" w:cs="Arial"/>
+                <w:color w:val="1F1F1F"/>
+                <w:kern w:val="0"/>
+                <w:sz w:val="20"/>
+                <w:szCs w:val="20"/>
                 <w:lang w:eastAsia="es-MX"/>
                 <w14:ligatures w14:val="none"/>
               </w:rPr>
             </w:pPr>
             <w:r>
               <w:rPr>
-                <w:rFonts w:ascii="Times New Roman" w:eastAsia="Times New Roman" w:hAnsi="Times New Roman" w:cs="Times New Roman"/>
-                <w:kern w:val="0"/>
-                <w:lang w:eastAsia="es-MX"/>
-                <w14:ligatures w14:val="none"/>
-              </w:rPr>
-              <w:t>Binaria</w:t>
+                <w:rFonts w:ascii="Arial" w:eastAsia="Times New Roman" w:hAnsi="Arial" w:cs="Arial"/>
+                <w:color w:val="1F1F1F"/>
+                <w:kern w:val="0"/>
+                <w:sz w:val="20"/>
+                <w:szCs w:val="20"/>
+                <w:bdr w:val="none" w:sz="0" w:space="0" w:color="auto" w:frame="1"/>
+                <w:lang w:eastAsia="es-MX"/>
+                <w14:ligatures w14:val="none"/>
+              </w:rPr>
+              <w:t>Indicador de si el cliente se encuentra sin empleo (1 = Si, 0 = No).</w:t>
             </w:r>
           </w:p>
         </w:tc>
         <w:tc>
           <w:tcPr>
             <w:tcW w:w="0" w:type="auto"/>
+            <w:tcBorders>
+              <w:top w:val="single" w:sz="6" w:space="0" w:color="auto"/>
+              <w:left w:val="single" w:sz="6" w:space="0" w:color="auto"/>
+              <w:bottom w:val="single" w:sz="6" w:space="0" w:color="auto"/>
+              <w:right w:val="single" w:sz="6" w:space="0" w:color="auto"/>
+            </w:tcBorders>
+            <w:tcMar>
+              <w:top w:w="240" w:type="dxa"/>
+              <w:left w:w="0" w:type="dxa"/>
+              <w:bottom w:w="240" w:type="dxa"/>
+              <w:right w:w="0" w:type="dxa"/>
+            </w:tcMar>
             <w:vAlign w:val="center"/>
             <w:hideMark/>
           </w:tcPr>
@@ -1133,20 +3038,254 @@
             <w:pPr>
               <w:spacing w:after="0" w:line="240" w:lineRule="auto"/>
               <w:rPr>
-                <w:rFonts w:ascii="Times New Roman" w:eastAsia="Times New Roman" w:hAnsi="Times New Roman" w:cs="Times New Roman"/>
-                <w:kern w:val="0"/>
+                <w:rFonts w:ascii="Arial" w:eastAsia="Times New Roman" w:hAnsi="Arial" w:cs="Arial"/>
+                <w:color w:val="1F1F1F"/>
+                <w:kern w:val="0"/>
+                <w:sz w:val="20"/>
+                <w:szCs w:val="20"/>
                 <w:lang w:eastAsia="es-MX"/>
                 <w14:ligatures w14:val="none"/>
               </w:rPr>
             </w:pPr>
             <w:r>
               <w:rPr>
-                <w:rFonts w:ascii="Times New Roman" w:eastAsia="Times New Roman" w:hAnsi="Times New Roman" w:cs="Times New Roman"/>
-                <w:kern w:val="0"/>
-                <w:lang w:eastAsia="es-MX"/>
-                <w14:ligatures w14:val="none"/>
-              </w:rPr>
-              <w:t>Indica si el individuo tiene correo electrónico registrado.</w:t>
+                <w:rFonts w:ascii="Arial" w:eastAsia="Times New Roman" w:hAnsi="Arial" w:cs="Arial"/>
+                <w:color w:val="1F1F1F"/>
+                <w:kern w:val="0"/>
+                <w:sz w:val="20"/>
+                <w:szCs w:val="20"/>
+                <w:bdr w:val="none" w:sz="0" w:space="0" w:color="auto" w:frame="1"/>
+                <w:lang w:eastAsia="es-MX"/>
+                <w14:ligatures w14:val="none"/>
+              </w:rPr>
+              <w:t>Binario</w:t>
+            </w:r>
+          </w:p>
+        </w:tc>
+      </w:tr>
+    </w:tbl>
+    <w:p>
+      <w:pPr>
+        <w:spacing w:after="0" w:line="240" w:lineRule="auto"/>
+        <w:rPr>
+          <w:rFonts w:ascii="Arial" w:eastAsia="Times New Roman" w:hAnsi="Arial" w:cs="Arial"/>
+          <w:kern w:val="0"/>
+          <w:sz w:val="20"/>
+          <w:szCs w:val="20"/>
+          <w:lang w:eastAsia="es-MX"/>
+          <w14:ligatures w14:val="none"/>
+        </w:rPr>
+      </w:pPr>
+    </w:p>
+    <w:p>
+      <w:pPr>
+        <w:spacing w:after="0" w:line="240" w:lineRule="auto"/>
+        <w:rPr>
+          <w:rFonts w:ascii="Arial" w:eastAsia="Times New Roman" w:hAnsi="Arial" w:cs="Arial"/>
+          <w:kern w:val="0"/>
+          <w:sz w:val="20"/>
+          <w:szCs w:val="20"/>
+          <w:lang w:eastAsia="es-MX"/>
+          <w14:ligatures w14:val="none"/>
+        </w:rPr>
+      </w:pPr>
+      <w:r>
+        <w:rPr>
+          <w:rFonts w:ascii="Arial" w:eastAsia="Times New Roman" w:hAnsi="Arial" w:cs="Arial"/>
+          <w:noProof/>
+          <w:kern w:val="0"/>
+          <w:sz w:val="20"/>
+          <w:szCs w:val="20"/>
+          <w:lang w:eastAsia="es-MX"/>
+        </w:rPr>
+        <w:pict w14:anchorId="4701FD2B">
+          <v:rect id="_x0000_i1027" alt="" style="width:441.9pt;height:.05pt;mso-width-percent:0;mso-height-percent:0;mso-width-percent:0;mso-height-percent:0" o:hralign="center" o:hrstd="t" o:hr="t" fillcolor="#a0a0a0" stroked="f"/>
+        </w:pict>
+      </w:r>
+    </w:p>
+    <w:p>
+      <w:pPr>
+        <w:spacing w:after="0" w:line="240" w:lineRule="auto"/>
+        <w:rPr>
+          <w:rFonts w:ascii="Arial" w:hAnsi="Arial" w:cs="Arial"/>
+          <w:b/>
+          <w:bCs/>
+          <w:sz w:val="20"/>
+          <w:szCs w:val="20"/>
+        </w:rPr>
+      </w:pPr>
+      <w:r>
+        <w:rPr>
+          <w:rFonts w:ascii="Arial" w:hAnsi="Arial" w:cs="Arial"/>
+          <w:b/>
+          <w:bCs/>
+          <w:sz w:val="20"/>
+          <w:szCs w:val="20"/>
+        </w:rPr>
+        <w:t>VARIABLES DE ACTIVOS Y CONTACTO</w:t>
+      </w:r>
+    </w:p>
+    <w:tbl>
+      <w:tblPr>
+        <w:tblW w:w="0" w:type="auto"/>
+        <w:tblCellSpacing w:w="15" w:type="dxa"/>
+        <w:tblCellMar>
+          <w:left w:w="0" w:type="dxa"/>
+          <w:right w:w="0" w:type="dxa"/>
+        </w:tblCellMar>
+        <w:tblLook w:val="04A0" w:firstRow="1" w:lastRow="0" w:firstColumn="1" w:lastColumn="0" w:noHBand="0" w:noVBand="1"/>
+      </w:tblPr>
+      <w:tblGrid>
+        <w:gridCol w:w="2089"/>
+        <w:gridCol w:w="5543"/>
+        <w:gridCol w:w="1190"/>
+      </w:tblGrid>
+      <w:tr>
+        <w:trPr>
+          <w:tblHeader/>
+          <w:tblCellSpacing w:w="15" w:type="dxa"/>
+        </w:trPr>
+        <w:tc>
+          <w:tcPr>
+            <w:tcW w:w="0" w:type="auto"/>
+            <w:tcBorders>
+              <w:top w:val="single" w:sz="6" w:space="0" w:color="auto"/>
+              <w:left w:val="single" w:sz="6" w:space="0" w:color="auto"/>
+              <w:bottom w:val="single" w:sz="6" w:space="0" w:color="auto"/>
+              <w:right w:val="single" w:sz="6" w:space="0" w:color="auto"/>
+            </w:tcBorders>
+            <w:tcMar>
+              <w:top w:w="240" w:type="dxa"/>
+              <w:left w:w="0" w:type="dxa"/>
+              <w:bottom w:w="240" w:type="dxa"/>
+              <w:right w:w="180" w:type="dxa"/>
+            </w:tcMar>
+            <w:vAlign w:val="center"/>
+            <w:hideMark/>
+          </w:tcPr>
+          <w:p>
+            <w:pPr>
+              <w:spacing w:after="0" w:line="240" w:lineRule="auto"/>
+              <w:rPr>
+                <w:rFonts w:ascii="Arial" w:eastAsia="Times New Roman" w:hAnsi="Arial" w:cs="Arial"/>
+                <w:color w:val="1F1F1F"/>
+                <w:kern w:val="0"/>
+                <w:sz w:val="20"/>
+                <w:szCs w:val="20"/>
+                <w:lang w:eastAsia="es-MX"/>
+                <w14:ligatures w14:val="none"/>
+              </w:rPr>
+            </w:pPr>
+            <w:r>
+              <w:rPr>
+                <w:rFonts w:ascii="Arial" w:eastAsia="Times New Roman" w:hAnsi="Arial" w:cs="Arial"/>
+                <w:b/>
+                <w:bCs/>
+                <w:color w:val="1F1F1F"/>
+                <w:kern w:val="0"/>
+                <w:sz w:val="20"/>
+                <w:szCs w:val="20"/>
+                <w:bdr w:val="none" w:sz="0" w:space="0" w:color="auto" w:frame="1"/>
+                <w:lang w:eastAsia="es-MX"/>
+                <w14:ligatures w14:val="none"/>
+              </w:rPr>
+              <w:t>Variable</w:t>
+            </w:r>
+          </w:p>
+        </w:tc>
+        <w:tc>
+          <w:tcPr>
+            <w:tcW w:w="0" w:type="auto"/>
+            <w:tcBorders>
+              <w:top w:val="single" w:sz="6" w:space="0" w:color="auto"/>
+              <w:left w:val="single" w:sz="6" w:space="0" w:color="auto"/>
+              <w:bottom w:val="single" w:sz="6" w:space="0" w:color="auto"/>
+              <w:right w:val="single" w:sz="6" w:space="0" w:color="auto"/>
+            </w:tcBorders>
+            <w:tcMar>
+              <w:top w:w="240" w:type="dxa"/>
+              <w:left w:w="0" w:type="dxa"/>
+              <w:bottom w:w="240" w:type="dxa"/>
+              <w:right w:w="180" w:type="dxa"/>
+            </w:tcMar>
+            <w:vAlign w:val="center"/>
+            <w:hideMark/>
+          </w:tcPr>
+          <w:p>
+            <w:pPr>
+              <w:spacing w:after="0" w:line="240" w:lineRule="auto"/>
+              <w:rPr>
+                <w:rFonts w:ascii="Arial" w:eastAsia="Times New Roman" w:hAnsi="Arial" w:cs="Arial"/>
+                <w:color w:val="1F1F1F"/>
+                <w:kern w:val="0"/>
+                <w:sz w:val="20"/>
+                <w:szCs w:val="20"/>
+                <w:lang w:eastAsia="es-MX"/>
+                <w14:ligatures w14:val="none"/>
+              </w:rPr>
+            </w:pPr>
+            <w:r>
+              <w:rPr>
+                <w:rFonts w:ascii="Arial" w:eastAsia="Times New Roman" w:hAnsi="Arial" w:cs="Arial"/>
+                <w:b/>
+                <w:bCs/>
+                <w:color w:val="1F1F1F"/>
+                <w:kern w:val="0"/>
+                <w:sz w:val="20"/>
+                <w:szCs w:val="20"/>
+                <w:bdr w:val="none" w:sz="0" w:space="0" w:color="auto" w:frame="1"/>
+                <w:lang w:eastAsia="es-MX"/>
+                <w14:ligatures w14:val="none"/>
+              </w:rPr>
+              <w:t>Descripción</w:t>
+            </w:r>
+          </w:p>
+        </w:tc>
+        <w:tc>
+          <w:tcPr>
+            <w:tcW w:w="0" w:type="auto"/>
+            <w:tcBorders>
+              <w:top w:val="single" w:sz="6" w:space="0" w:color="auto"/>
+              <w:left w:val="single" w:sz="6" w:space="0" w:color="auto"/>
+              <w:bottom w:val="single" w:sz="6" w:space="0" w:color="auto"/>
+              <w:right w:val="single" w:sz="6" w:space="0" w:color="auto"/>
+            </w:tcBorders>
+            <w:tcMar>
+              <w:top w:w="240" w:type="dxa"/>
+              <w:left w:w="0" w:type="dxa"/>
+              <w:bottom w:w="240" w:type="dxa"/>
+              <w:right w:w="0" w:type="dxa"/>
+            </w:tcMar>
+            <w:vAlign w:val="center"/>
+            <w:hideMark/>
+          </w:tcPr>
+          <w:p>
+            <w:pPr>
+              <w:spacing w:after="0" w:line="240" w:lineRule="auto"/>
+              <w:rPr>
+                <w:rFonts w:ascii="Arial" w:eastAsia="Times New Roman" w:hAnsi="Arial" w:cs="Arial"/>
+                <w:color w:val="1F1F1F"/>
+                <w:kern w:val="0"/>
+                <w:sz w:val="20"/>
+                <w:szCs w:val="20"/>
+                <w:lang w:eastAsia="es-MX"/>
+                <w14:ligatures w14:val="none"/>
+              </w:rPr>
+            </w:pPr>
+            <w:r>
+              <w:rPr>
+                <w:rFonts w:ascii="Arial" w:eastAsia="Times New Roman" w:hAnsi="Arial" w:cs="Arial"/>
+                <w:b/>
+                <w:bCs/>
+                <w:color w:val="1F1F1F"/>
+                <w:kern w:val="0"/>
+                <w:sz w:val="20"/>
+                <w:szCs w:val="20"/>
+                <w:bdr w:val="none" w:sz="0" w:space="0" w:color="auto" w:frame="1"/>
+                <w:lang w:eastAsia="es-MX"/>
+                <w14:ligatures w14:val="none"/>
+              </w:rPr>
+              <w:t>Tipo de Dato</w:t>
             </w:r>
           </w:p>
         </w:tc>
@@ -1158,6 +3297,18 @@
         <w:tc>
           <w:tcPr>
             <w:tcW w:w="0" w:type="auto"/>
+            <w:tcBorders>
+              <w:top w:val="single" w:sz="6" w:space="0" w:color="auto"/>
+              <w:left w:val="single" w:sz="6" w:space="0" w:color="auto"/>
+              <w:bottom w:val="single" w:sz="6" w:space="0" w:color="auto"/>
+              <w:right w:val="single" w:sz="6" w:space="0" w:color="auto"/>
+            </w:tcBorders>
+            <w:tcMar>
+              <w:top w:w="240" w:type="dxa"/>
+              <w:left w:w="0" w:type="dxa"/>
+              <w:bottom w:w="240" w:type="dxa"/>
+              <w:right w:w="180" w:type="dxa"/>
+            </w:tcMar>
             <w:vAlign w:val="center"/>
             <w:hideMark/>
           </w:tcPr>
@@ -1165,28 +3316,47 @@
             <w:pPr>
               <w:spacing w:after="0" w:line="240" w:lineRule="auto"/>
               <w:rPr>
-                <w:rFonts w:ascii="Times New Roman" w:eastAsia="Times New Roman" w:hAnsi="Times New Roman" w:cs="Times New Roman"/>
-                <w:kern w:val="0"/>
+                <w:rFonts w:ascii="Arial" w:eastAsia="Times New Roman" w:hAnsi="Arial" w:cs="Arial"/>
+                <w:color w:val="1F1F1F"/>
+                <w:kern w:val="0"/>
+                <w:sz w:val="20"/>
+                <w:szCs w:val="20"/>
                 <w:lang w:eastAsia="es-MX"/>
                 <w14:ligatures w14:val="none"/>
               </w:rPr>
             </w:pPr>
             <w:r>
               <w:rPr>
-                <w:rFonts w:ascii="Times New Roman" w:eastAsia="Times New Roman" w:hAnsi="Times New Roman" w:cs="Times New Roman"/>
+                <w:rFonts w:ascii="Arial" w:eastAsia="Times New Roman" w:hAnsi="Arial" w:cs="Arial"/>
                 <w:b/>
                 <w:bCs/>
-                <w:kern w:val="0"/>
-                <w:lang w:eastAsia="es-MX"/>
-                <w14:ligatures w14:val="none"/>
-              </w:rPr>
-              <w:t>Unemployed</w:t>
+                <w:color w:val="1F1F1F"/>
+                <w:kern w:val="0"/>
+                <w:sz w:val="20"/>
+                <w:szCs w:val="20"/>
+                <w:bdr w:val="none" w:sz="0" w:space="0" w:color="auto" w:frame="1"/>
+                <w:lang w:eastAsia="es-MX"/>
+                <w14:ligatures w14:val="none"/>
+              </w:rPr>
+              <w:t>Posee_auto</w:t>
             </w:r>
           </w:p>
         </w:tc>
         <w:tc>
           <w:tcPr>
             <w:tcW w:w="0" w:type="auto"/>
+            <w:tcBorders>
+              <w:top w:val="single" w:sz="6" w:space="0" w:color="auto"/>
+              <w:left w:val="single" w:sz="6" w:space="0" w:color="auto"/>
+              <w:bottom w:val="single" w:sz="6" w:space="0" w:color="auto"/>
+              <w:right w:val="single" w:sz="6" w:space="0" w:color="auto"/>
+            </w:tcBorders>
+            <w:tcMar>
+              <w:top w:w="240" w:type="dxa"/>
+              <w:left w:w="0" w:type="dxa"/>
+              <w:bottom w:w="240" w:type="dxa"/>
+              <w:right w:w="180" w:type="dxa"/>
+            </w:tcMar>
             <w:vAlign w:val="center"/>
             <w:hideMark/>
           </w:tcPr>
@@ -1194,26 +3364,71 @@
             <w:pPr>
               <w:spacing w:after="0" w:line="240" w:lineRule="auto"/>
               <w:rPr>
-                <w:rFonts w:ascii="Times New Roman" w:eastAsia="Times New Roman" w:hAnsi="Times New Roman" w:cs="Times New Roman"/>
-                <w:kern w:val="0"/>
+                <w:rFonts w:ascii="Arial" w:eastAsia="Times New Roman" w:hAnsi="Arial" w:cs="Arial"/>
+                <w:color w:val="1F1F1F"/>
+                <w:kern w:val="0"/>
+                <w:sz w:val="20"/>
+                <w:szCs w:val="20"/>
                 <w:lang w:eastAsia="es-MX"/>
                 <w14:ligatures w14:val="none"/>
               </w:rPr>
             </w:pPr>
             <w:r>
               <w:rPr>
-                <w:rFonts w:ascii="Times New Roman" w:eastAsia="Times New Roman" w:hAnsi="Times New Roman" w:cs="Times New Roman"/>
-                <w:kern w:val="0"/>
-                <w:lang w:eastAsia="es-MX"/>
-                <w14:ligatures w14:val="none"/>
-              </w:rPr>
-              <w:t>Binaria</w:t>
+                <w:rFonts w:ascii="Arial" w:eastAsia="Times New Roman" w:hAnsi="Arial" w:cs="Arial"/>
+                <w:color w:val="1F1F1F"/>
+                <w:kern w:val="0"/>
+                <w:sz w:val="20"/>
+                <w:szCs w:val="20"/>
+                <w:bdr w:val="none" w:sz="0" w:space="0" w:color="auto" w:frame="1"/>
+                <w:lang w:eastAsia="es-MX"/>
+                <w14:ligatures w14:val="none"/>
+              </w:rPr>
+              <w:t xml:space="preserve">Indica si el solicitante es dueño de un </w:t>
+            </w:r>
+            <w:r>
+              <w:rPr>
+                <w:rFonts w:ascii="Arial" w:eastAsia="Times New Roman" w:hAnsi="Arial" w:cs="Arial"/>
+                <w:color w:val="1F1F1F"/>
+                <w:kern w:val="0"/>
+                <w:sz w:val="20"/>
+                <w:szCs w:val="20"/>
+                <w:bdr w:val="none" w:sz="0" w:space="0" w:color="auto" w:frame="1"/>
+                <w:lang w:eastAsia="es-MX"/>
+                <w14:ligatures w14:val="none"/>
+              </w:rPr>
+              <w:t>vehículo</w:t>
+            </w:r>
+            <w:r>
+              <w:rPr>
+                <w:rFonts w:ascii="Arial" w:eastAsia="Times New Roman" w:hAnsi="Arial" w:cs="Arial"/>
+                <w:color w:val="1F1F1F"/>
+                <w:kern w:val="0"/>
+                <w:sz w:val="20"/>
+                <w:szCs w:val="20"/>
+                <w:bdr w:val="none" w:sz="0" w:space="0" w:color="auto" w:frame="1"/>
+                <w:lang w:eastAsia="es-MX"/>
+                <w14:ligatures w14:val="none"/>
+              </w:rPr>
+              <w:t xml:space="preserve"> (1 = Si, 0 = No).</w:t>
             </w:r>
           </w:p>
         </w:tc>
         <w:tc>
           <w:tcPr>
             <w:tcW w:w="0" w:type="auto"/>
+            <w:tcBorders>
+              <w:top w:val="single" w:sz="6" w:space="0" w:color="auto"/>
+              <w:left w:val="single" w:sz="6" w:space="0" w:color="auto"/>
+              <w:bottom w:val="single" w:sz="6" w:space="0" w:color="auto"/>
+              <w:right w:val="single" w:sz="6" w:space="0" w:color="auto"/>
+            </w:tcBorders>
+            <w:tcMar>
+              <w:top w:w="240" w:type="dxa"/>
+              <w:left w:w="0" w:type="dxa"/>
+              <w:bottom w:w="240" w:type="dxa"/>
+              <w:right w:w="0" w:type="dxa"/>
+            </w:tcMar>
             <w:vAlign w:val="center"/>
             <w:hideMark/>
           </w:tcPr>
@@ -1221,20 +3436,27 @@
             <w:pPr>
               <w:spacing w:after="0" w:line="240" w:lineRule="auto"/>
               <w:rPr>
-                <w:rFonts w:ascii="Times New Roman" w:eastAsia="Times New Roman" w:hAnsi="Times New Roman" w:cs="Times New Roman"/>
-                <w:kern w:val="0"/>
+                <w:rFonts w:ascii="Arial" w:eastAsia="Times New Roman" w:hAnsi="Arial" w:cs="Arial"/>
+                <w:color w:val="1F1F1F"/>
+                <w:kern w:val="0"/>
+                <w:sz w:val="20"/>
+                <w:szCs w:val="20"/>
                 <w:lang w:eastAsia="es-MX"/>
                 <w14:ligatures w14:val="none"/>
               </w:rPr>
             </w:pPr>
             <w:r>
               <w:rPr>
-                <w:rFonts w:ascii="Times New Roman" w:eastAsia="Times New Roman" w:hAnsi="Times New Roman" w:cs="Times New Roman"/>
-                <w:kern w:val="0"/>
-                <w:lang w:eastAsia="es-MX"/>
-                <w14:ligatures w14:val="none"/>
-              </w:rPr>
-              <w:t>Estado de desempleo. 1 = Desempleado, 0 = Empleado.</w:t>
+                <w:rFonts w:ascii="Arial" w:eastAsia="Times New Roman" w:hAnsi="Arial" w:cs="Arial"/>
+                <w:color w:val="1F1F1F"/>
+                <w:kern w:val="0"/>
+                <w:sz w:val="20"/>
+                <w:szCs w:val="20"/>
+                <w:bdr w:val="none" w:sz="0" w:space="0" w:color="auto" w:frame="1"/>
+                <w:lang w:eastAsia="es-MX"/>
+                <w14:ligatures w14:val="none"/>
+              </w:rPr>
+              <w:t>Binario</w:t>
             </w:r>
           </w:p>
         </w:tc>
@@ -1246,6 +3468,18 @@
         <w:tc>
           <w:tcPr>
             <w:tcW w:w="0" w:type="auto"/>
+            <w:tcBorders>
+              <w:top w:val="single" w:sz="6" w:space="0" w:color="auto"/>
+              <w:left w:val="single" w:sz="6" w:space="0" w:color="auto"/>
+              <w:bottom w:val="single" w:sz="6" w:space="0" w:color="auto"/>
+              <w:right w:val="single" w:sz="6" w:space="0" w:color="auto"/>
+            </w:tcBorders>
+            <w:tcMar>
+              <w:top w:w="240" w:type="dxa"/>
+              <w:left w:w="0" w:type="dxa"/>
+              <w:bottom w:w="240" w:type="dxa"/>
+              <w:right w:w="180" w:type="dxa"/>
+            </w:tcMar>
             <w:vAlign w:val="center"/>
             <w:hideMark/>
           </w:tcPr>
@@ -1253,28 +3487,47 @@
             <w:pPr>
               <w:spacing w:after="0" w:line="240" w:lineRule="auto"/>
               <w:rPr>
-                <w:rFonts w:ascii="Times New Roman" w:eastAsia="Times New Roman" w:hAnsi="Times New Roman" w:cs="Times New Roman"/>
-                <w:kern w:val="0"/>
+                <w:rFonts w:ascii="Arial" w:eastAsia="Times New Roman" w:hAnsi="Arial" w:cs="Arial"/>
+                <w:color w:val="1F1F1F"/>
+                <w:kern w:val="0"/>
+                <w:sz w:val="20"/>
+                <w:szCs w:val="20"/>
                 <w:lang w:eastAsia="es-MX"/>
                 <w14:ligatures w14:val="none"/>
               </w:rPr>
             </w:pPr>
             <w:r>
               <w:rPr>
-                <w:rFonts w:ascii="Times New Roman" w:eastAsia="Times New Roman" w:hAnsi="Times New Roman" w:cs="Times New Roman"/>
+                <w:rFonts w:ascii="Arial" w:eastAsia="Times New Roman" w:hAnsi="Arial" w:cs="Arial"/>
                 <w:b/>
                 <w:bCs/>
-                <w:kern w:val="0"/>
-                <w:lang w:eastAsia="es-MX"/>
-                <w14:ligatures w14:val="none"/>
-              </w:rPr>
-              <w:t>Num_children</w:t>
+                <w:color w:val="1F1F1F"/>
+                <w:kern w:val="0"/>
+                <w:sz w:val="20"/>
+                <w:szCs w:val="20"/>
+                <w:bdr w:val="none" w:sz="0" w:space="0" w:color="auto" w:frame="1"/>
+                <w:lang w:eastAsia="es-MX"/>
+                <w14:ligatures w14:val="none"/>
+              </w:rPr>
+              <w:t>Posee_propiedad</w:t>
             </w:r>
           </w:p>
         </w:tc>
         <w:tc>
           <w:tcPr>
             <w:tcW w:w="0" w:type="auto"/>
+            <w:tcBorders>
+              <w:top w:val="single" w:sz="6" w:space="0" w:color="auto"/>
+              <w:left w:val="single" w:sz="6" w:space="0" w:color="auto"/>
+              <w:bottom w:val="single" w:sz="6" w:space="0" w:color="auto"/>
+              <w:right w:val="single" w:sz="6" w:space="0" w:color="auto"/>
+            </w:tcBorders>
+            <w:tcMar>
+              <w:top w:w="240" w:type="dxa"/>
+              <w:left w:w="0" w:type="dxa"/>
+              <w:bottom w:w="240" w:type="dxa"/>
+              <w:right w:w="180" w:type="dxa"/>
+            </w:tcMar>
             <w:vAlign w:val="center"/>
             <w:hideMark/>
           </w:tcPr>
@@ -1282,26 +3535,45 @@
             <w:pPr>
               <w:spacing w:after="0" w:line="240" w:lineRule="auto"/>
               <w:rPr>
-                <w:rFonts w:ascii="Times New Roman" w:eastAsia="Times New Roman" w:hAnsi="Times New Roman" w:cs="Times New Roman"/>
-                <w:kern w:val="0"/>
+                <w:rFonts w:ascii="Arial" w:eastAsia="Times New Roman" w:hAnsi="Arial" w:cs="Arial"/>
+                <w:color w:val="1F1F1F"/>
+                <w:kern w:val="0"/>
+                <w:sz w:val="20"/>
+                <w:szCs w:val="20"/>
                 <w:lang w:eastAsia="es-MX"/>
                 <w14:ligatures w14:val="none"/>
               </w:rPr>
             </w:pPr>
             <w:r>
               <w:rPr>
-                <w:rFonts w:ascii="Times New Roman" w:eastAsia="Times New Roman" w:hAnsi="Times New Roman" w:cs="Times New Roman"/>
-                <w:kern w:val="0"/>
-                <w:lang w:eastAsia="es-MX"/>
-                <w14:ligatures w14:val="none"/>
-              </w:rPr>
-              <w:t>Entero</w:t>
+                <w:rFonts w:ascii="Arial" w:eastAsia="Times New Roman" w:hAnsi="Arial" w:cs="Arial"/>
+                <w:color w:val="1F1F1F"/>
+                <w:kern w:val="0"/>
+                <w:sz w:val="20"/>
+                <w:szCs w:val="20"/>
+                <w:bdr w:val="none" w:sz="0" w:space="0" w:color="auto" w:frame="1"/>
+                <w:lang w:eastAsia="es-MX"/>
+                <w14:ligatures w14:val="none"/>
+              </w:rPr>
+              <w:t>Indica si el solicitante es dueño de bienes inmuebles (1 = Si, 0 = No).</w:t>
             </w:r>
           </w:p>
         </w:tc>
         <w:tc>
           <w:tcPr>
             <w:tcW w:w="0" w:type="auto"/>
+            <w:tcBorders>
+              <w:top w:val="single" w:sz="6" w:space="0" w:color="auto"/>
+              <w:left w:val="single" w:sz="6" w:space="0" w:color="auto"/>
+              <w:bottom w:val="single" w:sz="6" w:space="0" w:color="auto"/>
+              <w:right w:val="single" w:sz="6" w:space="0" w:color="auto"/>
+            </w:tcBorders>
+            <w:tcMar>
+              <w:top w:w="240" w:type="dxa"/>
+              <w:left w:w="0" w:type="dxa"/>
+              <w:bottom w:w="240" w:type="dxa"/>
+              <w:right w:w="0" w:type="dxa"/>
+            </w:tcMar>
             <w:vAlign w:val="center"/>
             <w:hideMark/>
           </w:tcPr>
@@ -1309,20 +3581,27 @@
             <w:pPr>
               <w:spacing w:after="0" w:line="240" w:lineRule="auto"/>
               <w:rPr>
-                <w:rFonts w:ascii="Times New Roman" w:eastAsia="Times New Roman" w:hAnsi="Times New Roman" w:cs="Times New Roman"/>
-                <w:kern w:val="0"/>
+                <w:rFonts w:ascii="Arial" w:eastAsia="Times New Roman" w:hAnsi="Arial" w:cs="Arial"/>
+                <w:color w:val="1F1F1F"/>
+                <w:kern w:val="0"/>
+                <w:sz w:val="20"/>
+                <w:szCs w:val="20"/>
                 <w:lang w:eastAsia="es-MX"/>
                 <w14:ligatures w14:val="none"/>
               </w:rPr>
             </w:pPr>
             <w:r>
               <w:rPr>
-                <w:rFonts w:ascii="Times New Roman" w:eastAsia="Times New Roman" w:hAnsi="Times New Roman" w:cs="Times New Roman"/>
-                <w:kern w:val="0"/>
-                <w:lang w:eastAsia="es-MX"/>
-                <w14:ligatures w14:val="none"/>
-              </w:rPr>
-              <w:t>Número de hijos del individuo.</w:t>
+                <w:rFonts w:ascii="Arial" w:eastAsia="Times New Roman" w:hAnsi="Arial" w:cs="Arial"/>
+                <w:color w:val="1F1F1F"/>
+                <w:kern w:val="0"/>
+                <w:sz w:val="20"/>
+                <w:szCs w:val="20"/>
+                <w:bdr w:val="none" w:sz="0" w:space="0" w:color="auto" w:frame="1"/>
+                <w:lang w:eastAsia="es-MX"/>
+                <w14:ligatures w14:val="none"/>
+              </w:rPr>
+              <w:t>Binario</w:t>
             </w:r>
           </w:p>
         </w:tc>
@@ -1334,6 +3613,18 @@
         <w:tc>
           <w:tcPr>
             <w:tcW w:w="0" w:type="auto"/>
+            <w:tcBorders>
+              <w:top w:val="single" w:sz="6" w:space="0" w:color="auto"/>
+              <w:left w:val="single" w:sz="6" w:space="0" w:color="auto"/>
+              <w:bottom w:val="single" w:sz="6" w:space="0" w:color="auto"/>
+              <w:right w:val="single" w:sz="6" w:space="0" w:color="auto"/>
+            </w:tcBorders>
+            <w:tcMar>
+              <w:top w:w="240" w:type="dxa"/>
+              <w:left w:w="0" w:type="dxa"/>
+              <w:bottom w:w="240" w:type="dxa"/>
+              <w:right w:w="180" w:type="dxa"/>
+            </w:tcMar>
             <w:vAlign w:val="center"/>
             <w:hideMark/>
           </w:tcPr>
@@ -1341,28 +3632,47 @@
             <w:pPr>
               <w:spacing w:after="0" w:line="240" w:lineRule="auto"/>
               <w:rPr>
-                <w:rFonts w:ascii="Times New Roman" w:eastAsia="Times New Roman" w:hAnsi="Times New Roman" w:cs="Times New Roman"/>
-                <w:kern w:val="0"/>
+                <w:rFonts w:ascii="Arial" w:eastAsia="Times New Roman" w:hAnsi="Arial" w:cs="Arial"/>
+                <w:color w:val="1F1F1F"/>
+                <w:kern w:val="0"/>
+                <w:sz w:val="20"/>
+                <w:szCs w:val="20"/>
                 <w:lang w:eastAsia="es-MX"/>
                 <w14:ligatures w14:val="none"/>
               </w:rPr>
             </w:pPr>
             <w:r>
               <w:rPr>
-                <w:rFonts w:ascii="Times New Roman" w:eastAsia="Times New Roman" w:hAnsi="Times New Roman" w:cs="Times New Roman"/>
+                <w:rFonts w:ascii="Arial" w:eastAsia="Times New Roman" w:hAnsi="Arial" w:cs="Arial"/>
                 <w:b/>
                 <w:bCs/>
-                <w:kern w:val="0"/>
-                <w:lang w:eastAsia="es-MX"/>
-                <w14:ligatures w14:val="none"/>
-              </w:rPr>
-              <w:t>Num_family</w:t>
+                <w:color w:val="1F1F1F"/>
+                <w:kern w:val="0"/>
+                <w:sz w:val="20"/>
+                <w:szCs w:val="20"/>
+                <w:bdr w:val="none" w:sz="0" w:space="0" w:color="auto" w:frame="1"/>
+                <w:lang w:eastAsia="es-MX"/>
+                <w14:ligatures w14:val="none"/>
+              </w:rPr>
+              <w:t>Telefono_trabajo</w:t>
             </w:r>
           </w:p>
         </w:tc>
         <w:tc>
           <w:tcPr>
             <w:tcW w:w="0" w:type="auto"/>
+            <w:tcBorders>
+              <w:top w:val="single" w:sz="6" w:space="0" w:color="auto"/>
+              <w:left w:val="single" w:sz="6" w:space="0" w:color="auto"/>
+              <w:bottom w:val="single" w:sz="6" w:space="0" w:color="auto"/>
+              <w:right w:val="single" w:sz="6" w:space="0" w:color="auto"/>
+            </w:tcBorders>
+            <w:tcMar>
+              <w:top w:w="240" w:type="dxa"/>
+              <w:left w:w="0" w:type="dxa"/>
+              <w:bottom w:w="240" w:type="dxa"/>
+              <w:right w:w="180" w:type="dxa"/>
+            </w:tcMar>
             <w:vAlign w:val="center"/>
             <w:hideMark/>
           </w:tcPr>
@@ -1370,26 +3680,71 @@
             <w:pPr>
               <w:spacing w:after="0" w:line="240" w:lineRule="auto"/>
               <w:rPr>
-                <w:rFonts w:ascii="Times New Roman" w:eastAsia="Times New Roman" w:hAnsi="Times New Roman" w:cs="Times New Roman"/>
-                <w:kern w:val="0"/>
+                <w:rFonts w:ascii="Arial" w:eastAsia="Times New Roman" w:hAnsi="Arial" w:cs="Arial"/>
+                <w:color w:val="1F1F1F"/>
+                <w:kern w:val="0"/>
+                <w:sz w:val="20"/>
+                <w:szCs w:val="20"/>
                 <w:lang w:eastAsia="es-MX"/>
                 <w14:ligatures w14:val="none"/>
               </w:rPr>
             </w:pPr>
             <w:r>
               <w:rPr>
-                <w:rFonts w:ascii="Times New Roman" w:eastAsia="Times New Roman" w:hAnsi="Times New Roman" w:cs="Times New Roman"/>
-                <w:kern w:val="0"/>
-                <w:lang w:eastAsia="es-MX"/>
-                <w14:ligatures w14:val="none"/>
-              </w:rPr>
-              <w:t>Entero</w:t>
+                <w:rFonts w:ascii="Arial" w:eastAsia="Times New Roman" w:hAnsi="Arial" w:cs="Arial"/>
+                <w:color w:val="1F1F1F"/>
+                <w:kern w:val="0"/>
+                <w:sz w:val="20"/>
+                <w:szCs w:val="20"/>
+                <w:bdr w:val="none" w:sz="0" w:space="0" w:color="auto" w:frame="1"/>
+                <w:lang w:eastAsia="es-MX"/>
+                <w14:ligatures w14:val="none"/>
+              </w:rPr>
+              <w:t xml:space="preserve">Indica si el cliente proporciono un numero de </w:t>
+            </w:r>
+            <w:r>
+              <w:rPr>
+                <w:rFonts w:ascii="Arial" w:eastAsia="Times New Roman" w:hAnsi="Arial" w:cs="Arial"/>
+                <w:color w:val="1F1F1F"/>
+                <w:kern w:val="0"/>
+                <w:sz w:val="20"/>
+                <w:szCs w:val="20"/>
+                <w:bdr w:val="none" w:sz="0" w:space="0" w:color="auto" w:frame="1"/>
+                <w:lang w:eastAsia="es-MX"/>
+                <w14:ligatures w14:val="none"/>
+              </w:rPr>
+              <w:t>teléfono</w:t>
+            </w:r>
+            <w:r>
+              <w:rPr>
+                <w:rFonts w:ascii="Arial" w:eastAsia="Times New Roman" w:hAnsi="Arial" w:cs="Arial"/>
+                <w:color w:val="1F1F1F"/>
+                <w:kern w:val="0"/>
+                <w:sz w:val="20"/>
+                <w:szCs w:val="20"/>
+                <w:bdr w:val="none" w:sz="0" w:space="0" w:color="auto" w:frame="1"/>
+                <w:lang w:eastAsia="es-MX"/>
+                <w14:ligatures w14:val="none"/>
+              </w:rPr>
+              <w:t xml:space="preserve"> laboral.</w:t>
             </w:r>
           </w:p>
         </w:tc>
         <w:tc>
           <w:tcPr>
             <w:tcW w:w="0" w:type="auto"/>
+            <w:tcBorders>
+              <w:top w:val="single" w:sz="6" w:space="0" w:color="auto"/>
+              <w:left w:val="single" w:sz="6" w:space="0" w:color="auto"/>
+              <w:bottom w:val="single" w:sz="6" w:space="0" w:color="auto"/>
+              <w:right w:val="single" w:sz="6" w:space="0" w:color="auto"/>
+            </w:tcBorders>
+            <w:tcMar>
+              <w:top w:w="240" w:type="dxa"/>
+              <w:left w:w="0" w:type="dxa"/>
+              <w:bottom w:w="240" w:type="dxa"/>
+              <w:right w:w="0" w:type="dxa"/>
+            </w:tcMar>
             <w:vAlign w:val="center"/>
             <w:hideMark/>
           </w:tcPr>
@@ -1397,20 +3752,27 @@
             <w:pPr>
               <w:spacing w:after="0" w:line="240" w:lineRule="auto"/>
               <w:rPr>
-                <w:rFonts w:ascii="Times New Roman" w:eastAsia="Times New Roman" w:hAnsi="Times New Roman" w:cs="Times New Roman"/>
-                <w:kern w:val="0"/>
+                <w:rFonts w:ascii="Arial" w:eastAsia="Times New Roman" w:hAnsi="Arial" w:cs="Arial"/>
+                <w:color w:val="1F1F1F"/>
+                <w:kern w:val="0"/>
+                <w:sz w:val="20"/>
+                <w:szCs w:val="20"/>
                 <w:lang w:eastAsia="es-MX"/>
                 <w14:ligatures w14:val="none"/>
               </w:rPr>
             </w:pPr>
             <w:r>
               <w:rPr>
-                <w:rFonts w:ascii="Times New Roman" w:eastAsia="Times New Roman" w:hAnsi="Times New Roman" w:cs="Times New Roman"/>
-                <w:kern w:val="0"/>
-                <w:lang w:eastAsia="es-MX"/>
-                <w14:ligatures w14:val="none"/>
-              </w:rPr>
-              <w:t>Número total de miembros del hogar.</w:t>
+                <w:rFonts w:ascii="Arial" w:eastAsia="Times New Roman" w:hAnsi="Arial" w:cs="Arial"/>
+                <w:color w:val="1F1F1F"/>
+                <w:kern w:val="0"/>
+                <w:sz w:val="20"/>
+                <w:szCs w:val="20"/>
+                <w:bdr w:val="none" w:sz="0" w:space="0" w:color="auto" w:frame="1"/>
+                <w:lang w:eastAsia="es-MX"/>
+                <w14:ligatures w14:val="none"/>
+              </w:rPr>
+              <w:t>Binario</w:t>
             </w:r>
           </w:p>
         </w:tc>
@@ -1422,6 +3784,18 @@
         <w:tc>
           <w:tcPr>
             <w:tcW w:w="0" w:type="auto"/>
+            <w:tcBorders>
+              <w:top w:val="single" w:sz="6" w:space="0" w:color="auto"/>
+              <w:left w:val="single" w:sz="6" w:space="0" w:color="auto"/>
+              <w:bottom w:val="single" w:sz="6" w:space="0" w:color="auto"/>
+              <w:right w:val="single" w:sz="6" w:space="0" w:color="auto"/>
+            </w:tcBorders>
+            <w:tcMar>
+              <w:top w:w="240" w:type="dxa"/>
+              <w:left w:w="0" w:type="dxa"/>
+              <w:bottom w:w="240" w:type="dxa"/>
+              <w:right w:w="180" w:type="dxa"/>
+            </w:tcMar>
             <w:vAlign w:val="center"/>
             <w:hideMark/>
           </w:tcPr>
@@ -1429,28 +3803,48 @@
             <w:pPr>
               <w:spacing w:after="0" w:line="240" w:lineRule="auto"/>
               <w:rPr>
-                <w:rFonts w:ascii="Times New Roman" w:eastAsia="Times New Roman" w:hAnsi="Times New Roman" w:cs="Times New Roman"/>
-                <w:kern w:val="0"/>
+                <w:rFonts w:ascii="Arial" w:eastAsia="Times New Roman" w:hAnsi="Arial" w:cs="Arial"/>
+                <w:color w:val="1F1F1F"/>
+                <w:kern w:val="0"/>
+                <w:sz w:val="20"/>
+                <w:szCs w:val="20"/>
                 <w:lang w:eastAsia="es-MX"/>
                 <w14:ligatures w14:val="none"/>
               </w:rPr>
             </w:pPr>
             <w:r>
               <w:rPr>
-                <w:rFonts w:ascii="Times New Roman" w:eastAsia="Times New Roman" w:hAnsi="Times New Roman" w:cs="Times New Roman"/>
+                <w:rFonts w:ascii="Arial" w:eastAsia="Times New Roman" w:hAnsi="Arial" w:cs="Arial"/>
                 <w:b/>
                 <w:bCs/>
-                <w:kern w:val="0"/>
-                <w:lang w:eastAsia="es-MX"/>
-                <w14:ligatures w14:val="none"/>
-              </w:rPr>
-              <w:t>Account_length</w:t>
+                <w:color w:val="1F1F1F"/>
+                <w:kern w:val="0"/>
+                <w:sz w:val="20"/>
+                <w:szCs w:val="20"/>
+                <w:bdr w:val="none" w:sz="0" w:space="0" w:color="auto" w:frame="1"/>
+                <w:lang w:eastAsia="es-MX"/>
+                <w14:ligatures w14:val="none"/>
+              </w:rPr>
+              <w:lastRenderedPageBreak/>
+              <w:t>Telefono</w:t>
             </w:r>
           </w:p>
         </w:tc>
         <w:tc>
           <w:tcPr>
             <w:tcW w:w="0" w:type="auto"/>
+            <w:tcBorders>
+              <w:top w:val="single" w:sz="6" w:space="0" w:color="auto"/>
+              <w:left w:val="single" w:sz="6" w:space="0" w:color="auto"/>
+              <w:bottom w:val="single" w:sz="6" w:space="0" w:color="auto"/>
+              <w:right w:val="single" w:sz="6" w:space="0" w:color="auto"/>
+            </w:tcBorders>
+            <w:tcMar>
+              <w:top w:w="240" w:type="dxa"/>
+              <w:left w:w="0" w:type="dxa"/>
+              <w:bottom w:w="240" w:type="dxa"/>
+              <w:right w:w="180" w:type="dxa"/>
+            </w:tcMar>
             <w:vAlign w:val="center"/>
             <w:hideMark/>
           </w:tcPr>
@@ -1458,26 +3852,71 @@
             <w:pPr>
               <w:spacing w:after="0" w:line="240" w:lineRule="auto"/>
               <w:rPr>
-                <w:rFonts w:ascii="Times New Roman" w:eastAsia="Times New Roman" w:hAnsi="Times New Roman" w:cs="Times New Roman"/>
-                <w:kern w:val="0"/>
+                <w:rFonts w:ascii="Arial" w:eastAsia="Times New Roman" w:hAnsi="Arial" w:cs="Arial"/>
+                <w:color w:val="1F1F1F"/>
+                <w:kern w:val="0"/>
+                <w:sz w:val="20"/>
+                <w:szCs w:val="20"/>
                 <w:lang w:eastAsia="es-MX"/>
                 <w14:ligatures w14:val="none"/>
               </w:rPr>
             </w:pPr>
             <w:r>
               <w:rPr>
-                <w:rFonts w:ascii="Times New Roman" w:eastAsia="Times New Roman" w:hAnsi="Times New Roman" w:cs="Times New Roman"/>
-                <w:kern w:val="0"/>
-                <w:lang w:eastAsia="es-MX"/>
-                <w14:ligatures w14:val="none"/>
-              </w:rPr>
-              <w:t>Entero</w:t>
+                <w:rFonts w:ascii="Arial" w:eastAsia="Times New Roman" w:hAnsi="Arial" w:cs="Arial"/>
+                <w:color w:val="1F1F1F"/>
+                <w:kern w:val="0"/>
+                <w:sz w:val="20"/>
+                <w:szCs w:val="20"/>
+                <w:bdr w:val="none" w:sz="0" w:space="0" w:color="auto" w:frame="1"/>
+                <w:lang w:eastAsia="es-MX"/>
+                <w14:ligatures w14:val="none"/>
+              </w:rPr>
+              <w:t xml:space="preserve">Indica si el cliente proporciono un numero de </w:t>
+            </w:r>
+            <w:r>
+              <w:rPr>
+                <w:rFonts w:ascii="Arial" w:eastAsia="Times New Roman" w:hAnsi="Arial" w:cs="Arial"/>
+                <w:color w:val="1F1F1F"/>
+                <w:kern w:val="0"/>
+                <w:sz w:val="20"/>
+                <w:szCs w:val="20"/>
+                <w:bdr w:val="none" w:sz="0" w:space="0" w:color="auto" w:frame="1"/>
+                <w:lang w:eastAsia="es-MX"/>
+                <w14:ligatures w14:val="none"/>
+              </w:rPr>
+              <w:t>teléfono</w:t>
+            </w:r>
+            <w:r>
+              <w:rPr>
+                <w:rFonts w:ascii="Arial" w:eastAsia="Times New Roman" w:hAnsi="Arial" w:cs="Arial"/>
+                <w:color w:val="1F1F1F"/>
+                <w:kern w:val="0"/>
+                <w:sz w:val="20"/>
+                <w:szCs w:val="20"/>
+                <w:bdr w:val="none" w:sz="0" w:space="0" w:color="auto" w:frame="1"/>
+                <w:lang w:eastAsia="es-MX"/>
+                <w14:ligatures w14:val="none"/>
+              </w:rPr>
+              <w:t xml:space="preserve"> personal.</w:t>
             </w:r>
           </w:p>
         </w:tc>
         <w:tc>
           <w:tcPr>
             <w:tcW w:w="0" w:type="auto"/>
+            <w:tcBorders>
+              <w:top w:val="single" w:sz="6" w:space="0" w:color="auto"/>
+              <w:left w:val="single" w:sz="6" w:space="0" w:color="auto"/>
+              <w:bottom w:val="single" w:sz="6" w:space="0" w:color="auto"/>
+              <w:right w:val="single" w:sz="6" w:space="0" w:color="auto"/>
+            </w:tcBorders>
+            <w:tcMar>
+              <w:top w:w="240" w:type="dxa"/>
+              <w:left w:w="0" w:type="dxa"/>
+              <w:bottom w:w="240" w:type="dxa"/>
+              <w:right w:w="0" w:type="dxa"/>
+            </w:tcMar>
             <w:vAlign w:val="center"/>
             <w:hideMark/>
           </w:tcPr>
@@ -1485,20 +3924,27 @@
             <w:pPr>
               <w:spacing w:after="0" w:line="240" w:lineRule="auto"/>
               <w:rPr>
-                <w:rFonts w:ascii="Times New Roman" w:eastAsia="Times New Roman" w:hAnsi="Times New Roman" w:cs="Times New Roman"/>
-                <w:kern w:val="0"/>
+                <w:rFonts w:ascii="Arial" w:eastAsia="Times New Roman" w:hAnsi="Arial" w:cs="Arial"/>
+                <w:color w:val="1F1F1F"/>
+                <w:kern w:val="0"/>
+                <w:sz w:val="20"/>
+                <w:szCs w:val="20"/>
                 <w:lang w:eastAsia="es-MX"/>
                 <w14:ligatures w14:val="none"/>
               </w:rPr>
             </w:pPr>
             <w:r>
               <w:rPr>
-                <w:rFonts w:ascii="Times New Roman" w:eastAsia="Times New Roman" w:hAnsi="Times New Roman" w:cs="Times New Roman"/>
-                <w:kern w:val="0"/>
-                <w:lang w:eastAsia="es-MX"/>
-                <w14:ligatures w14:val="none"/>
-              </w:rPr>
-              <w:t>Duración de la relación con la institución financiera (en meses).</w:t>
+                <w:rFonts w:ascii="Arial" w:eastAsia="Times New Roman" w:hAnsi="Arial" w:cs="Arial"/>
+                <w:color w:val="1F1F1F"/>
+                <w:kern w:val="0"/>
+                <w:sz w:val="20"/>
+                <w:szCs w:val="20"/>
+                <w:bdr w:val="none" w:sz="0" w:space="0" w:color="auto" w:frame="1"/>
+                <w:lang w:eastAsia="es-MX"/>
+                <w14:ligatures w14:val="none"/>
+              </w:rPr>
+              <w:t>Binario</w:t>
             </w:r>
           </w:p>
         </w:tc>
@@ -1510,6 +3956,18 @@
         <w:tc>
           <w:tcPr>
             <w:tcW w:w="0" w:type="auto"/>
+            <w:tcBorders>
+              <w:top w:val="single" w:sz="6" w:space="0" w:color="auto"/>
+              <w:left w:val="single" w:sz="6" w:space="0" w:color="auto"/>
+              <w:bottom w:val="single" w:sz="6" w:space="0" w:color="auto"/>
+              <w:right w:val="single" w:sz="6" w:space="0" w:color="auto"/>
+            </w:tcBorders>
+            <w:tcMar>
+              <w:top w:w="240" w:type="dxa"/>
+              <w:left w:w="0" w:type="dxa"/>
+              <w:bottom w:w="240" w:type="dxa"/>
+              <w:right w:w="180" w:type="dxa"/>
+            </w:tcMar>
             <w:vAlign w:val="center"/>
             <w:hideMark/>
           </w:tcPr>
@@ -1517,28 +3975,47 @@
             <w:pPr>
               <w:spacing w:after="0" w:line="240" w:lineRule="auto"/>
               <w:rPr>
-                <w:rFonts w:ascii="Times New Roman" w:eastAsia="Times New Roman" w:hAnsi="Times New Roman" w:cs="Times New Roman"/>
-                <w:kern w:val="0"/>
+                <w:rFonts w:ascii="Arial" w:eastAsia="Times New Roman" w:hAnsi="Arial" w:cs="Arial"/>
+                <w:color w:val="1F1F1F"/>
+                <w:kern w:val="0"/>
+                <w:sz w:val="20"/>
+                <w:szCs w:val="20"/>
                 <w:lang w:eastAsia="es-MX"/>
                 <w14:ligatures w14:val="none"/>
               </w:rPr>
             </w:pPr>
             <w:r>
               <w:rPr>
-                <w:rFonts w:ascii="Times New Roman" w:eastAsia="Times New Roman" w:hAnsi="Times New Roman" w:cs="Times New Roman"/>
+                <w:rFonts w:ascii="Arial" w:eastAsia="Times New Roman" w:hAnsi="Arial" w:cs="Arial"/>
                 <w:b/>
                 <w:bCs/>
-                <w:kern w:val="0"/>
-                <w:lang w:eastAsia="es-MX"/>
-                <w14:ligatures w14:val="none"/>
-              </w:rPr>
-              <w:t>Total_income</w:t>
+                <w:color w:val="1F1F1F"/>
+                <w:kern w:val="0"/>
+                <w:sz w:val="20"/>
+                <w:szCs w:val="20"/>
+                <w:bdr w:val="none" w:sz="0" w:space="0" w:color="auto" w:frame="1"/>
+                <w:lang w:eastAsia="es-MX"/>
+                <w14:ligatures w14:val="none"/>
+              </w:rPr>
+              <w:t>Correo_electronico</w:t>
             </w:r>
           </w:p>
         </w:tc>
         <w:tc>
           <w:tcPr>
             <w:tcW w:w="0" w:type="auto"/>
+            <w:tcBorders>
+              <w:top w:val="single" w:sz="6" w:space="0" w:color="auto"/>
+              <w:left w:val="single" w:sz="6" w:space="0" w:color="auto"/>
+              <w:bottom w:val="single" w:sz="6" w:space="0" w:color="auto"/>
+              <w:right w:val="single" w:sz="6" w:space="0" w:color="auto"/>
+            </w:tcBorders>
+            <w:tcMar>
+              <w:top w:w="240" w:type="dxa"/>
+              <w:left w:w="0" w:type="dxa"/>
+              <w:bottom w:w="240" w:type="dxa"/>
+              <w:right w:w="180" w:type="dxa"/>
+            </w:tcMar>
             <w:vAlign w:val="center"/>
             <w:hideMark/>
           </w:tcPr>
@@ -1546,26 +4023,71 @@
             <w:pPr>
               <w:spacing w:after="0" w:line="240" w:lineRule="auto"/>
               <w:rPr>
-                <w:rFonts w:ascii="Times New Roman" w:eastAsia="Times New Roman" w:hAnsi="Times New Roman" w:cs="Times New Roman"/>
-                <w:kern w:val="0"/>
+                <w:rFonts w:ascii="Arial" w:eastAsia="Times New Roman" w:hAnsi="Arial" w:cs="Arial"/>
+                <w:color w:val="1F1F1F"/>
+                <w:kern w:val="0"/>
+                <w:sz w:val="20"/>
+                <w:szCs w:val="20"/>
                 <w:lang w:eastAsia="es-MX"/>
                 <w14:ligatures w14:val="none"/>
               </w:rPr>
             </w:pPr>
             <w:r>
               <w:rPr>
-                <w:rFonts w:ascii="Times New Roman" w:eastAsia="Times New Roman" w:hAnsi="Times New Roman" w:cs="Times New Roman"/>
-                <w:kern w:val="0"/>
-                <w:lang w:eastAsia="es-MX"/>
-                <w14:ligatures w14:val="none"/>
-              </w:rPr>
-              <w:t>Numérica</w:t>
+                <w:rFonts w:ascii="Arial" w:eastAsia="Times New Roman" w:hAnsi="Arial" w:cs="Arial"/>
+                <w:color w:val="1F1F1F"/>
+                <w:kern w:val="0"/>
+                <w:sz w:val="20"/>
+                <w:szCs w:val="20"/>
+                <w:bdr w:val="none" w:sz="0" w:space="0" w:color="auto" w:frame="1"/>
+                <w:lang w:eastAsia="es-MX"/>
+                <w14:ligatures w14:val="none"/>
+              </w:rPr>
+              <w:t xml:space="preserve">Indica si el cliente registro una </w:t>
+            </w:r>
+            <w:r>
+              <w:rPr>
+                <w:rFonts w:ascii="Arial" w:eastAsia="Times New Roman" w:hAnsi="Arial" w:cs="Arial"/>
+                <w:color w:val="1F1F1F"/>
+                <w:kern w:val="0"/>
+                <w:sz w:val="20"/>
+                <w:szCs w:val="20"/>
+                <w:bdr w:val="none" w:sz="0" w:space="0" w:color="auto" w:frame="1"/>
+                <w:lang w:eastAsia="es-MX"/>
+                <w14:ligatures w14:val="none"/>
+              </w:rPr>
+              <w:t>dirección</w:t>
+            </w:r>
+            <w:r>
+              <w:rPr>
+                <w:rFonts w:ascii="Arial" w:eastAsia="Times New Roman" w:hAnsi="Arial" w:cs="Arial"/>
+                <w:color w:val="1F1F1F"/>
+                <w:kern w:val="0"/>
+                <w:sz w:val="20"/>
+                <w:szCs w:val="20"/>
+                <w:bdr w:val="none" w:sz="0" w:space="0" w:color="auto" w:frame="1"/>
+                <w:lang w:eastAsia="es-MX"/>
+                <w14:ligatures w14:val="none"/>
+              </w:rPr>
+              <w:t xml:space="preserve"> de email.</w:t>
             </w:r>
           </w:p>
         </w:tc>
         <w:tc>
           <w:tcPr>
             <w:tcW w:w="0" w:type="auto"/>
+            <w:tcBorders>
+              <w:top w:val="single" w:sz="6" w:space="0" w:color="auto"/>
+              <w:left w:val="single" w:sz="6" w:space="0" w:color="auto"/>
+              <w:bottom w:val="single" w:sz="6" w:space="0" w:color="auto"/>
+              <w:right w:val="single" w:sz="6" w:space="0" w:color="auto"/>
+            </w:tcBorders>
+            <w:tcMar>
+              <w:top w:w="240" w:type="dxa"/>
+              <w:left w:w="0" w:type="dxa"/>
+              <w:bottom w:w="240" w:type="dxa"/>
+              <w:right w:w="0" w:type="dxa"/>
+            </w:tcMar>
             <w:vAlign w:val="center"/>
             <w:hideMark/>
           </w:tcPr>
@@ -1573,20 +4095,254 @@
             <w:pPr>
               <w:spacing w:after="0" w:line="240" w:lineRule="auto"/>
               <w:rPr>
-                <w:rFonts w:ascii="Times New Roman" w:eastAsia="Times New Roman" w:hAnsi="Times New Roman" w:cs="Times New Roman"/>
-                <w:kern w:val="0"/>
+                <w:rFonts w:ascii="Arial" w:eastAsia="Times New Roman" w:hAnsi="Arial" w:cs="Arial"/>
+                <w:color w:val="1F1F1F"/>
+                <w:kern w:val="0"/>
+                <w:sz w:val="20"/>
+                <w:szCs w:val="20"/>
                 <w:lang w:eastAsia="es-MX"/>
                 <w14:ligatures w14:val="none"/>
               </w:rPr>
             </w:pPr>
             <w:r>
               <w:rPr>
-                <w:rFonts w:ascii="Times New Roman" w:eastAsia="Times New Roman" w:hAnsi="Times New Roman" w:cs="Times New Roman"/>
-                <w:kern w:val="0"/>
-                <w:lang w:eastAsia="es-MX"/>
-                <w14:ligatures w14:val="none"/>
-              </w:rPr>
-              <w:t>Ingreso total anual del individuo.</w:t>
+                <w:rFonts w:ascii="Arial" w:eastAsia="Times New Roman" w:hAnsi="Arial" w:cs="Arial"/>
+                <w:color w:val="1F1F1F"/>
+                <w:kern w:val="0"/>
+                <w:sz w:val="20"/>
+                <w:szCs w:val="20"/>
+                <w:bdr w:val="none" w:sz="0" w:space="0" w:color="auto" w:frame="1"/>
+                <w:lang w:eastAsia="es-MX"/>
+                <w14:ligatures w14:val="none"/>
+              </w:rPr>
+              <w:t>Binario</w:t>
+            </w:r>
+          </w:p>
+        </w:tc>
+      </w:tr>
+    </w:tbl>
+    <w:p>
+      <w:pPr>
+        <w:spacing w:after="0" w:line="240" w:lineRule="auto"/>
+        <w:rPr>
+          <w:rFonts w:ascii="Arial" w:eastAsia="Times New Roman" w:hAnsi="Arial" w:cs="Arial"/>
+          <w:kern w:val="0"/>
+          <w:sz w:val="20"/>
+          <w:szCs w:val="20"/>
+          <w:lang w:eastAsia="es-MX"/>
+          <w14:ligatures w14:val="none"/>
+        </w:rPr>
+      </w:pPr>
+    </w:p>
+    <w:p>
+      <w:pPr>
+        <w:spacing w:after="0" w:line="240" w:lineRule="auto"/>
+        <w:rPr>
+          <w:rFonts w:ascii="Arial" w:eastAsia="Times New Roman" w:hAnsi="Arial" w:cs="Arial"/>
+          <w:kern w:val="0"/>
+          <w:sz w:val="20"/>
+          <w:szCs w:val="20"/>
+          <w:lang w:eastAsia="es-MX"/>
+          <w14:ligatures w14:val="none"/>
+        </w:rPr>
+      </w:pPr>
+      <w:r>
+        <w:rPr>
+          <w:rFonts w:ascii="Arial" w:eastAsia="Times New Roman" w:hAnsi="Arial" w:cs="Arial"/>
+          <w:noProof/>
+          <w:kern w:val="0"/>
+          <w:sz w:val="20"/>
+          <w:szCs w:val="20"/>
+          <w:lang w:eastAsia="es-MX"/>
+        </w:rPr>
+        <w:pict w14:anchorId="48D77674">
+          <v:rect id="_x0000_i1026" alt="" style="width:441.9pt;height:.05pt;mso-width-percent:0;mso-height-percent:0;mso-width-percent:0;mso-height-percent:0" o:hralign="center" o:hrstd="t" o:hr="t" fillcolor="#a0a0a0" stroked="f"/>
+        </w:pict>
+      </w:r>
+    </w:p>
+    <w:p>
+      <w:pPr>
+        <w:spacing w:after="0" w:line="240" w:lineRule="auto"/>
+        <w:rPr>
+          <w:rFonts w:ascii="Arial" w:hAnsi="Arial" w:cs="Arial"/>
+          <w:b/>
+          <w:bCs/>
+          <w:sz w:val="20"/>
+          <w:szCs w:val="20"/>
+        </w:rPr>
+      </w:pPr>
+      <w:r>
+        <w:rPr>
+          <w:rFonts w:ascii="Arial" w:hAnsi="Arial" w:cs="Arial"/>
+          <w:b/>
+          <w:bCs/>
+          <w:sz w:val="20"/>
+          <w:szCs w:val="20"/>
+        </w:rPr>
+        <w:t>VARIABLES DE REGISTRO Y OBJETIVO</w:t>
+      </w:r>
+    </w:p>
+    <w:tbl>
+      <w:tblPr>
+        <w:tblW w:w="0" w:type="auto"/>
+        <w:tblCellSpacing w:w="15" w:type="dxa"/>
+        <w:tblCellMar>
+          <w:left w:w="0" w:type="dxa"/>
+          <w:right w:w="0" w:type="dxa"/>
+        </w:tblCellMar>
+        <w:tblLook w:val="04A0" w:firstRow="1" w:lastRow="0" w:firstColumn="1" w:lastColumn="0" w:noHBand="0" w:noVBand="1"/>
+      </w:tblPr>
+      <w:tblGrid>
+        <w:gridCol w:w="2111"/>
+        <w:gridCol w:w="5255"/>
+        <w:gridCol w:w="1456"/>
+      </w:tblGrid>
+      <w:tr>
+        <w:trPr>
+          <w:tblHeader/>
+          <w:tblCellSpacing w:w="15" w:type="dxa"/>
+        </w:trPr>
+        <w:tc>
+          <w:tcPr>
+            <w:tcW w:w="0" w:type="auto"/>
+            <w:tcBorders>
+              <w:top w:val="single" w:sz="6" w:space="0" w:color="auto"/>
+              <w:left w:val="single" w:sz="6" w:space="0" w:color="auto"/>
+              <w:bottom w:val="single" w:sz="6" w:space="0" w:color="auto"/>
+              <w:right w:val="single" w:sz="6" w:space="0" w:color="auto"/>
+            </w:tcBorders>
+            <w:tcMar>
+              <w:top w:w="240" w:type="dxa"/>
+              <w:left w:w="0" w:type="dxa"/>
+              <w:bottom w:w="240" w:type="dxa"/>
+              <w:right w:w="180" w:type="dxa"/>
+            </w:tcMar>
+            <w:vAlign w:val="center"/>
+            <w:hideMark/>
+          </w:tcPr>
+          <w:p>
+            <w:pPr>
+              <w:spacing w:after="0" w:line="240" w:lineRule="auto"/>
+              <w:rPr>
+                <w:rFonts w:ascii="Arial" w:eastAsia="Times New Roman" w:hAnsi="Arial" w:cs="Arial"/>
+                <w:color w:val="1F1F1F"/>
+                <w:kern w:val="0"/>
+                <w:sz w:val="20"/>
+                <w:szCs w:val="20"/>
+                <w:lang w:eastAsia="es-MX"/>
+                <w14:ligatures w14:val="none"/>
+              </w:rPr>
+            </w:pPr>
+            <w:r>
+              <w:rPr>
+                <w:rFonts w:ascii="Arial" w:eastAsia="Times New Roman" w:hAnsi="Arial" w:cs="Arial"/>
+                <w:b/>
+                <w:bCs/>
+                <w:color w:val="1F1F1F"/>
+                <w:kern w:val="0"/>
+                <w:sz w:val="20"/>
+                <w:szCs w:val="20"/>
+                <w:bdr w:val="none" w:sz="0" w:space="0" w:color="auto" w:frame="1"/>
+                <w:lang w:eastAsia="es-MX"/>
+                <w14:ligatures w14:val="none"/>
+              </w:rPr>
+              <w:t>Variable</w:t>
+            </w:r>
+          </w:p>
+        </w:tc>
+        <w:tc>
+          <w:tcPr>
+            <w:tcW w:w="0" w:type="auto"/>
+            <w:tcBorders>
+              <w:top w:val="single" w:sz="6" w:space="0" w:color="auto"/>
+              <w:left w:val="single" w:sz="6" w:space="0" w:color="auto"/>
+              <w:bottom w:val="single" w:sz="6" w:space="0" w:color="auto"/>
+              <w:right w:val="single" w:sz="6" w:space="0" w:color="auto"/>
+            </w:tcBorders>
+            <w:tcMar>
+              <w:top w:w="240" w:type="dxa"/>
+              <w:left w:w="0" w:type="dxa"/>
+              <w:bottom w:w="240" w:type="dxa"/>
+              <w:right w:w="180" w:type="dxa"/>
+            </w:tcMar>
+            <w:vAlign w:val="center"/>
+            <w:hideMark/>
+          </w:tcPr>
+          <w:p>
+            <w:pPr>
+              <w:spacing w:after="0" w:line="240" w:lineRule="auto"/>
+              <w:rPr>
+                <w:rFonts w:ascii="Arial" w:eastAsia="Times New Roman" w:hAnsi="Arial" w:cs="Arial"/>
+                <w:color w:val="1F1F1F"/>
+                <w:kern w:val="0"/>
+                <w:sz w:val="20"/>
+                <w:szCs w:val="20"/>
+                <w:lang w:eastAsia="es-MX"/>
+                <w14:ligatures w14:val="none"/>
+              </w:rPr>
+            </w:pPr>
+            <w:r>
+              <w:rPr>
+                <w:rFonts w:ascii="Arial" w:eastAsia="Times New Roman" w:hAnsi="Arial" w:cs="Arial"/>
+                <w:b/>
+                <w:bCs/>
+                <w:color w:val="1F1F1F"/>
+                <w:kern w:val="0"/>
+                <w:sz w:val="20"/>
+                <w:szCs w:val="20"/>
+                <w:bdr w:val="none" w:sz="0" w:space="0" w:color="auto" w:frame="1"/>
+                <w:lang w:eastAsia="es-MX"/>
+                <w14:ligatures w14:val="none"/>
+              </w:rPr>
+              <w:t>Descripción</w:t>
+            </w:r>
+          </w:p>
+        </w:tc>
+        <w:tc>
+          <w:tcPr>
+            <w:tcW w:w="0" w:type="auto"/>
+            <w:tcBorders>
+              <w:top w:val="single" w:sz="6" w:space="0" w:color="auto"/>
+              <w:left w:val="single" w:sz="6" w:space="0" w:color="auto"/>
+              <w:bottom w:val="single" w:sz="6" w:space="0" w:color="auto"/>
+              <w:right w:val="single" w:sz="6" w:space="0" w:color="auto"/>
+            </w:tcBorders>
+            <w:tcMar>
+              <w:top w:w="240" w:type="dxa"/>
+              <w:left w:w="0" w:type="dxa"/>
+              <w:bottom w:w="240" w:type="dxa"/>
+              <w:right w:w="0" w:type="dxa"/>
+            </w:tcMar>
+            <w:vAlign w:val="center"/>
+            <w:hideMark/>
+          </w:tcPr>
+          <w:p>
+            <w:pPr>
+              <w:spacing w:after="0" w:line="240" w:lineRule="auto"/>
+              <w:rPr>
+                <w:rFonts w:ascii="Arial" w:eastAsia="Times New Roman" w:hAnsi="Arial" w:cs="Arial"/>
+                <w:color w:val="1F1F1F"/>
+                <w:kern w:val="0"/>
+                <w:sz w:val="20"/>
+                <w:szCs w:val="20"/>
+                <w:lang w:eastAsia="es-MX"/>
+                <w14:ligatures w14:val="none"/>
+              </w:rPr>
+            </w:pPr>
+            <w:r>
+              <w:rPr>
+                <w:rFonts w:ascii="Arial" w:eastAsia="Times New Roman" w:hAnsi="Arial" w:cs="Arial"/>
+                <w:b/>
+                <w:bCs/>
+                <w:color w:val="1F1F1F"/>
+                <w:kern w:val="0"/>
+                <w:sz w:val="20"/>
+                <w:szCs w:val="20"/>
+                <w:bdr w:val="none" w:sz="0" w:space="0" w:color="auto" w:frame="1"/>
+                <w:lang w:eastAsia="es-MX"/>
+                <w14:ligatures w14:val="none"/>
+              </w:rPr>
+              <w:t>Tipo de Dato</w:t>
             </w:r>
           </w:p>
         </w:tc>
@@ -1598,6 +4354,18 @@
         <w:tc>
           <w:tcPr>
             <w:tcW w:w="0" w:type="auto"/>
+            <w:tcBorders>
+              <w:top w:val="single" w:sz="6" w:space="0" w:color="auto"/>
+              <w:left w:val="single" w:sz="6" w:space="0" w:color="auto"/>
+              <w:bottom w:val="single" w:sz="6" w:space="0" w:color="auto"/>
+              <w:right w:val="single" w:sz="6" w:space="0" w:color="auto"/>
+            </w:tcBorders>
+            <w:tcMar>
+              <w:top w:w="240" w:type="dxa"/>
+              <w:left w:w="0" w:type="dxa"/>
+              <w:bottom w:w="240" w:type="dxa"/>
+              <w:right w:w="180" w:type="dxa"/>
+            </w:tcMar>
             <w:vAlign w:val="center"/>
             <w:hideMark/>
           </w:tcPr>
@@ -1605,28 +4373,47 @@
             <w:pPr>
               <w:spacing w:after="0" w:line="240" w:lineRule="auto"/>
               <w:rPr>
-                <w:rFonts w:ascii="Times New Roman" w:eastAsia="Times New Roman" w:hAnsi="Times New Roman" w:cs="Times New Roman"/>
-                <w:kern w:val="0"/>
+                <w:rFonts w:ascii="Arial" w:eastAsia="Times New Roman" w:hAnsi="Arial" w:cs="Arial"/>
+                <w:color w:val="1F1F1F"/>
+                <w:kern w:val="0"/>
+                <w:sz w:val="20"/>
+                <w:szCs w:val="20"/>
                 <w:lang w:eastAsia="es-MX"/>
                 <w14:ligatures w14:val="none"/>
               </w:rPr>
             </w:pPr>
             <w:r>
               <w:rPr>
-                <w:rFonts w:ascii="Times New Roman" w:eastAsia="Times New Roman" w:hAnsi="Times New Roman" w:cs="Times New Roman"/>
+                <w:rFonts w:ascii="Arial" w:eastAsia="Times New Roman" w:hAnsi="Arial" w:cs="Arial"/>
                 <w:b/>
                 <w:bCs/>
-                <w:kern w:val="0"/>
-                <w:lang w:eastAsia="es-MX"/>
-                <w14:ligatures w14:val="none"/>
-              </w:rPr>
-              <w:t>Age</w:t>
+                <w:color w:val="1F1F1F"/>
+                <w:kern w:val="0"/>
+                <w:sz w:val="20"/>
+                <w:szCs w:val="20"/>
+                <w:bdr w:val="none" w:sz="0" w:space="0" w:color="auto" w:frame="1"/>
+                <w:lang w:eastAsia="es-MX"/>
+                <w14:ligatures w14:val="none"/>
+              </w:rPr>
+              <w:t>Antiguedad_cuenta</w:t>
             </w:r>
           </w:p>
         </w:tc>
         <w:tc>
           <w:tcPr>
             <w:tcW w:w="0" w:type="auto"/>
+            <w:tcBorders>
+              <w:top w:val="single" w:sz="6" w:space="0" w:color="auto"/>
+              <w:left w:val="single" w:sz="6" w:space="0" w:color="auto"/>
+              <w:bottom w:val="single" w:sz="6" w:space="0" w:color="auto"/>
+              <w:right w:val="single" w:sz="6" w:space="0" w:color="auto"/>
+            </w:tcBorders>
+            <w:tcMar>
+              <w:top w:w="240" w:type="dxa"/>
+              <w:left w:w="0" w:type="dxa"/>
+              <w:bottom w:w="240" w:type="dxa"/>
+              <w:right w:w="180" w:type="dxa"/>
+            </w:tcMar>
             <w:vAlign w:val="center"/>
             <w:hideMark/>
           </w:tcPr>
@@ -1634,26 +4421,71 @@
             <w:pPr>
               <w:spacing w:after="0" w:line="240" w:lineRule="auto"/>
               <w:rPr>
-                <w:rFonts w:ascii="Times New Roman" w:eastAsia="Times New Roman" w:hAnsi="Times New Roman" w:cs="Times New Roman"/>
-                <w:kern w:val="0"/>
+                <w:rFonts w:ascii="Arial" w:eastAsia="Times New Roman" w:hAnsi="Arial" w:cs="Arial"/>
+                <w:color w:val="1F1F1F"/>
+                <w:kern w:val="0"/>
+                <w:sz w:val="20"/>
+                <w:szCs w:val="20"/>
                 <w:lang w:eastAsia="es-MX"/>
                 <w14:ligatures w14:val="none"/>
               </w:rPr>
             </w:pPr>
             <w:r>
               <w:rPr>
-                <w:rFonts w:ascii="Times New Roman" w:eastAsia="Times New Roman" w:hAnsi="Times New Roman" w:cs="Times New Roman"/>
-                <w:kern w:val="0"/>
-                <w:lang w:eastAsia="es-MX"/>
-                <w14:ligatures w14:val="none"/>
-              </w:rPr>
-              <w:t>Numérica</w:t>
+                <w:rFonts w:ascii="Arial" w:eastAsia="Times New Roman" w:hAnsi="Arial" w:cs="Arial"/>
+                <w:color w:val="1F1F1F"/>
+                <w:kern w:val="0"/>
+                <w:sz w:val="20"/>
+                <w:szCs w:val="20"/>
+                <w:bdr w:val="none" w:sz="0" w:space="0" w:color="auto" w:frame="1"/>
+                <w:lang w:eastAsia="es-MX"/>
+                <w14:ligatures w14:val="none"/>
+              </w:rPr>
+              <w:t xml:space="preserve">Tiempo en meses desde que se abrio la cuenta de </w:t>
+            </w:r>
+            <w:r>
+              <w:rPr>
+                <w:rFonts w:ascii="Arial" w:eastAsia="Times New Roman" w:hAnsi="Arial" w:cs="Arial"/>
+                <w:color w:val="1F1F1F"/>
+                <w:kern w:val="0"/>
+                <w:sz w:val="20"/>
+                <w:szCs w:val="20"/>
+                <w:bdr w:val="none" w:sz="0" w:space="0" w:color="auto" w:frame="1"/>
+                <w:lang w:eastAsia="es-MX"/>
+                <w14:ligatures w14:val="none"/>
+              </w:rPr>
+              <w:t>crédito</w:t>
+            </w:r>
+            <w:r>
+              <w:rPr>
+                <w:rFonts w:ascii="Arial" w:eastAsia="Times New Roman" w:hAnsi="Arial" w:cs="Arial"/>
+                <w:color w:val="1F1F1F"/>
+                <w:kern w:val="0"/>
+                <w:sz w:val="20"/>
+                <w:szCs w:val="20"/>
+                <w:bdr w:val="none" w:sz="0" w:space="0" w:color="auto" w:frame="1"/>
+                <w:lang w:eastAsia="es-MX"/>
+                <w14:ligatures w14:val="none"/>
+              </w:rPr>
+              <w:t>.</w:t>
             </w:r>
           </w:p>
         </w:tc>
         <w:tc>
           <w:tcPr>
             <w:tcW w:w="0" w:type="auto"/>
+            <w:tcBorders>
+              <w:top w:val="single" w:sz="6" w:space="0" w:color="auto"/>
+              <w:left w:val="single" w:sz="6" w:space="0" w:color="auto"/>
+              <w:bottom w:val="single" w:sz="6" w:space="0" w:color="auto"/>
+              <w:right w:val="single" w:sz="6" w:space="0" w:color="auto"/>
+            </w:tcBorders>
+            <w:tcMar>
+              <w:top w:w="240" w:type="dxa"/>
+              <w:left w:w="0" w:type="dxa"/>
+              <w:bottom w:w="240" w:type="dxa"/>
+              <w:right w:w="0" w:type="dxa"/>
+            </w:tcMar>
             <w:vAlign w:val="center"/>
             <w:hideMark/>
           </w:tcPr>
@@ -1661,20 +4493,40 @@
             <w:pPr>
               <w:spacing w:after="0" w:line="240" w:lineRule="auto"/>
               <w:rPr>
-                <w:rFonts w:ascii="Times New Roman" w:eastAsia="Times New Roman" w:hAnsi="Times New Roman" w:cs="Times New Roman"/>
-                <w:kern w:val="0"/>
+                <w:rFonts w:ascii="Arial" w:eastAsia="Times New Roman" w:hAnsi="Arial" w:cs="Arial"/>
+                <w:color w:val="1F1F1F"/>
+                <w:kern w:val="0"/>
+                <w:sz w:val="20"/>
+                <w:szCs w:val="20"/>
                 <w:lang w:eastAsia="es-MX"/>
                 <w14:ligatures w14:val="none"/>
               </w:rPr>
             </w:pPr>
             <w:r>
               <w:rPr>
-                <w:rFonts w:ascii="Times New Roman" w:eastAsia="Times New Roman" w:hAnsi="Times New Roman" w:cs="Times New Roman"/>
-                <w:kern w:val="0"/>
-                <w:lang w:eastAsia="es-MX"/>
-                <w14:ligatures w14:val="none"/>
-              </w:rPr>
-              <w:t>Edad del individuo en años.</w:t>
+                <w:rFonts w:ascii="Arial" w:eastAsia="Times New Roman" w:hAnsi="Arial" w:cs="Arial"/>
+                <w:color w:val="1F1F1F"/>
+                <w:kern w:val="0"/>
+                <w:sz w:val="20"/>
+                <w:szCs w:val="20"/>
+                <w:bdr w:val="none" w:sz="0" w:space="0" w:color="auto" w:frame="1"/>
+                <w:lang w:eastAsia="es-MX"/>
+                <w14:ligatures w14:val="none"/>
+              </w:rPr>
+              <w:t>Numérico</w:t>
+            </w:r>
+            <w:r>
+              <w:rPr>
+                <w:rFonts w:ascii="Arial" w:eastAsia="Times New Roman" w:hAnsi="Arial" w:cs="Arial"/>
+                <w:color w:val="1F1F1F"/>
+                <w:kern w:val="0"/>
+                <w:sz w:val="20"/>
+                <w:szCs w:val="20"/>
+                <w:bdr w:val="none" w:sz="0" w:space="0" w:color="auto" w:frame="1"/>
+                <w:lang w:eastAsia="es-MX"/>
+                <w14:ligatures w14:val="none"/>
+              </w:rPr>
+              <w:t xml:space="preserve"> (Entero)</w:t>
             </w:r>
           </w:p>
         </w:tc>
@@ -1686,6 +4538,18 @@
         <w:tc>
           <w:tcPr>
             <w:tcW w:w="0" w:type="auto"/>
+            <w:tcBorders>
+              <w:top w:val="single" w:sz="6" w:space="0" w:color="auto"/>
+              <w:left w:val="single" w:sz="6" w:space="0" w:color="auto"/>
+              <w:bottom w:val="single" w:sz="6" w:space="0" w:color="auto"/>
+              <w:right w:val="single" w:sz="6" w:space="0" w:color="auto"/>
+            </w:tcBorders>
+            <w:tcMar>
+              <w:top w:w="240" w:type="dxa"/>
+              <w:left w:w="0" w:type="dxa"/>
+              <w:bottom w:w="240" w:type="dxa"/>
+              <w:right w:w="180" w:type="dxa"/>
+            </w:tcMar>
             <w:vAlign w:val="center"/>
             <w:hideMark/>
           </w:tcPr>
@@ -1693,28 +4557,47 @@
             <w:pPr>
               <w:spacing w:after="0" w:line="240" w:lineRule="auto"/>
               <w:rPr>
-                <w:rFonts w:ascii="Times New Roman" w:eastAsia="Times New Roman" w:hAnsi="Times New Roman" w:cs="Times New Roman"/>
-                <w:kern w:val="0"/>
+                <w:rFonts w:ascii="Arial" w:eastAsia="Times New Roman" w:hAnsi="Arial" w:cs="Arial"/>
+                <w:color w:val="1F1F1F"/>
+                <w:kern w:val="0"/>
+                <w:sz w:val="20"/>
+                <w:szCs w:val="20"/>
                 <w:lang w:eastAsia="es-MX"/>
                 <w14:ligatures w14:val="none"/>
               </w:rPr>
             </w:pPr>
             <w:r>
               <w:rPr>
-                <w:rFonts w:ascii="Times New Roman" w:eastAsia="Times New Roman" w:hAnsi="Times New Roman" w:cs="Times New Roman"/>
+                <w:rFonts w:ascii="Arial" w:eastAsia="Times New Roman" w:hAnsi="Arial" w:cs="Arial"/>
                 <w:b/>
                 <w:bCs/>
-                <w:kern w:val="0"/>
-                <w:lang w:eastAsia="es-MX"/>
-                <w14:ligatures w14:val="none"/>
-              </w:rPr>
-              <w:t>Years_employed</w:t>
+                <w:color w:val="1F1F1F"/>
+                <w:kern w:val="0"/>
+                <w:sz w:val="20"/>
+                <w:szCs w:val="20"/>
+                <w:bdr w:val="none" w:sz="0" w:space="0" w:color="auto" w:frame="1"/>
+                <w:lang w:eastAsia="es-MX"/>
+                <w14:ligatures w14:val="none"/>
+              </w:rPr>
+              <w:t>Objetivo (Target)</w:t>
             </w:r>
           </w:p>
         </w:tc>
         <w:tc>
           <w:tcPr>
             <w:tcW w:w="0" w:type="auto"/>
+            <w:tcBorders>
+              <w:top w:val="single" w:sz="6" w:space="0" w:color="auto"/>
+              <w:left w:val="single" w:sz="6" w:space="0" w:color="auto"/>
+              <w:bottom w:val="single" w:sz="6" w:space="0" w:color="auto"/>
+              <w:right w:val="single" w:sz="6" w:space="0" w:color="auto"/>
+            </w:tcBorders>
+            <w:tcMar>
+              <w:top w:w="240" w:type="dxa"/>
+              <w:left w:w="0" w:type="dxa"/>
+              <w:bottom w:w="240" w:type="dxa"/>
+              <w:right w:w="180" w:type="dxa"/>
+            </w:tcMar>
             <w:vAlign w:val="center"/>
             <w:hideMark/>
           </w:tcPr>
@@ -1722,26 +4605,71 @@
             <w:pPr>
               <w:spacing w:after="0" w:line="240" w:lineRule="auto"/>
               <w:rPr>
-                <w:rFonts w:ascii="Times New Roman" w:eastAsia="Times New Roman" w:hAnsi="Times New Roman" w:cs="Times New Roman"/>
-                <w:kern w:val="0"/>
+                <w:rFonts w:ascii="Arial" w:eastAsia="Times New Roman" w:hAnsi="Arial" w:cs="Arial"/>
+                <w:color w:val="1F1F1F"/>
+                <w:kern w:val="0"/>
+                <w:sz w:val="20"/>
+                <w:szCs w:val="20"/>
                 <w:lang w:eastAsia="es-MX"/>
                 <w14:ligatures w14:val="none"/>
               </w:rPr>
             </w:pPr>
             <w:r>
               <w:rPr>
-                <w:rFonts w:ascii="Times New Roman" w:eastAsia="Times New Roman" w:hAnsi="Times New Roman" w:cs="Times New Roman"/>
-                <w:kern w:val="0"/>
-                <w:lang w:eastAsia="es-MX"/>
-                <w14:ligatures w14:val="none"/>
-              </w:rPr>
-              <w:t>Numérica</w:t>
+                <w:rFonts w:ascii="Arial" w:eastAsia="Times New Roman" w:hAnsi="Arial" w:cs="Arial"/>
+                <w:color w:val="1F1F1F"/>
+                <w:kern w:val="0"/>
+                <w:sz w:val="20"/>
+                <w:szCs w:val="20"/>
+                <w:bdr w:val="none" w:sz="0" w:space="0" w:color="auto" w:frame="1"/>
+                <w:lang w:eastAsia="es-MX"/>
+                <w14:ligatures w14:val="none"/>
+              </w:rPr>
+              <w:t xml:space="preserve">Variable de </w:t>
+            </w:r>
+            <w:r>
+              <w:rPr>
+                <w:rFonts w:ascii="Arial" w:eastAsia="Times New Roman" w:hAnsi="Arial" w:cs="Arial"/>
+                <w:color w:val="1F1F1F"/>
+                <w:kern w:val="0"/>
+                <w:sz w:val="20"/>
+                <w:szCs w:val="20"/>
+                <w:bdr w:val="none" w:sz="0" w:space="0" w:color="auto" w:frame="1"/>
+                <w:lang w:eastAsia="es-MX"/>
+                <w14:ligatures w14:val="none"/>
+              </w:rPr>
+              <w:t>decisión</w:t>
+            </w:r>
+            <w:r>
+              <w:rPr>
+                <w:rFonts w:ascii="Arial" w:eastAsia="Times New Roman" w:hAnsi="Arial" w:cs="Arial"/>
+                <w:color w:val="1F1F1F"/>
+                <w:kern w:val="0"/>
+                <w:sz w:val="20"/>
+                <w:szCs w:val="20"/>
+                <w:bdr w:val="none" w:sz="0" w:space="0" w:color="auto" w:frame="1"/>
+                <w:lang w:eastAsia="es-MX"/>
+                <w14:ligatures w14:val="none"/>
+              </w:rPr>
+              <w:t>. Indica si el cliente es considerado de riesgo (1) o no (0).</w:t>
             </w:r>
           </w:p>
         </w:tc>
         <w:tc>
           <w:tcPr>
             <w:tcW w:w="0" w:type="auto"/>
+            <w:tcBorders>
+              <w:top w:val="single" w:sz="6" w:space="0" w:color="auto"/>
+              <w:left w:val="single" w:sz="6" w:space="0" w:color="auto"/>
+              <w:bottom w:val="single" w:sz="6" w:space="0" w:color="auto"/>
+              <w:right w:val="single" w:sz="6" w:space="0" w:color="auto"/>
+            </w:tcBorders>
+            <w:tcMar>
+              <w:top w:w="240" w:type="dxa"/>
+              <w:left w:w="0" w:type="dxa"/>
+              <w:bottom w:w="240" w:type="dxa"/>
+              <w:right w:w="0" w:type="dxa"/>
+            </w:tcMar>
             <w:vAlign w:val="center"/>
             <w:hideMark/>
           </w:tcPr>
@@ -1749,549 +4677,27 @@
             <w:pPr>
               <w:spacing w:after="0" w:line="240" w:lineRule="auto"/>
               <w:rPr>
-                <w:rFonts w:ascii="Times New Roman" w:eastAsia="Times New Roman" w:hAnsi="Times New Roman" w:cs="Times New Roman"/>
-                <w:kern w:val="0"/>
+                <w:rFonts w:ascii="Arial" w:eastAsia="Times New Roman" w:hAnsi="Arial" w:cs="Arial"/>
+                <w:color w:val="1F1F1F"/>
+                <w:kern w:val="0"/>
+                <w:sz w:val="20"/>
+                <w:szCs w:val="20"/>
                 <w:lang w:eastAsia="es-MX"/>
                 <w14:ligatures w14:val="none"/>
               </w:rPr>
             </w:pPr>
             <w:r>
               <w:rPr>
-                <w:rFonts w:ascii="Times New Roman" w:eastAsia="Times New Roman" w:hAnsi="Times New Roman" w:cs="Times New Roman"/>
-                <w:kern w:val="0"/>
-                <w:lang w:eastAsia="es-MX"/>
-                <w14:ligatures w14:val="none"/>
-              </w:rPr>
-              <w:t>Años de experiencia laboral.</w:t>
-            </w:r>
-          </w:p>
-        </w:tc>
-      </w:tr>
-      <w:tr>
-        <w:trPr>
-          <w:tblCellSpacing w:w="15" w:type="dxa"/>
-        </w:trPr>
-        <w:tc>
-          <w:tcPr>
-            <w:tcW w:w="0" w:type="auto"/>
-            <w:vAlign w:val="center"/>
-            <w:hideMark/>
-          </w:tcPr>
-          <w:p>
-            <w:pPr>
-              <w:spacing w:after="0" w:line="240" w:lineRule="auto"/>
-              <w:rPr>
-                <w:rFonts w:ascii="Times New Roman" w:eastAsia="Times New Roman" w:hAnsi="Times New Roman" w:cs="Times New Roman"/>
-                <w:kern w:val="0"/>
-                <w:lang w:eastAsia="es-MX"/>
-                <w14:ligatures w14:val="none"/>
-              </w:rPr>
-            </w:pPr>
-            <w:r>
-              <w:rPr>
-                <w:rFonts w:ascii="Times New Roman" w:eastAsia="Times New Roman" w:hAnsi="Times New Roman" w:cs="Times New Roman"/>
-                <w:b/>
-                <w:bCs/>
-                <w:kern w:val="0"/>
-                <w:lang w:eastAsia="es-MX"/>
-                <w14:ligatures w14:val="none"/>
-              </w:rPr>
-              <w:t>Income_type</w:t>
-            </w:r>
-          </w:p>
-        </w:tc>
-        <w:tc>
-          <w:tcPr>
-            <w:tcW w:w="0" w:type="auto"/>
-            <w:vAlign w:val="center"/>
-            <w:hideMark/>
-          </w:tcPr>
-          <w:p>
-            <w:pPr>
-              <w:spacing w:after="0" w:line="240" w:lineRule="auto"/>
-              <w:rPr>
-                <w:rFonts w:ascii="Times New Roman" w:eastAsia="Times New Roman" w:hAnsi="Times New Roman" w:cs="Times New Roman"/>
-                <w:kern w:val="0"/>
-                <w:lang w:eastAsia="es-MX"/>
-                <w14:ligatures w14:val="none"/>
-              </w:rPr>
-            </w:pPr>
-            <w:r>
-              <w:rPr>
-                <w:rFonts w:ascii="Times New Roman" w:eastAsia="Times New Roman" w:hAnsi="Times New Roman" w:cs="Times New Roman"/>
-                <w:kern w:val="0"/>
-                <w:lang w:eastAsia="es-MX"/>
-                <w14:ligatures w14:val="none"/>
-              </w:rPr>
-              <w:t>Categórica</w:t>
-            </w:r>
-          </w:p>
-        </w:tc>
-        <w:tc>
-          <w:tcPr>
-            <w:tcW w:w="0" w:type="auto"/>
-            <w:vAlign w:val="center"/>
-            <w:hideMark/>
-          </w:tcPr>
-          <w:p>
-            <w:pPr>
-              <w:spacing w:after="0" w:line="240" w:lineRule="auto"/>
-              <w:rPr>
-                <w:rFonts w:ascii="Times New Roman" w:eastAsia="Times New Roman" w:hAnsi="Times New Roman" w:cs="Times New Roman"/>
-                <w:kern w:val="0"/>
-                <w:lang w:eastAsia="es-MX"/>
-                <w14:ligatures w14:val="none"/>
-              </w:rPr>
-            </w:pPr>
-            <w:r>
-              <w:rPr>
-                <w:rFonts w:ascii="Times New Roman" w:eastAsia="Times New Roman" w:hAnsi="Times New Roman" w:cs="Times New Roman"/>
-                <w:kern w:val="0"/>
-                <w:lang w:eastAsia="es-MX"/>
-                <w14:ligatures w14:val="none"/>
-              </w:rPr>
-              <w:t>Tipo de ingreso del individuo (por ejemplo: trabajador, pensionado, asociado comercial).</w:t>
-            </w:r>
-          </w:p>
-        </w:tc>
-      </w:tr>
-      <w:tr>
-        <w:trPr>
-          <w:tblCellSpacing w:w="15" w:type="dxa"/>
-        </w:trPr>
-        <w:tc>
-          <w:tcPr>
-            <w:tcW w:w="0" w:type="auto"/>
-            <w:vAlign w:val="center"/>
-            <w:hideMark/>
-          </w:tcPr>
-          <w:p>
-            <w:pPr>
-              <w:spacing w:after="0" w:line="240" w:lineRule="auto"/>
-              <w:rPr>
-                <w:rFonts w:ascii="Times New Roman" w:eastAsia="Times New Roman" w:hAnsi="Times New Roman" w:cs="Times New Roman"/>
-                <w:kern w:val="0"/>
-                <w:lang w:eastAsia="es-MX"/>
-                <w14:ligatures w14:val="none"/>
-              </w:rPr>
-            </w:pPr>
-            <w:r>
-              <w:rPr>
-                <w:rFonts w:ascii="Times New Roman" w:eastAsia="Times New Roman" w:hAnsi="Times New Roman" w:cs="Times New Roman"/>
-                <w:b/>
-                <w:bCs/>
-                <w:kern w:val="0"/>
-                <w:lang w:eastAsia="es-MX"/>
-                <w14:ligatures w14:val="none"/>
-              </w:rPr>
-              <w:lastRenderedPageBreak/>
-              <w:t>Education_type</w:t>
-            </w:r>
-          </w:p>
-        </w:tc>
-        <w:tc>
-          <w:tcPr>
-            <w:tcW w:w="0" w:type="auto"/>
-            <w:vAlign w:val="center"/>
-            <w:hideMark/>
-          </w:tcPr>
-          <w:p>
-            <w:pPr>
-              <w:spacing w:after="0" w:line="240" w:lineRule="auto"/>
-              <w:rPr>
-                <w:rFonts w:ascii="Times New Roman" w:eastAsia="Times New Roman" w:hAnsi="Times New Roman" w:cs="Times New Roman"/>
-                <w:kern w:val="0"/>
-                <w:lang w:eastAsia="es-MX"/>
-                <w14:ligatures w14:val="none"/>
-              </w:rPr>
-            </w:pPr>
-            <w:r>
-              <w:rPr>
-                <w:rFonts w:ascii="Times New Roman" w:eastAsia="Times New Roman" w:hAnsi="Times New Roman" w:cs="Times New Roman"/>
-                <w:kern w:val="0"/>
-                <w:lang w:eastAsia="es-MX"/>
-                <w14:ligatures w14:val="none"/>
-              </w:rPr>
-              <w:t>Categórica</w:t>
-            </w:r>
-          </w:p>
-        </w:tc>
-        <w:tc>
-          <w:tcPr>
-            <w:tcW w:w="0" w:type="auto"/>
-            <w:vAlign w:val="center"/>
-            <w:hideMark/>
-          </w:tcPr>
-          <w:p>
-            <w:pPr>
-              <w:spacing w:after="0" w:line="240" w:lineRule="auto"/>
-              <w:rPr>
-                <w:rFonts w:ascii="Times New Roman" w:eastAsia="Times New Roman" w:hAnsi="Times New Roman" w:cs="Times New Roman"/>
-                <w:kern w:val="0"/>
-                <w:lang w:eastAsia="es-MX"/>
-                <w14:ligatures w14:val="none"/>
-              </w:rPr>
-            </w:pPr>
-            <w:r>
-              <w:rPr>
-                <w:rFonts w:ascii="Times New Roman" w:eastAsia="Times New Roman" w:hAnsi="Times New Roman" w:cs="Times New Roman"/>
-                <w:kern w:val="0"/>
-                <w:lang w:eastAsia="es-MX"/>
-                <w14:ligatures w14:val="none"/>
-              </w:rPr>
-              <w:t>Nivel educativo alcanzado.</w:t>
-            </w:r>
-          </w:p>
-        </w:tc>
-      </w:tr>
-      <w:tr>
-        <w:trPr>
-          <w:tblCellSpacing w:w="15" w:type="dxa"/>
-        </w:trPr>
-        <w:tc>
-          <w:tcPr>
-            <w:tcW w:w="0" w:type="auto"/>
-            <w:vAlign w:val="center"/>
-            <w:hideMark/>
-          </w:tcPr>
-          <w:p>
-            <w:pPr>
-              <w:spacing w:after="0" w:line="240" w:lineRule="auto"/>
-              <w:rPr>
-                <w:rFonts w:ascii="Times New Roman" w:eastAsia="Times New Roman" w:hAnsi="Times New Roman" w:cs="Times New Roman"/>
-                <w:kern w:val="0"/>
-                <w:lang w:eastAsia="es-MX"/>
-                <w14:ligatures w14:val="none"/>
-              </w:rPr>
-            </w:pPr>
-            <w:r>
-              <w:rPr>
-                <w:rFonts w:ascii="Times New Roman" w:eastAsia="Times New Roman" w:hAnsi="Times New Roman" w:cs="Times New Roman"/>
-                <w:b/>
-                <w:bCs/>
-                <w:kern w:val="0"/>
-                <w:lang w:eastAsia="es-MX"/>
-                <w14:ligatures w14:val="none"/>
-              </w:rPr>
-              <w:t>Family_status</w:t>
-            </w:r>
-          </w:p>
-        </w:tc>
-        <w:tc>
-          <w:tcPr>
-            <w:tcW w:w="0" w:type="auto"/>
-            <w:vAlign w:val="center"/>
-            <w:hideMark/>
-          </w:tcPr>
-          <w:p>
-            <w:pPr>
-              <w:spacing w:after="0" w:line="240" w:lineRule="auto"/>
-              <w:rPr>
-                <w:rFonts w:ascii="Times New Roman" w:eastAsia="Times New Roman" w:hAnsi="Times New Roman" w:cs="Times New Roman"/>
-                <w:kern w:val="0"/>
-                <w:lang w:eastAsia="es-MX"/>
-                <w14:ligatures w14:val="none"/>
-              </w:rPr>
-            </w:pPr>
-            <w:r>
-              <w:rPr>
-                <w:rFonts w:ascii="Times New Roman" w:eastAsia="Times New Roman" w:hAnsi="Times New Roman" w:cs="Times New Roman"/>
-                <w:kern w:val="0"/>
-                <w:lang w:eastAsia="es-MX"/>
-                <w14:ligatures w14:val="none"/>
-              </w:rPr>
-              <w:t>Categórica</w:t>
-            </w:r>
-          </w:p>
-        </w:tc>
-        <w:tc>
-          <w:tcPr>
-            <w:tcW w:w="0" w:type="auto"/>
-            <w:vAlign w:val="center"/>
-            <w:hideMark/>
-          </w:tcPr>
-          <w:p>
-            <w:pPr>
-              <w:spacing w:after="0" w:line="240" w:lineRule="auto"/>
-              <w:rPr>
-                <w:rFonts w:ascii="Times New Roman" w:eastAsia="Times New Roman" w:hAnsi="Times New Roman" w:cs="Times New Roman"/>
-                <w:kern w:val="0"/>
-                <w:lang w:eastAsia="es-MX"/>
-                <w14:ligatures w14:val="none"/>
-              </w:rPr>
-            </w:pPr>
-            <w:r>
-              <w:rPr>
-                <w:rFonts w:ascii="Times New Roman" w:eastAsia="Times New Roman" w:hAnsi="Times New Roman" w:cs="Times New Roman"/>
-                <w:kern w:val="0"/>
-                <w:lang w:eastAsia="es-MX"/>
-                <w14:ligatures w14:val="none"/>
-              </w:rPr>
-              <w:t>Estado civil o situación familiar.</w:t>
-            </w:r>
-          </w:p>
-        </w:tc>
-      </w:tr>
-      <w:tr>
-        <w:trPr>
-          <w:tblCellSpacing w:w="15" w:type="dxa"/>
-        </w:trPr>
-        <w:tc>
-          <w:tcPr>
-            <w:tcW w:w="0" w:type="auto"/>
-            <w:vAlign w:val="center"/>
-            <w:hideMark/>
-          </w:tcPr>
-          <w:p>
-            <w:pPr>
-              <w:spacing w:after="0" w:line="240" w:lineRule="auto"/>
-              <w:rPr>
-                <w:rFonts w:ascii="Times New Roman" w:eastAsia="Times New Roman" w:hAnsi="Times New Roman" w:cs="Times New Roman"/>
-                <w:kern w:val="0"/>
-                <w:lang w:eastAsia="es-MX"/>
-                <w14:ligatures w14:val="none"/>
-              </w:rPr>
-            </w:pPr>
-            <w:r>
-              <w:rPr>
-                <w:rFonts w:ascii="Times New Roman" w:eastAsia="Times New Roman" w:hAnsi="Times New Roman" w:cs="Times New Roman"/>
-                <w:b/>
-                <w:bCs/>
-                <w:kern w:val="0"/>
-                <w:lang w:eastAsia="es-MX"/>
-                <w14:ligatures w14:val="none"/>
-              </w:rPr>
-              <w:t>Housing_type</w:t>
-            </w:r>
-          </w:p>
-        </w:tc>
-        <w:tc>
-          <w:tcPr>
-            <w:tcW w:w="0" w:type="auto"/>
-            <w:vAlign w:val="center"/>
-            <w:hideMark/>
-          </w:tcPr>
-          <w:p>
-            <w:pPr>
-              <w:spacing w:after="0" w:line="240" w:lineRule="auto"/>
-              <w:rPr>
-                <w:rFonts w:ascii="Times New Roman" w:eastAsia="Times New Roman" w:hAnsi="Times New Roman" w:cs="Times New Roman"/>
-                <w:kern w:val="0"/>
-                <w:lang w:eastAsia="es-MX"/>
-                <w14:ligatures w14:val="none"/>
-              </w:rPr>
-            </w:pPr>
-            <w:r>
-              <w:rPr>
-                <w:rFonts w:ascii="Times New Roman" w:eastAsia="Times New Roman" w:hAnsi="Times New Roman" w:cs="Times New Roman"/>
-                <w:kern w:val="0"/>
-                <w:lang w:eastAsia="es-MX"/>
-                <w14:ligatures w14:val="none"/>
-              </w:rPr>
-              <w:t>Categórica</w:t>
-            </w:r>
-          </w:p>
-        </w:tc>
-        <w:tc>
-          <w:tcPr>
-            <w:tcW w:w="0" w:type="auto"/>
-            <w:vAlign w:val="center"/>
-            <w:hideMark/>
-          </w:tcPr>
-          <w:p>
-            <w:pPr>
-              <w:spacing w:after="0" w:line="240" w:lineRule="auto"/>
-              <w:rPr>
-                <w:rFonts w:ascii="Times New Roman" w:eastAsia="Times New Roman" w:hAnsi="Times New Roman" w:cs="Times New Roman"/>
-                <w:kern w:val="0"/>
-                <w:lang w:eastAsia="es-MX"/>
-                <w14:ligatures w14:val="none"/>
-              </w:rPr>
-            </w:pPr>
-            <w:r>
-              <w:rPr>
-                <w:rFonts w:ascii="Times New Roman" w:eastAsia="Times New Roman" w:hAnsi="Times New Roman" w:cs="Times New Roman"/>
-                <w:kern w:val="0"/>
-                <w:lang w:eastAsia="es-MX"/>
-                <w14:ligatures w14:val="none"/>
-              </w:rPr>
-              <w:t>Tipo de vivienda donde reside el individuo.</w:t>
-            </w:r>
-          </w:p>
-        </w:tc>
-      </w:tr>
-      <w:tr>
-        <w:trPr>
-          <w:tblCellSpacing w:w="15" w:type="dxa"/>
-        </w:trPr>
-        <w:tc>
-          <w:tcPr>
-            <w:tcW w:w="0" w:type="auto"/>
-            <w:vAlign w:val="center"/>
-            <w:hideMark/>
-          </w:tcPr>
-          <w:p>
-            <w:pPr>
-              <w:spacing w:after="0" w:line="240" w:lineRule="auto"/>
-              <w:rPr>
-                <w:rFonts w:ascii="Times New Roman" w:eastAsia="Times New Roman" w:hAnsi="Times New Roman" w:cs="Times New Roman"/>
-                <w:kern w:val="0"/>
-                <w:lang w:eastAsia="es-MX"/>
-                <w14:ligatures w14:val="none"/>
-              </w:rPr>
-            </w:pPr>
-            <w:r>
-              <w:rPr>
-                <w:rFonts w:ascii="Times New Roman" w:eastAsia="Times New Roman" w:hAnsi="Times New Roman" w:cs="Times New Roman"/>
-                <w:b/>
-                <w:bCs/>
-                <w:kern w:val="0"/>
-                <w:lang w:eastAsia="es-MX"/>
-                <w14:ligatures w14:val="none"/>
-              </w:rPr>
-              <w:t>Occupation_type</w:t>
-            </w:r>
-          </w:p>
-        </w:tc>
-        <w:tc>
-          <w:tcPr>
-            <w:tcW w:w="0" w:type="auto"/>
-            <w:vAlign w:val="center"/>
-            <w:hideMark/>
-          </w:tcPr>
-          <w:p>
-            <w:pPr>
-              <w:spacing w:after="0" w:line="240" w:lineRule="auto"/>
-              <w:rPr>
-                <w:rFonts w:ascii="Times New Roman" w:eastAsia="Times New Roman" w:hAnsi="Times New Roman" w:cs="Times New Roman"/>
-                <w:kern w:val="0"/>
-                <w:lang w:eastAsia="es-MX"/>
-                <w14:ligatures w14:val="none"/>
-              </w:rPr>
-            </w:pPr>
-            <w:r>
-              <w:rPr>
-                <w:rFonts w:ascii="Times New Roman" w:eastAsia="Times New Roman" w:hAnsi="Times New Roman" w:cs="Times New Roman"/>
-                <w:kern w:val="0"/>
-                <w:lang w:eastAsia="es-MX"/>
-                <w14:ligatures w14:val="none"/>
-              </w:rPr>
-              <w:t>Categórica</w:t>
-            </w:r>
-          </w:p>
-        </w:tc>
-        <w:tc>
-          <w:tcPr>
-            <w:tcW w:w="0" w:type="auto"/>
-            <w:vAlign w:val="center"/>
-            <w:hideMark/>
-          </w:tcPr>
-          <w:p>
-            <w:pPr>
-              <w:spacing w:after="0" w:line="240" w:lineRule="auto"/>
-              <w:rPr>
-                <w:rFonts w:ascii="Times New Roman" w:eastAsia="Times New Roman" w:hAnsi="Times New Roman" w:cs="Times New Roman"/>
-                <w:kern w:val="0"/>
-                <w:lang w:eastAsia="es-MX"/>
-                <w14:ligatures w14:val="none"/>
-              </w:rPr>
-            </w:pPr>
-            <w:r>
-              <w:rPr>
-                <w:rFonts w:ascii="Times New Roman" w:eastAsia="Times New Roman" w:hAnsi="Times New Roman" w:cs="Times New Roman"/>
-                <w:kern w:val="0"/>
-                <w:lang w:eastAsia="es-MX"/>
-                <w14:ligatures w14:val="none"/>
-              </w:rPr>
-              <w:t>Ocupación o tipo de trabajo del individuo.</w:t>
-            </w:r>
-          </w:p>
-        </w:tc>
-      </w:tr>
-      <w:tr>
-        <w:trPr>
-          <w:tblCellSpacing w:w="15" w:type="dxa"/>
-        </w:trPr>
-        <w:tc>
-          <w:tcPr>
-            <w:tcW w:w="0" w:type="auto"/>
-            <w:vAlign w:val="center"/>
-            <w:hideMark/>
-          </w:tcPr>
-          <w:p>
-            <w:pPr>
-              <w:spacing w:after="0" w:line="240" w:lineRule="auto"/>
-              <w:rPr>
-                <w:rFonts w:ascii="Times New Roman" w:eastAsia="Times New Roman" w:hAnsi="Times New Roman" w:cs="Times New Roman"/>
-                <w:kern w:val="0"/>
-                <w:lang w:eastAsia="es-MX"/>
-                <w14:ligatures w14:val="none"/>
-              </w:rPr>
-            </w:pPr>
-            <w:r>
-              <w:rPr>
-                <w:rFonts w:ascii="Times New Roman" w:eastAsia="Times New Roman" w:hAnsi="Times New Roman" w:cs="Times New Roman"/>
-                <w:b/>
-                <w:bCs/>
-                <w:kern w:val="0"/>
-                <w:lang w:eastAsia="es-MX"/>
-                <w14:ligatures w14:val="none"/>
-              </w:rPr>
-              <w:t>Target</w:t>
-            </w:r>
-          </w:p>
-        </w:tc>
-        <w:tc>
-          <w:tcPr>
-            <w:tcW w:w="0" w:type="auto"/>
-            <w:vAlign w:val="center"/>
-            <w:hideMark/>
-          </w:tcPr>
-          <w:p>
-            <w:pPr>
-              <w:spacing w:after="0" w:line="240" w:lineRule="auto"/>
-              <w:rPr>
-                <w:rFonts w:ascii="Times New Roman" w:eastAsia="Times New Roman" w:hAnsi="Times New Roman" w:cs="Times New Roman"/>
-                <w:kern w:val="0"/>
-                <w:lang w:eastAsia="es-MX"/>
-                <w14:ligatures w14:val="none"/>
-              </w:rPr>
-            </w:pPr>
-            <w:r>
-              <w:rPr>
-                <w:rFonts w:ascii="Times New Roman" w:eastAsia="Times New Roman" w:hAnsi="Times New Roman" w:cs="Times New Roman"/>
-                <w:kern w:val="0"/>
-                <w:lang w:eastAsia="es-MX"/>
-                <w14:ligatures w14:val="none"/>
-              </w:rPr>
-              <w:t>Binaria</w:t>
-            </w:r>
-          </w:p>
-        </w:tc>
-        <w:tc>
-          <w:tcPr>
-            <w:tcW w:w="0" w:type="auto"/>
-            <w:vAlign w:val="center"/>
-            <w:hideMark/>
-          </w:tcPr>
-          <w:p>
-            <w:pPr>
-              <w:spacing w:after="0" w:line="240" w:lineRule="auto"/>
-              <w:rPr>
-                <w:rFonts w:ascii="Times New Roman" w:eastAsia="Times New Roman" w:hAnsi="Times New Roman" w:cs="Times New Roman"/>
-                <w:kern w:val="0"/>
-                <w:lang w:eastAsia="es-MX"/>
-                <w14:ligatures w14:val="none"/>
-              </w:rPr>
-            </w:pPr>
-            <w:r>
-              <w:rPr>
-                <w:rFonts w:ascii="Times New Roman" w:eastAsia="Times New Roman" w:hAnsi="Times New Roman" w:cs="Times New Roman"/>
-                <w:kern w:val="0"/>
-                <w:lang w:eastAsia="es-MX"/>
-                <w14:ligatures w14:val="none"/>
-              </w:rPr>
-              <w:t>Variable objetivo del modelo. 1 = Cliente con comportamiento de riesgo crediticio, 0 = Cliente sin riesgo.</w:t>
+                <w:rFonts w:ascii="Arial" w:eastAsia="Times New Roman" w:hAnsi="Arial" w:cs="Arial"/>
+                <w:color w:val="1F1F1F"/>
+                <w:kern w:val="0"/>
+                <w:sz w:val="20"/>
+                <w:szCs w:val="20"/>
+                <w:bdr w:val="none" w:sz="0" w:space="0" w:color="auto" w:frame="1"/>
+                <w:lang w:eastAsia="es-MX"/>
+                <w14:ligatures w14:val="none"/>
+              </w:rPr>
+              <w:t>Binario</w:t>
             </w:r>
           </w:p>
         </w:tc>
@@ -2301,650 +4707,271 @@
       <w:pPr>
         <w:spacing w:after="0" w:line="240" w:lineRule="auto"/>
         <w:rPr>
-          <w:rFonts w:ascii="Times New Roman" w:eastAsia="Times New Roman" w:hAnsi="Times New Roman" w:cs="Times New Roman"/>
+          <w:rFonts w:ascii="Arial" w:eastAsia="Times New Roman" w:hAnsi="Arial" w:cs="Arial"/>
           <w:kern w:val="0"/>
+          <w:sz w:val="20"/>
+          <w:szCs w:val="20"/>
           <w:lang w:eastAsia="es-MX"/>
           <w14:ligatures w14:val="none"/>
         </w:rPr>
       </w:pPr>
+    </w:p>
+    <w:p>
+      <w:pPr>
+        <w:spacing w:after="0" w:line="240" w:lineRule="auto"/>
+        <w:rPr>
+          <w:rFonts w:ascii="Arial" w:eastAsia="Times New Roman" w:hAnsi="Arial" w:cs="Arial"/>
+          <w:kern w:val="0"/>
+          <w:sz w:val="20"/>
+          <w:szCs w:val="20"/>
+          <w:lang w:eastAsia="es-MX"/>
+          <w14:ligatures w14:val="none"/>
+        </w:rPr>
+      </w:pPr>
       <w:r>
         <w:rPr>
-          <w:rFonts w:ascii="Times New Roman" w:eastAsia="Times New Roman" w:hAnsi="Times New Roman" w:cs="Times New Roman"/>
+          <w:rFonts w:ascii="Arial" w:eastAsia="Times New Roman" w:hAnsi="Arial" w:cs="Arial"/>
           <w:noProof/>
           <w:kern w:val="0"/>
+          <w:sz w:val="20"/>
+          <w:szCs w:val="20"/>
           <w:lang w:eastAsia="es-MX"/>
         </w:rPr>
-        <w:pict w14:anchorId="7E238742">
-          <v:rect id="_x0000_i1026" alt="" style="width:441.9pt;height:.05pt;mso-width-percent:0;mso-height-percent:0;mso-width-percent:0;mso-height-percent:0" o:hralign="center" o:hrstd="t" o:hr="t" fillcolor="#a0a0a0" stroked="f"/>
+        <w:pict w14:anchorId="246EA7EB">
+          <v:rect id="_x0000_i1025" alt="" style="width:441.9pt;height:.05pt;mso-width-percent:0;mso-height-percent:0;mso-width-percent:0;mso-height-percent:0" o:hralign="center" o:hrstd="t" o:hr="t" fillcolor="#a0a0a0" stroked="f"/>
         </w:pict>
       </w:r>
     </w:p>
     <w:p>
       <w:pPr>
+        <w:spacing w:after="0" w:line="240" w:lineRule="auto"/>
+        <w:rPr>
+          <w:rFonts w:ascii="Arial" w:eastAsia="Times New Roman" w:hAnsi="Arial" w:cs="Arial"/>
+          <w:kern w:val="0"/>
+          <w:sz w:val="20"/>
+          <w:szCs w:val="20"/>
+          <w:lang w:eastAsia="es-MX"/>
+          <w14:ligatures w14:val="none"/>
+        </w:rPr>
+      </w:pPr>
+    </w:p>
+    <w:p>
+      <w:pPr>
         <w:spacing w:before="100" w:beforeAutospacing="1" w:after="100" w:afterAutospacing="1" w:line="240" w:lineRule="auto"/>
-        <w:outlineLvl w:val="0"/>
-        <w:rPr>
-          <w:rFonts w:ascii="Times New Roman" w:eastAsia="Times New Roman" w:hAnsi="Times New Roman" w:cs="Times New Roman"/>
+        <w:jc w:val="both"/>
+        <w:outlineLvl w:val="2"/>
+        <w:rPr>
+          <w:rFonts w:ascii="Arial" w:eastAsia="Times New Roman" w:hAnsi="Arial" w:cs="Arial"/>
           <w:b/>
           <w:bCs/>
-          <w:kern w:val="36"/>
-          <w:sz w:val="48"/>
-          <w:szCs w:val="48"/>
+          <w:kern w:val="0"/>
+          <w:sz w:val="20"/>
+          <w:szCs w:val="20"/>
           <w:lang w:eastAsia="es-MX"/>
           <w14:ligatures w14:val="none"/>
         </w:rPr>
       </w:pPr>
       <w:r>
         <w:rPr>
-          <w:rFonts w:ascii="Times New Roman" w:eastAsia="Times New Roman" w:hAnsi="Times New Roman" w:cs="Times New Roman"/>
+          <w:rFonts w:ascii="Arial" w:eastAsia="Times New Roman" w:hAnsi="Arial" w:cs="Arial"/>
           <w:b/>
           <w:bCs/>
-          <w:kern w:val="36"/>
-          <w:sz w:val="48"/>
-          <w:szCs w:val="48"/>
+          <w:kern w:val="0"/>
+          <w:sz w:val="20"/>
+          <w:szCs w:val="20"/>
           <w:lang w:eastAsia="es-MX"/>
           <w14:ligatures w14:val="none"/>
         </w:rPr>
-        <w:t>Tipos de Variables para Analítica</w:t>
+        <w:t xml:space="preserve">Notas </w:t>
       </w:r>
     </w:p>
     <w:p>
       <w:pPr>
+        <w:pStyle w:val="Prrafodelista"/>
+        <w:numPr>
+          <w:ilvl w:val="0"/>
+          <w:numId w:val="9"/>
+        </w:numPr>
         <w:spacing w:before="100" w:beforeAutospacing="1" w:after="100" w:afterAutospacing="1" w:line="240" w:lineRule="auto"/>
+        <w:jc w:val="both"/>
         <w:outlineLvl w:val="2"/>
         <w:rPr>
-          <w:rFonts w:ascii="Times New Roman" w:eastAsia="Times New Roman" w:hAnsi="Times New Roman" w:cs="Times New Roman"/>
+          <w:rFonts w:ascii="Arial" w:eastAsia="Times New Roman" w:hAnsi="Arial" w:cs="Arial"/>
+          <w:kern w:val="0"/>
+          <w:sz w:val="20"/>
+          <w:szCs w:val="20"/>
+          <w:lang w:eastAsia="es-MX"/>
+          <w14:ligatures w14:val="none"/>
+        </w:rPr>
+      </w:pPr>
+      <w:r>
+        <w:rPr>
+          <w:rFonts w:ascii="Arial" w:eastAsia="Times New Roman" w:hAnsi="Arial" w:cs="Arial"/>
           <w:b/>
           <w:bCs/>
           <w:kern w:val="0"/>
-          <w:sz w:val="27"/>
-          <w:szCs w:val="27"/>
+          <w:sz w:val="20"/>
+          <w:szCs w:val="20"/>
           <w:lang w:eastAsia="es-MX"/>
           <w14:ligatures w14:val="none"/>
         </w:rPr>
-      </w:pPr>
+        <w:t>Representación</w:t>
+      </w:r>
       <w:r>
         <w:rPr>
-          <w:rFonts w:ascii="Times New Roman" w:eastAsia="Times New Roman" w:hAnsi="Times New Roman" w:cs="Times New Roman"/>
+          <w:rFonts w:ascii="Arial" w:eastAsia="Times New Roman" w:hAnsi="Arial" w:cs="Arial"/>
           <w:b/>
           <w:bCs/>
           <w:kern w:val="0"/>
-          <w:sz w:val="27"/>
-          <w:szCs w:val="27"/>
+          <w:sz w:val="20"/>
+          <w:szCs w:val="20"/>
           <w:lang w:eastAsia="es-MX"/>
           <w14:ligatures w14:val="none"/>
         </w:rPr>
-        <w:t>Variables numéricas</w:t>
+        <w:t xml:space="preserve"> de Datos:</w:t>
+      </w:r>
+      <w:r>
+        <w:rPr>
+          <w:rFonts w:ascii="Arial" w:eastAsia="Times New Roman" w:hAnsi="Arial" w:cs="Arial"/>
+          <w:kern w:val="0"/>
+          <w:sz w:val="20"/>
+          <w:szCs w:val="20"/>
+          <w:lang w:eastAsia="es-MX"/>
+          <w14:ligatures w14:val="none"/>
+        </w:rPr>
+        <w:t xml:space="preserve"> Las variables binarias utilizan 1 para representar la presencia del atributo (Si/Verdadero) y 0 para su ausencia (No/Falso).</w:t>
       </w:r>
     </w:p>
     <w:p>
       <w:pPr>
         <w:numPr>
           <w:ilvl w:val="0"/>
-          <w:numId w:val="2"/>
+          <w:numId w:val="8"/>
         </w:numPr>
         <w:spacing w:before="100" w:beforeAutospacing="1" w:after="100" w:afterAutospacing="1" w:line="240" w:lineRule="auto"/>
-        <w:rPr>
-          <w:rFonts w:ascii="Times New Roman" w:eastAsia="Times New Roman" w:hAnsi="Times New Roman" w:cs="Times New Roman"/>
+        <w:jc w:val="both"/>
+        <w:rPr>
+          <w:rFonts w:ascii="Arial" w:eastAsia="Times New Roman" w:hAnsi="Arial" w:cs="Arial"/>
           <w:kern w:val="0"/>
+          <w:sz w:val="20"/>
+          <w:szCs w:val="20"/>
           <w:lang w:eastAsia="es-MX"/>
           <w14:ligatures w14:val="none"/>
         </w:rPr>
       </w:pPr>
       <w:r>
         <w:rPr>
-          <w:rFonts w:ascii="Times New Roman" w:eastAsia="Times New Roman" w:hAnsi="Times New Roman" w:cs="Times New Roman"/>
+          <w:rFonts w:ascii="Arial" w:eastAsia="Times New Roman" w:hAnsi="Arial" w:cs="Arial"/>
+          <w:b/>
+          <w:bCs/>
           <w:kern w:val="0"/>
+          <w:sz w:val="20"/>
+          <w:szCs w:val="20"/>
           <w:lang w:eastAsia="es-MX"/>
           <w14:ligatures w14:val="none"/>
         </w:rPr>
-        <w:t>Age</w:t>
+        <w:t>Consistencia:</w:t>
+      </w:r>
+      <w:r>
+        <w:rPr>
+          <w:rFonts w:ascii="Arial" w:eastAsia="Times New Roman" w:hAnsi="Arial" w:cs="Arial"/>
+          <w:kern w:val="0"/>
+          <w:sz w:val="20"/>
+          <w:szCs w:val="20"/>
+          <w:lang w:eastAsia="es-MX"/>
+          <w14:ligatures w14:val="none"/>
+        </w:rPr>
+        <w:t xml:space="preserve"> Toda la </w:t>
+      </w:r>
+      <w:r>
+        <w:rPr>
+          <w:rFonts w:ascii="Arial" w:eastAsia="Times New Roman" w:hAnsi="Arial" w:cs="Arial"/>
+          <w:kern w:val="0"/>
+          <w:sz w:val="20"/>
+          <w:szCs w:val="20"/>
+          <w:lang w:eastAsia="es-MX"/>
+          <w14:ligatures w14:val="none"/>
+        </w:rPr>
+        <w:t>terminología</w:t>
+      </w:r>
+      <w:r>
+        <w:rPr>
+          <w:rFonts w:ascii="Arial" w:eastAsia="Times New Roman" w:hAnsi="Arial" w:cs="Arial"/>
+          <w:kern w:val="0"/>
+          <w:sz w:val="20"/>
+          <w:szCs w:val="20"/>
+          <w:lang w:eastAsia="es-MX"/>
+          <w14:ligatures w14:val="none"/>
+        </w:rPr>
+        <w:t xml:space="preserve"> ha sido normalizada para evitar caracteres especiales, facilitando su procesamiento en herramientas de </w:t>
+      </w:r>
+      <w:r>
+        <w:rPr>
+          <w:rFonts w:ascii="Arial" w:eastAsia="Times New Roman" w:hAnsi="Arial" w:cs="Arial"/>
+          <w:kern w:val="0"/>
+          <w:sz w:val="20"/>
+          <w:szCs w:val="20"/>
+          <w:lang w:eastAsia="es-MX"/>
+          <w14:ligatures w14:val="none"/>
+        </w:rPr>
+        <w:t>análisis</w:t>
+      </w:r>
+      <w:r>
+        <w:rPr>
+          <w:rFonts w:ascii="Arial" w:eastAsia="Times New Roman" w:hAnsi="Arial" w:cs="Arial"/>
+          <w:kern w:val="0"/>
+          <w:sz w:val="20"/>
+          <w:szCs w:val="20"/>
+          <w:lang w:eastAsia="es-MX"/>
+          <w14:ligatures w14:val="none"/>
+        </w:rPr>
+        <w:t xml:space="preserve"> de datos o bases de datos que no soporten </w:t>
+      </w:r>
+      <w:r>
+        <w:rPr>
+          <w:rFonts w:ascii="Arial" w:eastAsia="Times New Roman" w:hAnsi="Arial" w:cs="Arial"/>
+          <w:kern w:val="0"/>
+          <w:sz w:val="20"/>
+          <w:szCs w:val="20"/>
+          <w:lang w:eastAsia="es-MX"/>
+          <w14:ligatures w14:val="none"/>
+        </w:rPr>
+        <w:t>codificación</w:t>
+      </w:r>
+      <w:r>
+        <w:rPr>
+          <w:rFonts w:ascii="Arial" w:eastAsia="Times New Roman" w:hAnsi="Arial" w:cs="Arial"/>
+          <w:kern w:val="0"/>
+          <w:sz w:val="20"/>
+          <w:szCs w:val="20"/>
+          <w:lang w:eastAsia="es-MX"/>
+          <w14:ligatures w14:val="none"/>
+        </w:rPr>
+        <w:t xml:space="preserve"> UTF-8 completa.</w:t>
       </w:r>
     </w:p>
     <w:p>
       <w:pPr>
-        <w:numPr>
-          <w:ilvl w:val="0"/>
-          <w:numId w:val="2"/>
-        </w:numPr>
-        <w:spacing w:before="100" w:beforeAutospacing="1" w:after="100" w:afterAutospacing="1" w:line="240" w:lineRule="auto"/>
-        <w:rPr>
-          <w:rFonts w:ascii="Times New Roman" w:eastAsia="Times New Roman" w:hAnsi="Times New Roman" w:cs="Times New Roman"/>
+        <w:spacing w:after="0" w:line="240" w:lineRule="auto"/>
+        <w:rPr>
+          <w:rFonts w:ascii="Arial" w:eastAsia="Times New Roman" w:hAnsi="Arial" w:cs="Arial"/>
           <w:kern w:val="0"/>
+          <w:sz w:val="20"/>
+          <w:szCs w:val="20"/>
           <w:lang w:eastAsia="es-MX"/>
           <w14:ligatures w14:val="none"/>
         </w:rPr>
       </w:pPr>
-      <w:r>
-        <w:rPr>
-          <w:rFonts w:ascii="Times New Roman" w:eastAsia="Times New Roman" w:hAnsi="Times New Roman" w:cs="Times New Roman"/>
-          <w:kern w:val="0"/>
-          <w:lang w:eastAsia="es-MX"/>
-          <w14:ligatures w14:val="none"/>
-        </w:rPr>
-        <w:t>Total_income</w:t>
-      </w:r>
     </w:p>
     <w:p>
       <w:pPr>
-        <w:numPr>
-          <w:ilvl w:val="0"/>
-          <w:numId w:val="2"/>
-        </w:numPr>
-        <w:spacing w:before="100" w:beforeAutospacing="1" w:after="100" w:afterAutospacing="1" w:line="240" w:lineRule="auto"/>
-        <w:rPr>
-          <w:rFonts w:ascii="Times New Roman" w:eastAsia="Times New Roman" w:hAnsi="Times New Roman" w:cs="Times New Roman"/>
-          <w:kern w:val="0"/>
-          <w:lang w:eastAsia="es-MX"/>
-          <w14:ligatures w14:val="none"/>
-        </w:rPr>
-      </w:pPr>
-      <w:r>
-        <w:rPr>
-          <w:rFonts w:ascii="Times New Roman" w:eastAsia="Times New Roman" w:hAnsi="Times New Roman" w:cs="Times New Roman"/>
-          <w:kern w:val="0"/>
-          <w:lang w:eastAsia="es-MX"/>
-          <w14:ligatures w14:val="none"/>
-        </w:rPr>
-        <w:t>Years_employed</w:t>
-      </w:r>
+        <w:rPr>
+          <w:rFonts w:ascii="Arial" w:hAnsi="Arial" w:cs="Arial"/>
+          <w:sz w:val="20"/>
+          <w:szCs w:val="20"/>
+        </w:rPr>
+      </w:pPr>
     </w:p>
-    <w:p>
-      <w:pPr>
-        <w:numPr>
-          <w:ilvl w:val="0"/>
-          <w:numId w:val="2"/>
-        </w:numPr>
-        <w:spacing w:before="100" w:beforeAutospacing="1" w:after="100" w:afterAutospacing="1" w:line="240" w:lineRule="auto"/>
-        <w:rPr>
-          <w:rFonts w:ascii="Times New Roman" w:eastAsia="Times New Roman" w:hAnsi="Times New Roman" w:cs="Times New Roman"/>
-          <w:kern w:val="0"/>
-          <w:lang w:eastAsia="es-MX"/>
-          <w14:ligatures w14:val="none"/>
-        </w:rPr>
-      </w:pPr>
-      <w:r>
-        <w:rPr>
-          <w:rFonts w:ascii="Times New Roman" w:eastAsia="Times New Roman" w:hAnsi="Times New Roman" w:cs="Times New Roman"/>
-          <w:kern w:val="0"/>
-          <w:lang w:eastAsia="es-MX"/>
-          <w14:ligatures w14:val="none"/>
-        </w:rPr>
-        <w:t>Num_children</w:t>
-      </w:r>
-    </w:p>
-    <w:p>
-      <w:pPr>
-        <w:numPr>
-          <w:ilvl w:val="0"/>
-          <w:numId w:val="2"/>
-        </w:numPr>
-        <w:spacing w:before="100" w:beforeAutospacing="1" w:after="100" w:afterAutospacing="1" w:line="240" w:lineRule="auto"/>
-        <w:rPr>
-          <w:rFonts w:ascii="Times New Roman" w:eastAsia="Times New Roman" w:hAnsi="Times New Roman" w:cs="Times New Roman"/>
-          <w:kern w:val="0"/>
-          <w:lang w:eastAsia="es-MX"/>
-          <w14:ligatures w14:val="none"/>
-        </w:rPr>
-      </w:pPr>
-      <w:r>
-        <w:rPr>
-          <w:rFonts w:ascii="Times New Roman" w:eastAsia="Times New Roman" w:hAnsi="Times New Roman" w:cs="Times New Roman"/>
-          <w:kern w:val="0"/>
-          <w:lang w:eastAsia="es-MX"/>
-          <w14:ligatures w14:val="none"/>
-        </w:rPr>
-        <w:t>Num_family</w:t>
-      </w:r>
-    </w:p>
-    <w:p>
-      <w:pPr>
-        <w:numPr>
-          <w:ilvl w:val="0"/>
-          <w:numId w:val="2"/>
-        </w:numPr>
-        <w:spacing w:before="100" w:beforeAutospacing="1" w:after="100" w:afterAutospacing="1" w:line="240" w:lineRule="auto"/>
-        <w:rPr>
-          <w:rFonts w:ascii="Times New Roman" w:eastAsia="Times New Roman" w:hAnsi="Times New Roman" w:cs="Times New Roman"/>
-          <w:kern w:val="0"/>
-          <w:lang w:eastAsia="es-MX"/>
-          <w14:ligatures w14:val="none"/>
-        </w:rPr>
-      </w:pPr>
-      <w:r>
-        <w:rPr>
-          <w:rFonts w:ascii="Times New Roman" w:eastAsia="Times New Roman" w:hAnsi="Times New Roman" w:cs="Times New Roman"/>
-          <w:kern w:val="0"/>
-          <w:lang w:eastAsia="es-MX"/>
-          <w14:ligatures w14:val="none"/>
-        </w:rPr>
-        <w:t>Account_length</w:t>
-      </w:r>
-    </w:p>
-    <w:p>
-      <w:pPr>
-        <w:spacing w:before="100" w:beforeAutospacing="1" w:after="100" w:afterAutospacing="1" w:line="240" w:lineRule="auto"/>
-        <w:outlineLvl w:val="2"/>
-        <w:rPr>
-          <w:rFonts w:ascii="Times New Roman" w:eastAsia="Times New Roman" w:hAnsi="Times New Roman" w:cs="Times New Roman"/>
-          <w:b/>
-          <w:bCs/>
-          <w:kern w:val="0"/>
-          <w:sz w:val="27"/>
-          <w:szCs w:val="27"/>
-          <w:lang w:eastAsia="es-MX"/>
-          <w14:ligatures w14:val="none"/>
-        </w:rPr>
-      </w:pPr>
-      <w:r>
-        <w:rPr>
-          <w:rFonts w:ascii="Times New Roman" w:eastAsia="Times New Roman" w:hAnsi="Times New Roman" w:cs="Times New Roman"/>
-          <w:b/>
-          <w:bCs/>
-          <w:kern w:val="0"/>
-          <w:sz w:val="27"/>
-          <w:szCs w:val="27"/>
-          <w:lang w:eastAsia="es-MX"/>
-          <w14:ligatures w14:val="none"/>
-        </w:rPr>
-        <w:t>Variables categóricas</w:t>
-      </w:r>
-    </w:p>
-    <w:p>
-      <w:pPr>
-        <w:numPr>
-          <w:ilvl w:val="0"/>
-          <w:numId w:val="3"/>
-        </w:numPr>
-        <w:spacing w:before="100" w:beforeAutospacing="1" w:after="100" w:afterAutospacing="1" w:line="240" w:lineRule="auto"/>
-        <w:rPr>
-          <w:rFonts w:ascii="Times New Roman" w:eastAsia="Times New Roman" w:hAnsi="Times New Roman" w:cs="Times New Roman"/>
-          <w:kern w:val="0"/>
-          <w:lang w:eastAsia="es-MX"/>
-          <w14:ligatures w14:val="none"/>
-        </w:rPr>
-      </w:pPr>
-      <w:r>
-        <w:rPr>
-          <w:rFonts w:ascii="Times New Roman" w:eastAsia="Times New Roman" w:hAnsi="Times New Roman" w:cs="Times New Roman"/>
-          <w:kern w:val="0"/>
-          <w:lang w:eastAsia="es-MX"/>
-          <w14:ligatures w14:val="none"/>
-        </w:rPr>
-        <w:t>Income_type</w:t>
-      </w:r>
-    </w:p>
-    <w:p>
-      <w:pPr>
-        <w:numPr>
-          <w:ilvl w:val="0"/>
-          <w:numId w:val="3"/>
-        </w:numPr>
-        <w:spacing w:before="100" w:beforeAutospacing="1" w:after="100" w:afterAutospacing="1" w:line="240" w:lineRule="auto"/>
-        <w:rPr>
-          <w:rFonts w:ascii="Times New Roman" w:eastAsia="Times New Roman" w:hAnsi="Times New Roman" w:cs="Times New Roman"/>
-          <w:kern w:val="0"/>
-          <w:lang w:eastAsia="es-MX"/>
-          <w14:ligatures w14:val="none"/>
-        </w:rPr>
-      </w:pPr>
-      <w:r>
-        <w:rPr>
-          <w:rFonts w:ascii="Times New Roman" w:eastAsia="Times New Roman" w:hAnsi="Times New Roman" w:cs="Times New Roman"/>
-          <w:kern w:val="0"/>
-          <w:lang w:eastAsia="es-MX"/>
-          <w14:ligatures w14:val="none"/>
-        </w:rPr>
-        <w:t>Education_type</w:t>
-      </w:r>
-    </w:p>
-    <w:p>
-      <w:pPr>
-        <w:numPr>
-          <w:ilvl w:val="0"/>
-          <w:numId w:val="3"/>
-        </w:numPr>
-        <w:spacing w:before="100" w:beforeAutospacing="1" w:after="100" w:afterAutospacing="1" w:line="240" w:lineRule="auto"/>
-        <w:rPr>
-          <w:rFonts w:ascii="Times New Roman" w:eastAsia="Times New Roman" w:hAnsi="Times New Roman" w:cs="Times New Roman"/>
-          <w:kern w:val="0"/>
-          <w:lang w:eastAsia="es-MX"/>
-          <w14:ligatures w14:val="none"/>
-        </w:rPr>
-      </w:pPr>
-      <w:r>
-        <w:rPr>
-          <w:rFonts w:ascii="Times New Roman" w:eastAsia="Times New Roman" w:hAnsi="Times New Roman" w:cs="Times New Roman"/>
-          <w:kern w:val="0"/>
-          <w:lang w:eastAsia="es-MX"/>
-          <w14:ligatures w14:val="none"/>
-        </w:rPr>
-        <w:t>Family_status</w:t>
-      </w:r>
-    </w:p>
-    <w:p>
-      <w:pPr>
-        <w:numPr>
-          <w:ilvl w:val="0"/>
-          <w:numId w:val="3"/>
-        </w:numPr>
-        <w:spacing w:before="100" w:beforeAutospacing="1" w:after="100" w:afterAutospacing="1" w:line="240" w:lineRule="auto"/>
-        <w:rPr>
-          <w:rFonts w:ascii="Times New Roman" w:eastAsia="Times New Roman" w:hAnsi="Times New Roman" w:cs="Times New Roman"/>
-          <w:kern w:val="0"/>
-          <w:lang w:eastAsia="es-MX"/>
-          <w14:ligatures w14:val="none"/>
-        </w:rPr>
-      </w:pPr>
-      <w:r>
-        <w:rPr>
-          <w:rFonts w:ascii="Times New Roman" w:eastAsia="Times New Roman" w:hAnsi="Times New Roman" w:cs="Times New Roman"/>
-          <w:kern w:val="0"/>
-          <w:lang w:eastAsia="es-MX"/>
-          <w14:ligatures w14:val="none"/>
-        </w:rPr>
-        <w:t>Housing_type</w:t>
-      </w:r>
-    </w:p>
-    <w:p>
-      <w:pPr>
-        <w:numPr>
-          <w:ilvl w:val="0"/>
-          <w:numId w:val="3"/>
-        </w:numPr>
-        <w:spacing w:before="100" w:beforeAutospacing="1" w:after="100" w:afterAutospacing="1" w:line="240" w:lineRule="auto"/>
-        <w:rPr>
-          <w:rFonts w:ascii="Times New Roman" w:eastAsia="Times New Roman" w:hAnsi="Times New Roman" w:cs="Times New Roman"/>
-          <w:kern w:val="0"/>
-          <w:lang w:eastAsia="es-MX"/>
-          <w14:ligatures w14:val="none"/>
-        </w:rPr>
-      </w:pPr>
-      <w:r>
-        <w:rPr>
-          <w:rFonts w:ascii="Times New Roman" w:eastAsia="Times New Roman" w:hAnsi="Times New Roman" w:cs="Times New Roman"/>
-          <w:kern w:val="0"/>
-          <w:lang w:eastAsia="es-MX"/>
-          <w14:ligatures w14:val="none"/>
-        </w:rPr>
-        <w:t>Occupation_type</w:t>
-      </w:r>
-    </w:p>
-    <w:p>
-      <w:pPr>
-        <w:spacing w:before="100" w:beforeAutospacing="1" w:after="100" w:afterAutospacing="1" w:line="240" w:lineRule="auto"/>
-        <w:outlineLvl w:val="2"/>
-        <w:rPr>
-          <w:rFonts w:ascii="Times New Roman" w:eastAsia="Times New Roman" w:hAnsi="Times New Roman" w:cs="Times New Roman"/>
-          <w:b/>
-          <w:bCs/>
-          <w:kern w:val="0"/>
-          <w:sz w:val="27"/>
-          <w:szCs w:val="27"/>
-          <w:lang w:eastAsia="es-MX"/>
-          <w14:ligatures w14:val="none"/>
-        </w:rPr>
-      </w:pPr>
-      <w:r>
-        <w:rPr>
-          <w:rFonts w:ascii="Times New Roman" w:eastAsia="Times New Roman" w:hAnsi="Times New Roman" w:cs="Times New Roman"/>
-          <w:b/>
-          <w:bCs/>
-          <w:kern w:val="0"/>
-          <w:sz w:val="27"/>
-          <w:szCs w:val="27"/>
-          <w:lang w:eastAsia="es-MX"/>
-          <w14:ligatures w14:val="none"/>
-        </w:rPr>
-        <w:t>Variables binarias</w:t>
-      </w:r>
-    </w:p>
-    <w:p>
-      <w:pPr>
-        <w:numPr>
-          <w:ilvl w:val="0"/>
-          <w:numId w:val="4"/>
-        </w:numPr>
-        <w:spacing w:before="100" w:beforeAutospacing="1" w:after="100" w:afterAutospacing="1" w:line="240" w:lineRule="auto"/>
-        <w:rPr>
-          <w:rFonts w:ascii="Times New Roman" w:eastAsia="Times New Roman" w:hAnsi="Times New Roman" w:cs="Times New Roman"/>
-          <w:kern w:val="0"/>
-          <w:lang w:eastAsia="es-MX"/>
-          <w14:ligatures w14:val="none"/>
-        </w:rPr>
-      </w:pPr>
-      <w:r>
-        <w:rPr>
-          <w:rFonts w:ascii="Times New Roman" w:eastAsia="Times New Roman" w:hAnsi="Times New Roman" w:cs="Times New Roman"/>
-          <w:kern w:val="0"/>
-          <w:lang w:eastAsia="es-MX"/>
-          <w14:ligatures w14:val="none"/>
-        </w:rPr>
-        <w:t>Gender</w:t>
-      </w:r>
-    </w:p>
-    <w:p>
-      <w:pPr>
-        <w:numPr>
-          <w:ilvl w:val="0"/>
-          <w:numId w:val="4"/>
-        </w:numPr>
-        <w:spacing w:before="100" w:beforeAutospacing="1" w:after="100" w:afterAutospacing="1" w:line="240" w:lineRule="auto"/>
-        <w:rPr>
-          <w:rFonts w:ascii="Times New Roman" w:eastAsia="Times New Roman" w:hAnsi="Times New Roman" w:cs="Times New Roman"/>
-          <w:kern w:val="0"/>
-          <w:lang w:eastAsia="es-MX"/>
-          <w14:ligatures w14:val="none"/>
-        </w:rPr>
-      </w:pPr>
-      <w:r>
-        <w:rPr>
-          <w:rFonts w:ascii="Times New Roman" w:eastAsia="Times New Roman" w:hAnsi="Times New Roman" w:cs="Times New Roman"/>
-          <w:kern w:val="0"/>
-          <w:lang w:eastAsia="es-MX"/>
-          <w14:ligatures w14:val="none"/>
-        </w:rPr>
-        <w:t>Own_car</w:t>
-      </w:r>
-    </w:p>
-    <w:p>
-      <w:pPr>
-        <w:numPr>
-          <w:ilvl w:val="0"/>
-          <w:numId w:val="4"/>
-        </w:numPr>
-        <w:spacing w:before="100" w:beforeAutospacing="1" w:after="100" w:afterAutospacing="1" w:line="240" w:lineRule="auto"/>
-        <w:rPr>
-          <w:rFonts w:ascii="Times New Roman" w:eastAsia="Times New Roman" w:hAnsi="Times New Roman" w:cs="Times New Roman"/>
-          <w:kern w:val="0"/>
-          <w:lang w:eastAsia="es-MX"/>
-          <w14:ligatures w14:val="none"/>
-        </w:rPr>
-      </w:pPr>
-      <w:r>
-        <w:rPr>
-          <w:rFonts w:ascii="Times New Roman" w:eastAsia="Times New Roman" w:hAnsi="Times New Roman" w:cs="Times New Roman"/>
-          <w:kern w:val="0"/>
-          <w:lang w:eastAsia="es-MX"/>
-          <w14:ligatures w14:val="none"/>
-        </w:rPr>
-        <w:t>Own_property</w:t>
-      </w:r>
-    </w:p>
-    <w:p>
-      <w:pPr>
-        <w:numPr>
-          <w:ilvl w:val="0"/>
-          <w:numId w:val="4"/>
-        </w:numPr>
-        <w:spacing w:before="100" w:beforeAutospacing="1" w:after="100" w:afterAutospacing="1" w:line="240" w:lineRule="auto"/>
-        <w:rPr>
-          <w:rFonts w:ascii="Times New Roman" w:eastAsia="Times New Roman" w:hAnsi="Times New Roman" w:cs="Times New Roman"/>
-          <w:kern w:val="0"/>
-          <w:lang w:eastAsia="es-MX"/>
-          <w14:ligatures w14:val="none"/>
-        </w:rPr>
-      </w:pPr>
-      <w:r>
-        <w:rPr>
-          <w:rFonts w:ascii="Times New Roman" w:eastAsia="Times New Roman" w:hAnsi="Times New Roman" w:cs="Times New Roman"/>
-          <w:kern w:val="0"/>
-          <w:lang w:eastAsia="es-MX"/>
-          <w14:ligatures w14:val="none"/>
-        </w:rPr>
-        <w:t>Work_phone</w:t>
-      </w:r>
-    </w:p>
-    <w:p>
-      <w:pPr>
-        <w:numPr>
-          <w:ilvl w:val="0"/>
-          <w:numId w:val="4"/>
-        </w:numPr>
-        <w:spacing w:before="100" w:beforeAutospacing="1" w:after="100" w:afterAutospacing="1" w:line="240" w:lineRule="auto"/>
-        <w:rPr>
-          <w:rFonts w:ascii="Times New Roman" w:eastAsia="Times New Roman" w:hAnsi="Times New Roman" w:cs="Times New Roman"/>
-          <w:kern w:val="0"/>
-          <w:lang w:eastAsia="es-MX"/>
-          <w14:ligatures w14:val="none"/>
-        </w:rPr>
-      </w:pPr>
-      <w:r>
-        <w:rPr>
-          <w:rFonts w:ascii="Times New Roman" w:eastAsia="Times New Roman" w:hAnsi="Times New Roman" w:cs="Times New Roman"/>
-          <w:kern w:val="0"/>
-          <w:lang w:eastAsia="es-MX"/>
-          <w14:ligatures w14:val="none"/>
-        </w:rPr>
-        <w:t>Phone</w:t>
-      </w:r>
-    </w:p>
-    <w:p>
-      <w:pPr>
-        <w:numPr>
-          <w:ilvl w:val="0"/>
-          <w:numId w:val="4"/>
-        </w:numPr>
-        <w:spacing w:before="100" w:beforeAutospacing="1" w:after="100" w:afterAutospacing="1" w:line="240" w:lineRule="auto"/>
-        <w:rPr>
-          <w:rFonts w:ascii="Times New Roman" w:eastAsia="Times New Roman" w:hAnsi="Times New Roman" w:cs="Times New Roman"/>
-          <w:kern w:val="0"/>
-          <w:lang w:eastAsia="es-MX"/>
-          <w14:ligatures w14:val="none"/>
-        </w:rPr>
-      </w:pPr>
-      <w:r>
-        <w:rPr>
-          <w:rFonts w:ascii="Times New Roman" w:eastAsia="Times New Roman" w:hAnsi="Times New Roman" w:cs="Times New Roman"/>
-          <w:kern w:val="0"/>
-          <w:lang w:eastAsia="es-MX"/>
-          <w14:ligatures w14:val="none"/>
-        </w:rPr>
-        <w:t>Email</w:t>
-      </w:r>
-    </w:p>
-    <w:p>
-      <w:pPr>
-        <w:numPr>
-          <w:ilvl w:val="0"/>
-          <w:numId w:val="4"/>
-        </w:numPr>
-        <w:spacing w:before="100" w:beforeAutospacing="1" w:after="100" w:afterAutospacing="1" w:line="240" w:lineRule="auto"/>
-        <w:rPr>
-          <w:rFonts w:ascii="Times New Roman" w:eastAsia="Times New Roman" w:hAnsi="Times New Roman" w:cs="Times New Roman"/>
-          <w:kern w:val="0"/>
-          <w:lang w:eastAsia="es-MX"/>
-          <w14:ligatures w14:val="none"/>
-        </w:rPr>
-      </w:pPr>
-      <w:r>
-        <w:rPr>
-          <w:rFonts w:ascii="Times New Roman" w:eastAsia="Times New Roman" w:hAnsi="Times New Roman" w:cs="Times New Roman"/>
-          <w:kern w:val="0"/>
-          <w:lang w:eastAsia="es-MX"/>
-          <w14:ligatures w14:val="none"/>
-        </w:rPr>
-        <w:t>Unemployed</w:t>
-      </w:r>
-    </w:p>
-    <w:p>
-      <w:pPr>
-        <w:spacing w:before="100" w:beforeAutospacing="1" w:after="100" w:afterAutospacing="1" w:line="240" w:lineRule="auto"/>
-        <w:outlineLvl w:val="2"/>
-        <w:rPr>
-          <w:rFonts w:ascii="Times New Roman" w:eastAsia="Times New Roman" w:hAnsi="Times New Roman" w:cs="Times New Roman"/>
-          <w:b/>
-          <w:bCs/>
-          <w:kern w:val="0"/>
-          <w:sz w:val="27"/>
-          <w:szCs w:val="27"/>
-          <w:lang w:eastAsia="es-MX"/>
-          <w14:ligatures w14:val="none"/>
-        </w:rPr>
-      </w:pPr>
-      <w:r>
-        <w:rPr>
-          <w:rFonts w:ascii="Times New Roman" w:eastAsia="Times New Roman" w:hAnsi="Times New Roman" w:cs="Times New Roman"/>
-          <w:b/>
-          <w:bCs/>
-          <w:kern w:val="0"/>
-          <w:sz w:val="27"/>
-          <w:szCs w:val="27"/>
-          <w:lang w:eastAsia="es-MX"/>
-          <w14:ligatures w14:val="none"/>
-        </w:rPr>
-        <w:t>Variable objetivo</w:t>
-      </w:r>
-    </w:p>
-    <w:p>
-      <w:pPr>
-        <w:numPr>
-          <w:ilvl w:val="0"/>
-          <w:numId w:val="5"/>
-        </w:numPr>
-        <w:spacing w:before="100" w:beforeAutospacing="1" w:after="100" w:afterAutospacing="1" w:line="240" w:lineRule="auto"/>
-        <w:rPr>
-          <w:rFonts w:ascii="Times New Roman" w:eastAsia="Times New Roman" w:hAnsi="Times New Roman" w:cs="Times New Roman"/>
-          <w:kern w:val="0"/>
-          <w:lang w:eastAsia="es-MX"/>
-          <w14:ligatures w14:val="none"/>
-        </w:rPr>
-      </w:pPr>
-      <w:r>
-        <w:rPr>
-          <w:rFonts w:ascii="Times New Roman" w:eastAsia="Times New Roman" w:hAnsi="Times New Roman" w:cs="Times New Roman"/>
-          <w:b/>
-          <w:bCs/>
-          <w:kern w:val="0"/>
-          <w:lang w:eastAsia="es-MX"/>
-          <w14:ligatures w14:val="none"/>
-        </w:rPr>
-        <w:t>Target</w:t>
-      </w:r>
-    </w:p>
-    <w:p>
-      <w:pPr>
-        <w:spacing w:after="0" w:line="240" w:lineRule="auto"/>
-        <w:rPr>
-          <w:rFonts w:ascii="Times New Roman" w:eastAsia="Times New Roman" w:hAnsi="Times New Roman" w:cs="Times New Roman"/>
-          <w:kern w:val="0"/>
-          <w:lang w:eastAsia="es-MX"/>
-          <w14:ligatures w14:val="none"/>
-        </w:rPr>
-      </w:pPr>
-      <w:r>
-        <w:rPr>
-          <w:rFonts w:ascii="Times New Roman" w:eastAsia="Times New Roman" w:hAnsi="Times New Roman" w:cs="Times New Roman"/>
-          <w:noProof/>
-          <w:kern w:val="0"/>
-          <w:lang w:eastAsia="es-MX"/>
-        </w:rPr>
-        <w:pict w14:anchorId="6EB7428E">
-          <v:rect id="_x0000_i1025" alt="" style="width:441.9pt;height:.05pt;mso-width-percent:0;mso-height-percent:0;mso-width-percent:0;mso-height-percent:0" o:hralign="center" o:hrstd="t" o:hr="t" fillcolor="#a0a0a0" stroked="f"/>
-        </w:pict>
-      </w:r>
-    </w:p>
-    <w:p/>
     <w:sectPr>
       <w:pgSz w:w="12240" w:h="15840"/>
       <w:pgMar w:top="1417" w:right="1701" w:bottom="1417" w:left="1701" w:header="720" w:footer="720" w:gutter="0"/>
@@ -3405,6 +5432,119 @@
     </w:lvl>
   </w:abstractNum>
   <w:abstractNum w:abstractNumId="3" w15:restartNumberingAfterBreak="0">
+    <w:nsid w:val="17B7065A"/>
+    <w:multiLevelType w:val="hybridMultilevel"/>
+    <w:tmpl w:val="AEF6C628"/>
+    <w:lvl w:ilvl="0" w:tplc="080A0001">
+      <w:start w:val="1"/>
+      <w:numFmt w:val="bullet"/>
+      <w:lvlText w:val=""/>
+      <w:lvlJc w:val="left"/>
+      <w:pPr>
+        <w:ind w:left="720" w:hanging="360"/>
+      </w:pPr>
+      <w:rPr>
+        <w:rFonts w:ascii="Symbol" w:hAnsi="Symbol" w:hint="default"/>
+      </w:rPr>
+    </w:lvl>
+    <w:lvl w:ilvl="1" w:tplc="080A0003" w:tentative="1">
+      <w:start w:val="1"/>
+      <w:numFmt w:val="bullet"/>
+      <w:lvlText w:val="o"/>
+      <w:lvlJc w:val="left"/>
+      <w:pPr>
+        <w:ind w:left="1440" w:hanging="360"/>
+      </w:pPr>
+      <w:rPr>
+        <w:rFonts w:ascii="Courier New" w:hAnsi="Courier New" w:cs="Courier New" w:hint="default"/>
+      </w:rPr>
+    </w:lvl>
+    <w:lvl w:ilvl="2" w:tplc="080A0005" w:tentative="1">
+      <w:start w:val="1"/>
+      <w:numFmt w:val="bullet"/>
+      <w:lvlText w:val=""/>
+      <w:lvlJc w:val="left"/>
+      <w:pPr>
+        <w:ind w:left="2160" w:hanging="360"/>
+      </w:pPr>
+      <w:rPr>
+        <w:rFonts w:ascii="Wingdings" w:hAnsi="Wingdings" w:hint="default"/>
+      </w:rPr>
+    </w:lvl>
+    <w:lvl w:ilvl="3" w:tplc="080A0001" w:tentative="1">
+      <w:start w:val="1"/>
+      <w:numFmt w:val="bullet"/>
+      <w:lvlText w:val=""/>
+      <w:lvlJc w:val="left"/>
+      <w:pPr>
+        <w:ind w:left="2880" w:hanging="360"/>
+      </w:pPr>
+      <w:rPr>
+        <w:rFonts w:ascii="Symbol" w:hAnsi="Symbol" w:hint="default"/>
+      </w:rPr>
+    </w:lvl>
+    <w:lvl w:ilvl="4" w:tplc="080A0003" w:tentative="1">
+      <w:start w:val="1"/>
+      <w:numFmt w:val="bullet"/>
+      <w:lvlText w:val="o"/>
+      <w:lvlJc w:val="left"/>
+      <w:pPr>
+        <w:ind w:left="3600" w:hanging="360"/>
+      </w:pPr>
+      <w:rPr>
+        <w:rFonts w:ascii="Courier New" w:hAnsi="Courier New" w:cs="Courier New" w:hint="default"/>
+      </w:rPr>
+    </w:lvl>
+    <w:lvl w:ilvl="5" w:tplc="080A0005" w:tentative="1">
+      <w:start w:val="1"/>
+      <w:numFmt w:val="bullet"/>
+      <w:lvlText w:val=""/>
+      <w:lvlJc w:val="left"/>
+      <w:pPr>
+        <w:ind w:left="4320" w:hanging="360"/>
+      </w:pPr>
+      <w:rPr>
+        <w:rFonts w:ascii="Wingdings" w:hAnsi="Wingdings" w:hint="default"/>
+      </w:rPr>
+    </w:lvl>
+    <w:lvl w:ilvl="6" w:tplc="080A0001" w:tentative="1">
+      <w:start w:val="1"/>
+      <w:numFmt w:val="bullet"/>
+      <w:lvlText w:val=""/>
+      <w:lvlJc w:val="left"/>
+      <w:pPr>
+        <w:ind w:left="5040" w:hanging="360"/>
+      </w:pPr>
+      <w:rPr>
+        <w:rFonts w:ascii="Symbol" w:hAnsi="Symbol" w:hint="default"/>
+      </w:rPr>
+    </w:lvl>
+    <w:lvl w:ilvl="7" w:tplc="080A0003" w:tentative="1">
+      <w:start w:val="1"/>
+      <w:numFmt w:val="bullet"/>
+      <w:lvlText w:val="o"/>
+      <w:lvlJc w:val="left"/>
+      <w:pPr>
+        <w:ind w:left="5760" w:hanging="360"/>
+      </w:pPr>
+      <w:rPr>
+        <w:rFonts w:ascii="Courier New" w:hAnsi="Courier New" w:cs="Courier New" w:hint="default"/>
+      </w:rPr>
+    </w:lvl>
+    <w:lvl w:ilvl="8" w:tplc="080A0005" w:tentative="1">
+      <w:start w:val="1"/>
+      <w:numFmt w:val="bullet"/>
+      <w:lvlText w:val=""/>
+      <w:lvlJc w:val="left"/>
+      <w:pPr>
+        <w:ind w:left="6480" w:hanging="360"/>
+      </w:pPr>
+      <w:rPr>
+        <w:rFonts w:ascii="Wingdings" w:hAnsi="Wingdings" w:hint="default"/>
+      </w:rPr>
+    </w:lvl>
+  </w:abstractNum>
+  <w:abstractNum w:abstractNumId="4" w15:restartNumberingAfterBreak="0">
     <w:nsid w:val="29793BE6"/>
     <w:multiLevelType w:val="multilevel"/>
     <w:tmpl w:val="3410AF3C"/>
@@ -3553,7 +5693,7 @@
       </w:rPr>
     </w:lvl>
   </w:abstractNum>
-  <w:abstractNum w:abstractNumId="4" w15:restartNumberingAfterBreak="0">
+  <w:abstractNum w:abstractNumId="5" w15:restartNumberingAfterBreak="0">
     <w:nsid w:val="39454C11"/>
     <w:multiLevelType w:val="multilevel"/>
     <w:tmpl w:val="B8C01096"/>
@@ -3702,7 +5842,7 @@
       </w:rPr>
     </w:lvl>
   </w:abstractNum>
-  <w:abstractNum w:abstractNumId="5" w15:restartNumberingAfterBreak="0">
+  <w:abstractNum w:abstractNumId="6" w15:restartNumberingAfterBreak="0">
     <w:nsid w:val="58C4195A"/>
     <w:multiLevelType w:val="multilevel"/>
     <w:tmpl w:val="44886A2A"/>
@@ -3851,7 +5991,156 @@
       </w:rPr>
     </w:lvl>
   </w:abstractNum>
-  <w:abstractNum w:abstractNumId="6" w15:restartNumberingAfterBreak="0">
+  <w:abstractNum w:abstractNumId="7" w15:restartNumberingAfterBreak="0">
+    <w:nsid w:val="6A3C4947"/>
+    <w:multiLevelType w:val="multilevel"/>
+    <w:tmpl w:val="D2C0A546"/>
+    <w:lvl w:ilvl="0">
+      <w:start w:val="1"/>
+      <w:numFmt w:val="bullet"/>
+      <w:lvlText w:val=""/>
+      <w:lvlJc w:val="left"/>
+      <w:pPr>
+        <w:tabs>
+          <w:tab w:val="num" w:pos="720"/>
+        </w:tabs>
+        <w:ind w:left="720" w:hanging="360"/>
+      </w:pPr>
+      <w:rPr>
+        <w:rFonts w:ascii="Symbol" w:hAnsi="Symbol" w:hint="default"/>
+        <w:sz w:val="20"/>
+      </w:rPr>
+    </w:lvl>
+    <w:lvl w:ilvl="1" w:tentative="1">
+      <w:start w:val="1"/>
+      <w:numFmt w:val="bullet"/>
+      <w:lvlText w:val="o"/>
+      <w:lvlJc w:val="left"/>
+      <w:pPr>
+        <w:tabs>
+          <w:tab w:val="num" w:pos="1440"/>
+        </w:tabs>
+        <w:ind w:left="1440" w:hanging="360"/>
+      </w:pPr>
+      <w:rPr>
+        <w:rFonts w:ascii="Courier New" w:hAnsi="Courier New" w:hint="default"/>
+        <w:sz w:val="20"/>
+      </w:rPr>
+    </w:lvl>
+    <w:lvl w:ilvl="2" w:tentative="1">
+      <w:start w:val="1"/>
+      <w:numFmt w:val="bullet"/>
+      <w:lvlText w:val=""/>
+      <w:lvlJc w:val="left"/>
+      <w:pPr>
+        <w:tabs>
+          <w:tab w:val="num" w:pos="2160"/>
+        </w:tabs>
+        <w:ind w:left="2160" w:hanging="360"/>
+      </w:pPr>
+      <w:rPr>
+        <w:rFonts w:ascii="Wingdings" w:hAnsi="Wingdings" w:hint="default"/>
+        <w:sz w:val="20"/>
+      </w:rPr>
+    </w:lvl>
+    <w:lvl w:ilvl="3" w:tentative="1">
+      <w:start w:val="1"/>
+      <w:numFmt w:val="bullet"/>
+      <w:lvlText w:val=""/>
+      <w:lvlJc w:val="left"/>
+      <w:pPr>
+        <w:tabs>
+          <w:tab w:val="num" w:pos="2880"/>
+        </w:tabs>
+        <w:ind w:left="2880" w:hanging="360"/>
+      </w:pPr>
+      <w:rPr>
+        <w:rFonts w:ascii="Wingdings" w:hAnsi="Wingdings" w:hint="default"/>
+        <w:sz w:val="20"/>
+      </w:rPr>
+    </w:lvl>
+    <w:lvl w:ilvl="4" w:tentative="1">
+      <w:start w:val="1"/>
+      <w:numFmt w:val="bullet"/>
+      <w:lvlText w:val=""/>
+      <w:lvlJc w:val="left"/>
+      <w:pPr>
+        <w:tabs>
+          <w:tab w:val="num" w:pos="3600"/>
+        </w:tabs>
+        <w:ind w:left="3600" w:hanging="360"/>
+      </w:pPr>
+      <w:rPr>
+        <w:rFonts w:ascii="Wingdings" w:hAnsi="Wingdings" w:hint="default"/>
+        <w:sz w:val="20"/>
+      </w:rPr>
+    </w:lvl>
+    <w:lvl w:ilvl="5" w:tentative="1">
+      <w:start w:val="1"/>
+      <w:numFmt w:val="bullet"/>
+      <w:lvlText w:val=""/>
+      <w:lvlJc w:val="left"/>
+      <w:pPr>
+        <w:tabs>
+          <w:tab w:val="num" w:pos="4320"/>
+        </w:tabs>
+        <w:ind w:left="4320" w:hanging="360"/>
+      </w:pPr>
+      <w:rPr>
+        <w:rFonts w:ascii="Wingdings" w:hAnsi="Wingdings" w:hint="default"/>
+        <w:sz w:val="20"/>
+      </w:rPr>
+    </w:lvl>
+    <w:lvl w:ilvl="6" w:tentative="1">
+      <w:start w:val="1"/>
+      <w:numFmt w:val="bullet"/>
+      <w:lvlText w:val=""/>
+      <w:lvlJc w:val="left"/>
+      <w:pPr>
+        <w:tabs>
+          <w:tab w:val="num" w:pos="5040"/>
+        </w:tabs>
+        <w:ind w:left="5040" w:hanging="360"/>
+      </w:pPr>
+      <w:rPr>
+        <w:rFonts w:ascii="Wingdings" w:hAnsi="Wingdings" w:hint="default"/>
+        <w:sz w:val="20"/>
+      </w:rPr>
+    </w:lvl>
+    <w:lvl w:ilvl="7" w:tentative="1">
+      <w:start w:val="1"/>
+      <w:numFmt w:val="bullet"/>
+      <w:lvlText w:val=""/>
+      <w:lvlJc w:val="left"/>
+      <w:pPr>
+        <w:tabs>
+          <w:tab w:val="num" w:pos="5760"/>
+        </w:tabs>
+        <w:ind w:left="5760" w:hanging="360"/>
+      </w:pPr>
+      <w:rPr>
+        <w:rFonts w:ascii="Wingdings" w:hAnsi="Wingdings" w:hint="default"/>
+        <w:sz w:val="20"/>
+      </w:rPr>
+    </w:lvl>
+    <w:lvl w:ilvl="8" w:tentative="1">
+      <w:start w:val="1"/>
+      <w:numFmt w:val="bullet"/>
+      <w:lvlText w:val=""/>
+      <w:lvlJc w:val="left"/>
+      <w:pPr>
+        <w:tabs>
+          <w:tab w:val="num" w:pos="6480"/>
+        </w:tabs>
+        <w:ind w:left="6480" w:hanging="360"/>
+      </w:pPr>
+      <w:rPr>
+        <w:rFonts w:ascii="Wingdings" w:hAnsi="Wingdings" w:hint="default"/>
+        <w:sz w:val="20"/>
+      </w:rPr>
+    </w:lvl>
+  </w:abstractNum>
+  <w:abstractNum w:abstractNumId="8" w15:restartNumberingAfterBreak="0">
     <w:nsid w:val="7B8C0D42"/>
     <w:multiLevelType w:val="multilevel"/>
     <w:tmpl w:val="90B056CA"/>
@@ -4001,7 +6290,7 @@
     </w:lvl>
   </w:abstractNum>
   <w:num w:numId="1" w16cid:durableId="331032923">
-    <w:abstractNumId w:val="5"/>
+    <w:abstractNumId w:val="6"/>
   </w:num>
   <w:num w:numId="2" w16cid:durableId="161824885">
     <w:abstractNumId w:val="1"/>
@@ -4010,16 +6299,22 @@
     <w:abstractNumId w:val="0"/>
   </w:num>
   <w:num w:numId="4" w16cid:durableId="502160643">
-    <w:abstractNumId w:val="3"/>
+    <w:abstractNumId w:val="4"/>
   </w:num>
   <w:num w:numId="5" w16cid:durableId="845097283">
     <w:abstractNumId w:val="2"/>
   </w:num>
   <w:num w:numId="6" w16cid:durableId="1344939697">
-    <w:abstractNumId w:val="4"/>
+    <w:abstractNumId w:val="5"/>
   </w:num>
   <w:num w:numId="7" w16cid:durableId="2099057883">
-    <w:abstractNumId w:val="6"/>
+    <w:abstractNumId w:val="8"/>
+  </w:num>
+  <w:num w:numId="8" w16cid:durableId="23138823">
+    <w:abstractNumId w:val="7"/>
+  </w:num>
+  <w:num w:numId="9" w16cid:durableId="24252463">
+    <w:abstractNumId w:val="3"/>
   </w:num>
 </w:numbering>
 </file>
@@ -4965,6 +7260,19 @@
       <w:bCs/>
     </w:rPr>
   </w:style>
+  <w:style w:type="character" w:styleId="CdigoHTML">
+    <w:name w:val="HTML Code"/>
+    <w:basedOn w:val="Fuentedeprrafopredeter"/>
+    <w:uiPriority w:val="99"/>
+    <w:semiHidden/>
+    <w:unhideWhenUsed/>
+    <w:rsid w:val="009B2C8B"/>
+    <w:rPr>
+      <w:rFonts w:ascii="Courier New" w:eastAsia="Times New Roman" w:hAnsi="Courier New" w:cs="Courier New"/>
+      <w:sz w:val="20"/>
+      <w:szCs w:val="20"/>
+    </w:rPr>
+  </w:style>
 </w:styles>
 </file>
 
